--- a/docs/01_프로젝트_기획서.docx
+++ b/docs/01_프로젝트_기획서.docx
@@ -257,7 +257,39 @@
                 <w:rFonts w:ascii="맑은 고딕" w:hAnsi="맑은 고딕" w:eastAsia="맑은 고딕"/>
                 <w:sz w:val="19"/>
               </w:rPr>
-              <w:t>초안 v0.1 — 수강생 제출 자료 기반</w:t>
+              <w:t>초안 v0.2 — 수강생 답변 반영 (2026-09-28 패들릿 댓글, 10장 3·4·5·6·7번)</w:t>
+            </w:r>
+          </w:p>
+        </w:tc>
+      </w:tr>
+      <w:tr>
+        <w:tc>
+          <w:tcPr>
+            <w:tcW w:type="dxa" w:w="4320"/>
+          </w:tcPr>
+          <w:p>
+            <w:r/>
+            <w:r>
+              <w:rPr>
+                <w:rFonts w:ascii="맑은 고딕" w:hAnsi="맑은 고딕" w:eastAsia="맑은 고딕"/>
+                <w:sz w:val="19"/>
+              </w:rPr>
+              <w:t>이전 판</w:t>
+            </w:r>
+          </w:p>
+        </w:tc>
+        <w:tc>
+          <w:tcPr>
+            <w:tcW w:type="dxa" w:w="4320"/>
+          </w:tcPr>
+          <w:p>
+            <w:r/>
+            <w:r>
+              <w:rPr>
+                <w:rFonts w:ascii="맑은 고딕" w:hAnsi="맑은 고딕" w:eastAsia="맑은 고딕"/>
+                <w:sz w:val="19"/>
+              </w:rPr>
+              <w:t>초안 v0.1 — 수강생 제출 자료 기반 (2026-09-28)</w:t>
             </w:r>
           </w:p>
         </w:tc>
@@ -419,7 +451,22 @@
           <w:rFonts w:ascii="맑은 고딕" w:hAnsi="맑은 고딕" w:eastAsia="맑은 고딕"/>
           <w:sz w:val="21"/>
         </w:rPr>
-        <w:t>제출 PRD(Gemini 작성본)에 적힌 목표치: PS 담당자 리소스 30% 이상 절감, 현장 정비 데이터 100% 디지털화, AI 답변 응답 3초 이내. 이 수치는 생성형 AI가 작성한 문서에 들어 있던 값이므로 수강생 확인이 필요합니다(10장).</w:t>
+        <w:t xml:space="preserve">목표치: PS 담당자 리소스 30% 이상 절감, 현장 정비 데이터 100% 디지털화, AI 답변 응답 3초 이내. 제출 PRD(Gemini 작성본)에 있던 값이며, </w:t>
+      </w:r>
+      <w:r>
+        <w:rPr>
+          <w:rFonts w:ascii="맑은 고딕" w:hAnsi="맑은 고딕" w:eastAsia="맑은 고딕"/>
+          <w:b/>
+          <w:sz w:val="21"/>
+        </w:rPr>
+        <w:t>수강생이 실제 목표치로 사용하기로 확인했습니다</w:t>
+      </w:r>
+      <w:r>
+        <w:rPr>
+          <w:rFonts w:ascii="맑은 고딕" w:hAnsi="맑은 고딕" w:eastAsia="맑은 고딕"/>
+          <w:sz w:val="21"/>
+        </w:rPr>
+        <w:t>(2026-09-28). 다만 현재 상태를 수치화할 수 없어 기준값(현재 문의 건수·PS 투입 시간 등)은 없습니다. 도구가 쌓는 문의·회신·조치 결과 기록(ref_no 단위)으로 운영 뒤 기준값을 측정해 달성 여부를 봅니다.</w:t>
       </w:r>
     </w:p>
     <w:p>
@@ -672,7 +719,15 @@
                 <w:rFonts w:ascii="맑은 고딕" w:hAnsi="맑은 고딕" w:eastAsia="맑은 고딕"/>
                 <w:sz w:val="19"/>
               </w:rPr>
-              <w:t>표 — ref_no, status, reg_date, reg_id, model, serial_no, o_hour, type_cd, system_cat</w:t>
+              <w:t xml:space="preserve">표 — ref_no, status, reg_date, reg_id, model, serial_no, o_hour, type_cd, system_cat, </w:t>
+            </w:r>
+            <w:r>
+              <w:rPr>
+                <w:rFonts w:ascii="맑은 고딕" w:hAnsi="맑은 고딕" w:eastAsia="맑은 고딕"/>
+                <w:b/>
+                <w:sz w:val="19"/>
+              </w:rPr>
+              <w:t>action_content(조치 내용), complete_date(완료일)</w:t>
             </w:r>
           </w:p>
         </w:tc>
@@ -702,7 +757,7 @@
                 <w:rFonts w:ascii="맑은 고딕" w:hAnsi="맑은 고딕" w:eastAsia="맑은 고딕"/>
                 <w:sz w:val="19"/>
               </w:rPr>
-              <w:t>serial_no(호기)·가동시간 포함</w:t>
+              <w:t>serial_no(호기)·가동시간 포함. 조치 내용·완료일은 수강생 확인(2026-09-28)으로 추가한 필드 — 종료(Completed) 때 기록</w:t>
             </w:r>
           </w:p>
         </w:tc>
@@ -764,7 +819,7 @@
                 <w:rFonts w:ascii="맑은 고딕" w:hAnsi="맑은 고딕" w:eastAsia="맑은 고딕"/>
                 <w:sz w:val="19"/>
               </w:rPr>
-              <w:t>s_image는 파일명을 'ref_no_일련번호'로 저장</w:t>
+              <w:t>s_image는 파일명을 'ref_no_일련번호'로 저장. 첨부는 제출 1회마다 사진 최대 5장·영상 1개(1분 이하) — 수강생 확인(2026-09-28)</w:t>
             </w:r>
           </w:p>
         </w:tc>
@@ -1044,7 +1099,7 @@
                 <w:rFonts w:ascii="맑은 고딕" w:hAnsi="맑은 고딕" w:eastAsia="맑은 고딕"/>
                 <w:sz w:val="19"/>
               </w:rPr>
-              <w:t>type_cd 3종: Troubleshooting(고장진단)·Maintenance(유지보수)·Specification(제원) / system_cat 8종: Transmission·Engine·Electric·Hydraulic·Drive Axle·Steering Axle·Cabin·HVAC / status 3종: Submitted(접수, 빨강)·Answered(회신, 파랑)·Completed(종료, 검정) / territory_cd: 경기·경남·전라·충청·강원·Direct Sales·Europe·North America·South America·Middle East·Africa·Asia·Oceania</w:t>
+              <w:t>type_cd 3종: Troubleshooting(고장진단)·Maintenance(유지보수)·Specification(제원) — 원본 오타 「Specificatio」는 「Specification」으로 통일(수강생 확인 2026-09-28) / system_cat 8종: Transmission·Engine·Electric·Hydraulic·Drive Axle·Steering Axle·Cabin·HVAC / status 3종: Submitted(접수, 빨강)·Answered(회신, 파랑)·Completed(종료, 검정) / territory_cd: 경기·경남·전라·충청·강원·Direct Sales·Europe·North America·South America·Middle East·Africa·Asia·Oceania</w:t>
             </w:r>
           </w:p>
         </w:tc>
@@ -1228,7 +1283,7 @@
           <w:rFonts w:ascii="맑은 고딕" w:hAnsi="맑은 고딕" w:eastAsia="맑은 고딕"/>
           <w:sz w:val="21"/>
         </w:rPr>
-        <w:t>: 정비사가 정해진 양식(드롭다운 중심)으로 문의를 등록하고 사진·영상을 첨부합니다. 모델은 소스등록에 있는 모델만 입력 가능하며, 없으면 팝업으로 안내합니다.</w:t>
+        <w:t>: 정비사가 정해진 양식(드롭다운 중심)으로 문의를 등록하고 사진·영상을 첨부합니다(제출 1회마다 사진 최대 5장·영상 1개 1분 이하). 모델은 소스등록에 있는 모델만 입력 가능하며, 없으면 팝업으로 안내합니다.</w:t>
       </w:r>
     </w:p>
     <w:p>
@@ -1269,6 +1324,26 @@
           <w:sz w:val="21"/>
         </w:rPr>
         <w:t>: 모델별 매뉴얼 소스에서 AI가 답변과 근거(매뉴얼명·페이지)를 생성합니다. 답할 수 없으면 관리자에게 메일로 넘깁니다.</w:t>
+      </w:r>
+    </w:p>
+    <w:p>
+      <w:pPr>
+        <w:pStyle w:val="ListBullet"/>
+      </w:pPr>
+      <w:r>
+        <w:rPr>
+          <w:rFonts w:ascii="맑은 고딕" w:hAnsi="맑은 고딕" w:eastAsia="맑은 고딕"/>
+          <w:b/>
+          <w:sz w:val="21"/>
+        </w:rPr>
+        <w:t>종료</w:t>
+      </w:r>
+      <w:r>
+        <w:rPr>
+          <w:rFonts w:ascii="맑은 고딕" w:hAnsi="맑은 고딕" w:eastAsia="맑은 고딕"/>
+          <w:sz w:val="21"/>
+        </w:rPr>
+        <w:t>: 해결되면 정비사가 조치 내용·완료일을 적고 종료(Completed)합니다. 종료한 건은 다시 열지 않고, 추가 문의는 새 지원 요청으로 접수합니다.</w:t>
       </w:r>
     </w:p>
     <w:p>
@@ -1408,7 +1483,22 @@
                 <w:rFonts w:ascii="맑은 고딕" w:hAnsi="맑은 고딕" w:eastAsia="맑은 고딕"/>
                 <w:sz w:val="19"/>
               </w:rPr>
-              <w:t>ID/비밀번호 로그인, 한글/영어 전환. 권한 USER/ADMIN</w:t>
+              <w:t xml:space="preserve">ID/비밀번호 로그인, 한글/영어 전환(언어는 </w:t>
+            </w:r>
+            <w:r>
+              <w:rPr>
+                <w:rFonts w:ascii="맑은 고딕" w:hAnsi="맑은 고딕" w:eastAsia="맑은 고딕"/>
+                <w:b/>
+                <w:sz w:val="19"/>
+              </w:rPr>
+              <w:t>국문/영어 2종으로 확정</w:t>
+            </w:r>
+            <w:r>
+              <w:rPr>
+                <w:rFonts w:ascii="맑은 고딕" w:hAnsi="맑은 고딕" w:eastAsia="맑은 고딕"/>
+                <w:sz w:val="19"/>
+              </w:rPr>
+              <w:t>, 수강생 확인 2026-09-28). 권한 USER/ADMIN</w:t>
             </w:r>
           </w:p>
         </w:tc>
@@ -1455,7 +1545,22 @@
                 <w:rFonts w:ascii="맑은 고딕" w:hAnsi="맑은 고딕" w:eastAsia="맑은 고딕"/>
                 <w:sz w:val="19"/>
               </w:rPr>
-              <w:t>모델·호기·가동시간·유형·구분·현상·요청사항 입력, 사진/영상 첨부, 제출 시 ref_no 자동 부여, 상태 Submitted</w:t>
+              <w:t>모델·호기·가동시간·유형·구분·현상·요청사항 입력, 사진/영상 첨부(</w:t>
+            </w:r>
+            <w:r>
+              <w:rPr>
+                <w:rFonts w:ascii="맑은 고딕" w:hAnsi="맑은 고딕" w:eastAsia="맑은 고딕"/>
+                <w:b/>
+                <w:sz w:val="19"/>
+              </w:rPr>
+              <w:t>제출 1회마다 사진 최대 5장·영상 1개, 영상은 1분 이하</w:t>
+            </w:r>
+            <w:r>
+              <w:rPr>
+                <w:rFonts w:ascii="맑은 고딕" w:hAnsi="맑은 고딕" w:eastAsia="맑은 고딕"/>
+                <w:sz w:val="19"/>
+              </w:rPr>
+              <w:t xml:space="preserve"> — 수강생 확인 2026-09-28), 제출 시 ref_no 자동 부여, 상태 Submitted</w:t>
             </w:r>
           </w:p>
         </w:tc>
@@ -1925,7 +2030,22 @@
                 <w:rFonts w:ascii="맑은 고딕" w:hAnsi="맑은 고딕" w:eastAsia="맑은 고딕"/>
                 <w:sz w:val="19"/>
               </w:rPr>
-              <w:t>수리 완료 후 최종 조치 내용·완료 사진 등록(PRD에서는 미등록 시 신규 문의 제한 제안)</w:t>
+              <w:t xml:space="preserve">수리 완료 후 </w:t>
+            </w:r>
+            <w:r>
+              <w:rPr>
+                <w:rFonts w:ascii="맑은 고딕" w:hAnsi="맑은 고딕" w:eastAsia="맑은 고딕"/>
+                <w:b/>
+                <w:sz w:val="19"/>
+              </w:rPr>
+              <w:t>조치 내용(action_content)·완료일(complete_date)</w:t>
+            </w:r>
+            <w:r>
+              <w:rPr>
+                <w:rFonts w:ascii="맑은 고딕" w:hAnsi="맑은 고딕" w:eastAsia="맑은 고딕"/>
+                <w:sz w:val="19"/>
+              </w:rPr>
+              <w:t xml:space="preserve"> 을 적고 종료. 필드는 수강생 확인(2026-09-28)으로 확정. 완료 사진은 미확정(10장 6번). PRD의 「미등록 시 신규 문의 제한」은 적용하지 않음</w:t>
             </w:r>
           </w:p>
         </w:tc>
@@ -1940,7 +2060,7 @@
                 <w:rFonts w:ascii="맑은 고딕" w:hAnsi="맑은 고딕" w:eastAsia="맑은 고딕"/>
                 <w:sz w:val="19"/>
               </w:rPr>
-              <w:t>확장</w:t>
+              <w:t>MVP(2026-09-28 반영)</w:t>
             </w:r>
           </w:p>
         </w:tc>
@@ -2098,7 +2218,7 @@
                 <w:rFonts w:ascii="맑은 고딕" w:hAnsi="맑은 고딕" w:eastAsia="맑은 고딕"/>
                 <w:sz w:val="19"/>
               </w:rPr>
-              <w:t>음성 입력(STT)·다국어 번역</w:t>
+              <w:t>음성 입력(STT)</w:t>
             </w:r>
           </w:p>
         </w:tc>
@@ -2113,7 +2233,7 @@
                 <w:rFonts w:ascii="맑은 고딕" w:hAnsi="맑은 고딕" w:eastAsia="맑은 고딕"/>
                 <w:sz w:val="19"/>
               </w:rPr>
-              <w:t>현상 입력 음성 지원, 다국어 문의 번역</w:t>
+              <w:t>현상 입력 음성 지원. 다국어 번역은 언어가 국문/영어 2종으로 확정되어 범위에서 뺌</w:t>
             </w:r>
           </w:p>
         </w:tc>
@@ -2685,6 +2805,18 @@
           <w:rFonts w:ascii="맑은 고딕" w:hAnsi="맑은 고딕" w:eastAsia="맑은 고딕"/>
           <w:sz w:val="21"/>
         </w:rPr>
+        <w:t>(2026-09-28 수강생 답변 반영) 조치 결과 등록(조치 내용·완료일) 후 종료, 첨부 제한(사진 5장·영상 1개 1분 이하) 검사.</w:t>
+      </w:r>
+    </w:p>
+    <w:p>
+      <w:pPr>
+        <w:pStyle w:val="ListBullet"/>
+      </w:pPr>
+      <w:r>
+        <w:rPr>
+          <w:rFonts w:ascii="맑은 고딕" w:hAnsi="맑은 고딕" w:eastAsia="맑은 고딕"/>
+          <w:sz w:val="21"/>
+        </w:rPr>
         <w:t>AI 회신 칸: 접수 내용으로 제목·요약·회신 초안을 만들 프롬프트를 자동 생성해 주고, NotebookLM/Dify 답변을 붙여 넣어 저장하는 반자동 방식.</w:t>
       </w:r>
     </w:p>
@@ -2765,7 +2897,7 @@
           <w:rFonts w:ascii="맑은 고딕" w:hAnsi="맑은 고딕" w:eastAsia="맑은 고딕"/>
           <w:sz w:val="21"/>
         </w:rPr>
-        <w:t>조치 결과 등록(Closed-Loop), 현장 용어 사전, 다국어·STT.</w:t>
+        <w:t>조치 결과에 완료 사진 추가(필드 확정 시), 현장 용어 사전, STT(언어는 국문/영어 2종 유지).</w:t>
       </w:r>
     </w:p>
     <w:p>
@@ -2815,7 +2947,7 @@
           <w:rFonts w:ascii="맑은 고딕" w:hAnsi="맑은 고딕" w:eastAsia="맑은 고딕"/>
           <w:sz w:val="21"/>
         </w:rPr>
-        <w:t>매뉴얼로 답할 수 있는 단순·반복 문의를 AI가 먼저 처리해 PS 담당자가 어려운 건에 집중할 수 있습니다(제출 PRD 목표: PS 담당자 리소스 30% 이상 절감 — 확인 필요).</w:t>
+        <w:t>매뉴얼로 답할 수 있는 단순·반복 문의를 AI가 먼저 처리해 PS 담당자가 어려운 건에 집중할 수 있습니다(목표: PS 담당자 리소스 30% 이상 절감 — 수강생이 실제 목표치로 확인, 기준값은 운영 뒤 측정).</w:t>
       </w:r>
     </w:p>
     <w:p>
@@ -2937,7 +3069,34 @@
           <w:rFonts w:ascii="맑은 고딕" w:hAnsi="맑은 고딕" w:eastAsia="맑은 고딕"/>
           <w:sz w:val="21"/>
         </w:rPr>
-        <w:t>: PRD의 "30% 이상 절감", "100% 디지털화", "3초 이내"는 생성형 AI 문서에 들어간 값입니다. 실제 목표로 쓸지, 현재 문의 건수·PS 인원 등 기준값이 있는지.</w:t>
+        <w:t xml:space="preserve"> — </w:t>
+      </w:r>
+      <w:r>
+        <w:rPr>
+          <w:rFonts w:ascii="맑은 고딕" w:hAnsi="맑은 고딕" w:eastAsia="맑은 고딕"/>
+          <w:b/>
+          <w:sz w:val="21"/>
+        </w:rPr>
+        <w:t>확인됨(2026-09-28)</w:t>
+      </w:r>
+      <w:r>
+        <w:rPr>
+          <w:rFonts w:ascii="맑은 고딕" w:hAnsi="맑은 고딕" w:eastAsia="맑은 고딕"/>
+          <w:sz w:val="21"/>
+        </w:rPr>
+        <w:t>: 「실제 목표치로 사용해도 문제는 없을 것 같습니다. 현재의 상태를 수치화 할 수 없기에 목표치를 구체화 하기 어렵습니다.」 → 2장 목표치로 확정. 기준값은 없으므로 운영 기록으로 측정합니다.</w:t>
+      </w:r>
+    </w:p>
+    <w:p>
+      <w:pPr>
+        <w:pStyle w:val="ListBullet2"/>
+      </w:pPr>
+      <w:r>
+        <w:rPr>
+          <w:rFonts w:ascii="맑은 고딕" w:hAnsi="맑은 고딕" w:eastAsia="맑은 고딕"/>
+          <w:sz w:val="21"/>
+        </w:rPr>
+        <w:t>(원 질문) PRD의 "30% 이상 절감", "100% 디지털화", "3초 이내"는 생성형 AI 문서에 들어간 값입니다. 실제 목표로 쓸지, 현재 문의 건수·PS 인원 등 기준값이 있는지.</w:t>
       </w:r>
     </w:p>
     <w:p>
@@ -2957,7 +3116,34 @@
           <w:rFonts w:ascii="맑은 고딕" w:hAnsi="맑은 고딕" w:eastAsia="맑은 고딕"/>
           <w:sz w:val="21"/>
         </w:rPr>
-        <w:t>: 1차 사용자가 국내 딜러(경기·경남 등)인지 해외 법인까지인지, 언어는 한글/영어 2종으로 충분한지.</w:t>
+        <w:t xml:space="preserve"> — </w:t>
+      </w:r>
+      <w:r>
+        <w:rPr>
+          <w:rFonts w:ascii="맑은 고딕" w:hAnsi="맑은 고딕" w:eastAsia="맑은 고딕"/>
+          <w:b/>
+          <w:sz w:val="21"/>
+        </w:rPr>
+        <w:t>확인됨(2026-09-28)</w:t>
+      </w:r>
+      <w:r>
+        <w:rPr>
+          <w:rFonts w:ascii="맑은 고딕" w:hAnsi="맑은 고딕" w:eastAsia="맑은 고딕"/>
+          <w:sz w:val="21"/>
+        </w:rPr>
+        <w:t>: 「사용자 범위는 국문/영어 두가지만 가져가면 됩니다.」 → 화면 언어는 한글/영어 2종으로 확정, 다국어 번역은 범위에서 뺍니다. 국내 딜러·해외 법인 구분은 답에 따로 없어, territory_cd 코드값(국내 5·해외 8)을 그대로 둡니다.</w:t>
+      </w:r>
+    </w:p>
+    <w:p>
+      <w:pPr>
+        <w:pStyle w:val="ListBullet2"/>
+      </w:pPr>
+      <w:r>
+        <w:rPr>
+          <w:rFonts w:ascii="맑은 고딕" w:hAnsi="맑은 고딕" w:eastAsia="맑은 고딕"/>
+          <w:sz w:val="21"/>
+        </w:rPr>
+        <w:t>(원 질문) 1차 사용자가 국내 딜러(경기·경남 등)인지 해외 법인까지인지, 언어는 한글/영어 2종으로 충분한지.</w:t>
       </w:r>
     </w:p>
     <w:p>
@@ -2977,7 +3163,34 @@
           <w:rFonts w:ascii="맑은 고딕" w:hAnsi="맑은 고딕" w:eastAsia="맑은 고딕"/>
           <w:sz w:val="21"/>
         </w:rPr>
-        <w:t>: 09-08 초안(primary_id·Image O/X·Reference Data 시트)과 09-28 최신본(serial_no·o_hour 추가, 문의/회신 분리) 중 최신본 기준으로 가도 되는지. type_cd 오타 "Specificatio" → "Specification"으로 통일해도 되는지.</w:t>
+        <w:t xml:space="preserve"> — </w:t>
+      </w:r>
+      <w:r>
+        <w:rPr>
+          <w:rFonts w:ascii="맑은 고딕" w:hAnsi="맑은 고딕" w:eastAsia="맑은 고딕"/>
+          <w:b/>
+          <w:sz w:val="21"/>
+        </w:rPr>
+        <w:t>확인됨(2026-09-28)</w:t>
+      </w:r>
+      <w:r>
+        <w:rPr>
+          <w:rFonts w:ascii="맑은 고딕" w:hAnsi="맑은 고딕" w:eastAsia="맑은 고딕"/>
+          <w:sz w:val="21"/>
+        </w:rPr>
+        <w:t>: 「"Specification"으로 통일」 → 코드값·화면·엑셀 내보내기 모두 Specification, 옛 엑셀의 오타 표기는 가져올 때 자동으로 고칩니다. 최신본(09-28) 기준 여부는 따로 답이 없어 지금처럼 최신본 기준으로 진행합니다.</w:t>
+      </w:r>
+    </w:p>
+    <w:p>
+      <w:pPr>
+        <w:pStyle w:val="ListBullet2"/>
+      </w:pPr>
+      <w:r>
+        <w:rPr>
+          <w:rFonts w:ascii="맑은 고딕" w:hAnsi="맑은 고딕" w:eastAsia="맑은 고딕"/>
+          <w:sz w:val="21"/>
+        </w:rPr>
+        <w:t>(원 질문) 09-08 초안(primary_id·Image O/X·Reference Data 시트)과 09-28 최신본(serial_no·o_hour 추가, 문의/회신 분리) 중 최신본 기준으로 가도 되는지. type_cd 오타 "Specificatio" → "Specification"으로 통일해도 되는지.</w:t>
       </w:r>
     </w:p>
     <w:p>
@@ -2997,7 +3210,49 @@
           <w:rFonts w:ascii="맑은 고딕" w:hAnsi="맑은 고딕" w:eastAsia="맑은 고딕"/>
           <w:sz w:val="21"/>
         </w:rPr>
-        <w:t>: 수강생 원 요구(01 문서 프롬프트)에는 수리 완료 후 결과 등록이 있으나 최신 DB에는 조치 결과 필드가 없습니다. 추가할 필드(조치 내용, 완료 사진, 완료일 등)를 확정해야 합니다.</w:t>
+        <w:t xml:space="preserve"> — </w:t>
+      </w:r>
+      <w:r>
+        <w:rPr>
+          <w:rFonts w:ascii="맑은 고딕" w:hAnsi="맑은 고딕" w:eastAsia="맑은 고딕"/>
+          <w:b/>
+          <w:sz w:val="21"/>
+        </w:rPr>
+        <w:t>확인됨(2026-09-28)</w:t>
+      </w:r>
+      <w:r>
+        <w:rPr>
+          <w:rFonts w:ascii="맑은 고딕" w:hAnsi="맑은 고딕" w:eastAsia="맑은 고딕"/>
+          <w:sz w:val="21"/>
+        </w:rPr>
+        <w:t xml:space="preserve">: 「추가할 필드(조치 내용, 완료일 등)으로 확정하겠습니다.」 → 등록(Main Data)에 action_content(조치 내용)·complete_date(완료일)를 추가했습니다. 종료할 때 조치 내용은 필수, 완료일은 등록일~오늘 사이(비우면 오늘). 두 필드가 없는 옛 엑셀도 그대로 읽힙니다. </w:t>
+      </w:r>
+      <w:r>
+        <w:rPr>
+          <w:rFonts w:ascii="맑은 고딕" w:hAnsi="맑은 고딕" w:eastAsia="맑은 고딕"/>
+          <w:b/>
+          <w:sz w:val="21"/>
+        </w:rPr>
+        <w:t>남은 확인</w:t>
+      </w:r>
+      <w:r>
+        <w:rPr>
+          <w:rFonts w:ascii="맑은 고딕" w:hAnsi="맑은 고딕" w:eastAsia="맑은 고딕"/>
+          <w:sz w:val="21"/>
+        </w:rPr>
+        <w:t>: 완료 사진을 필드로 둘지(답의 「등」), 필드 크기(VARCHAR 길이).</w:t>
+      </w:r>
+    </w:p>
+    <w:p>
+      <w:pPr>
+        <w:pStyle w:val="ListBullet2"/>
+      </w:pPr>
+      <w:r>
+        <w:rPr>
+          <w:rFonts w:ascii="맑은 고딕" w:hAnsi="맑은 고딕" w:eastAsia="맑은 고딕"/>
+          <w:sz w:val="21"/>
+        </w:rPr>
+        <w:t>(원 질문) 수강생 원 요구(01 문서 프롬프트)에는 수리 완료 후 결과 등록이 있으나 최신 DB에는 조치 결과 필드가 없습니다. 추가할 필드(조치 내용, 완료 사진, 완료일 등)를 확정해야 합니다.</w:t>
       </w:r>
     </w:p>
     <w:p>
@@ -3017,7 +3272,49 @@
           <w:rFonts w:ascii="맑은 고딕" w:hAnsi="맑은 고딕" w:eastAsia="맑은 고딕"/>
           <w:sz w:val="21"/>
         </w:rPr>
-        <w:t>: PRD의 "사진 최대 5장/영상 1분" 제한을 그대로 적용할지.</w:t>
+        <w:t xml:space="preserve"> — </w:t>
+      </w:r>
+      <w:r>
+        <w:rPr>
+          <w:rFonts w:ascii="맑은 고딕" w:hAnsi="맑은 고딕" w:eastAsia="맑은 고딕"/>
+          <w:b/>
+          <w:sz w:val="21"/>
+        </w:rPr>
+        <w:t>확인됨(2026-09-28)</w:t>
+      </w:r>
+      <w:r>
+        <w:rPr>
+          <w:rFonts w:ascii="맑은 고딕" w:hAnsi="맑은 고딕" w:eastAsia="맑은 고딕"/>
+          <w:sz w:val="21"/>
+        </w:rPr>
+        <w:t xml:space="preserve">: 「"사진 최대 5장/영상 1분" 제한을 그대로 적용하겠습니다.」 → 제출 1회(문의 1차수)마다 사진 최대 5장·영상 1개, 영상은 60초 이하. 영상 길이는 파일을 고를 때 브라우저가 읽고, 읽지 못하는 형식이면 막지 않고 직접 확인하라고 안내합니다. </w:t>
+      </w:r>
+      <w:r>
+        <w:rPr>
+          <w:rFonts w:ascii="맑은 고딕" w:hAnsi="맑은 고딕" w:eastAsia="맑은 고딕"/>
+          <w:b/>
+          <w:sz w:val="21"/>
+        </w:rPr>
+        <w:t>남은 확인</w:t>
+      </w:r>
+      <w:r>
+        <w:rPr>
+          <w:rFonts w:ascii="맑은 고딕" w:hAnsi="맑은 고딕" w:eastAsia="맑은 고딕"/>
+          <w:sz w:val="21"/>
+        </w:rPr>
+        <w:t>: 제한을 제출 1회 기준으로 잡았는데 한 건(ref_no) 전체 기준이어야 하는지, 영상 개수를 1개로 본 해석이 맞는지.</w:t>
+      </w:r>
+    </w:p>
+    <w:p>
+      <w:pPr>
+        <w:pStyle w:val="ListBullet2"/>
+      </w:pPr>
+      <w:r>
+        <w:rPr>
+          <w:rFonts w:ascii="맑은 고딕" w:hAnsi="맑은 고딕" w:eastAsia="맑은 고딕"/>
+          <w:sz w:val="21"/>
+        </w:rPr>
+        <w:t>(원 질문) PRD의 "사진 최대 5장/영상 1분" 제한을 그대로 적용할지.</w:t>
       </w:r>
     </w:p>
     <w:p>

--- a/docs/01_프로젝트_기획서.docx
+++ b/docs/01_프로젝트_기획서.docx
@@ -7,12 +7,6 @@
         <w:pStyle w:val="Title"/>
       </w:pPr>
       <w:r>
-        <w:rPr>
-          <w:rFonts w:ascii="맑은 고딕" w:hAnsi="맑은 고딕" w:eastAsia="맑은 고딕"/>
-          <w:b/>
-          <w:color w:val="1F3864"/>
-          <w:sz w:val="36"/>
-        </w:rPr>
         <w:t>지게차 AI 기술지원(AI Field 기술지원) 플랫폼 — 프로젝트 기획서</w:t>
       </w:r>
     </w:p>
@@ -30,7 +24,6 @@
         <w:tc>
           <w:tcPr>
             <w:tcW w:type="dxa" w:w="4320"/>
-            <w:shd w:val="clear" w:color="auto" w:fill="E8EEF6"/>
           </w:tcPr>
           <w:p>
             <w:r>
@@ -40,9 +33,7 @@
             </w:r>
             <w:r>
               <w:rPr>
-                <w:rFonts w:ascii="맑은 고딕" w:hAnsi="맑은 고딕" w:eastAsia="맑은 고딕"/>
                 <w:b/>
-                <w:sz w:val="19"/>
               </w:rPr>
               <w:t>항목</w:t>
             </w:r>
@@ -51,7 +42,6 @@
         <w:tc>
           <w:tcPr>
             <w:tcW w:type="dxa" w:w="4320"/>
-            <w:shd w:val="clear" w:color="auto" w:fill="E8EEF6"/>
           </w:tcPr>
           <w:p>
             <w:r>
@@ -61,9 +51,7 @@
             </w:r>
             <w:r>
               <w:rPr>
-                <w:rFonts w:ascii="맑은 고딕" w:hAnsi="맑은 고딕" w:eastAsia="맑은 고딕"/>
                 <w:b/>
-                <w:sz w:val="19"/>
               </w:rPr>
               <w:t>내용</w:t>
             </w:r>
@@ -78,10 +66,6 @@
           <w:p>
             <w:r/>
             <w:r>
-              <w:rPr>
-                <w:rFonts w:ascii="맑은 고딕" w:hAnsi="맑은 고딕" w:eastAsia="맑은 고딕"/>
-                <w:sz w:val="19"/>
-              </w:rPr>
               <w:t>리포</w:t>
             </w:r>
           </w:p>
@@ -93,10 +77,6 @@
           <w:p>
             <w:r/>
             <w:r>
-              <w:rPr>
-                <w:rFonts w:ascii="맑은 고딕" w:hAnsi="맑은 고딕" w:eastAsia="맑은 고딕"/>
-                <w:sz w:val="19"/>
-              </w:rPr>
               <w:t>data09-01</w:t>
             </w:r>
           </w:p>
@@ -110,10 +90,6 @@
           <w:p>
             <w:r/>
             <w:r>
-              <w:rPr>
-                <w:rFonts w:ascii="맑은 고딕" w:hAnsi="맑은 고딕" w:eastAsia="맑은 고딕"/>
-                <w:sz w:val="19"/>
-              </w:rPr>
               <w:t>제출자</w:t>
             </w:r>
           </w:p>
@@ -125,10 +101,6 @@
           <w:p>
             <w:r/>
             <w:r>
-              <w:rPr>
-                <w:rFonts w:ascii="맑은 고딕" w:hAnsi="맑은 고딕" w:eastAsia="맑은 고딕"/>
-                <w:sz w:val="19"/>
-              </w:rPr>
               <w:t>김봉수</w:t>
             </w:r>
           </w:p>
@@ -142,10 +114,6 @@
           <w:p>
             <w:r/>
             <w:r>
-              <w:rPr>
-                <w:rFonts w:ascii="맑은 고딕" w:hAnsi="맑은 고딕" w:eastAsia="맑은 고딕"/>
-                <w:sz w:val="19"/>
-              </w:rPr>
               <w:t>직무·소속</w:t>
             </w:r>
           </w:p>
@@ -157,10 +125,6 @@
           <w:p>
             <w:r/>
             <w:r>
-              <w:rPr>
-                <w:rFonts w:ascii="맑은 고딕" w:hAnsi="맑은 고딕" w:eastAsia="맑은 고딕"/>
-                <w:sz w:val="19"/>
-              </w:rPr>
               <w:t>지게차 제조사의 현장 기술지원(PS, Product Support) 관련 업무 — 제출 문서의 "우리 회사는 지게차 제조업이고, 우리는 일선 현장에서 정비사가 … 문의하는 기술적 지원 요청 사항에 대응" 표현 기준. 화면 설계서 푸터에 HD Hyundai XiteSolution 표기가 있음</w:t>
             </w:r>
           </w:p>
@@ -174,10 +138,6 @@
           <w:p>
             <w:r/>
             <w:r>
-              <w:rPr>
-                <w:rFonts w:ascii="맑은 고딕" w:hAnsi="맑은 고딕" w:eastAsia="맑은 고딕"/>
-                <w:sz w:val="19"/>
-              </w:rPr>
               <w:t>과정</w:t>
             </w:r>
           </w:p>
@@ -189,10 +149,6 @@
           <w:p>
             <w:r/>
             <w:r>
-              <w:rPr>
-                <w:rFonts w:ascii="맑은 고딕" w:hAnsi="맑은 고딕" w:eastAsia="맑은 고딕"/>
-                <w:sz w:val="19"/>
-              </w:rPr>
               <w:t>현장 데이터 수집·디지털화 전문가과정 1차수</w:t>
             </w:r>
           </w:p>
@@ -206,10 +162,6 @@
           <w:p>
             <w:r/>
             <w:r>
-              <w:rPr>
-                <w:rFonts w:ascii="맑은 고딕" w:hAnsi="맑은 고딕" w:eastAsia="맑은 고딕"/>
-                <w:sz w:val="19"/>
-              </w:rPr>
               <w:t>작성일</w:t>
             </w:r>
           </w:p>
@@ -221,11 +173,7 @@
           <w:p>
             <w:r/>
             <w:r>
-              <w:rPr>
-                <w:rFonts w:ascii="맑은 고딕" w:hAnsi="맑은 고딕" w:eastAsia="맑은 고딕"/>
-                <w:sz w:val="19"/>
-              </w:rPr>
-              <w:t>2026-09-28</w:t>
+              <w:t>2026-09-28 (v0.3 개정 2026-09-29)</w:t>
             </w:r>
           </w:p>
         </w:tc>
@@ -238,10 +186,6 @@
           <w:p>
             <w:r/>
             <w:r>
-              <w:rPr>
-                <w:rFonts w:ascii="맑은 고딕" w:hAnsi="맑은 고딕" w:eastAsia="맑은 고딕"/>
-                <w:sz w:val="19"/>
-              </w:rPr>
               <w:t>문서 상태</w:t>
             </w:r>
           </w:p>
@@ -253,11 +197,7 @@
           <w:p>
             <w:r/>
             <w:r>
-              <w:rPr>
-                <w:rFonts w:ascii="맑은 고딕" w:hAnsi="맑은 고딕" w:eastAsia="맑은 고딕"/>
-                <w:sz w:val="19"/>
-              </w:rPr>
-              <w:t>초안 v0.2 — 수강생 답변 반영 (2026-09-28 패들릿 댓글, 10장 3·4·5·6·7번)</w:t>
+              <w:t>초안 v0.3 — 수강생 추가 요청 반영 (2026-09-29 패들릿 「Manual PDF 파일」「답변」, 10장 1·6~11번). 11장 참조</w:t>
             </w:r>
           </w:p>
         </w:tc>
@@ -270,10 +210,6 @@
           <w:p>
             <w:r/>
             <w:r>
-              <w:rPr>
-                <w:rFonts w:ascii="맑은 고딕" w:hAnsi="맑은 고딕" w:eastAsia="맑은 고딕"/>
-                <w:sz w:val="19"/>
-              </w:rPr>
               <w:t>이전 판</w:t>
             </w:r>
           </w:p>
@@ -285,40 +221,25 @@
           <w:p>
             <w:r/>
             <w:r>
-              <w:rPr>
-                <w:rFonts w:ascii="맑은 고딕" w:hAnsi="맑은 고딕" w:eastAsia="맑은 고딕"/>
-                <w:sz w:val="19"/>
-              </w:rPr>
-              <w:t>초안 v0.1 — 수강생 제출 자료 기반 (2026-09-28)</w:t>
+              <w:t>초안 v0.2 — 수강생 답변 반영 (2026-09-28 패들릿 댓글, 10장 3·4·5·6·7번) / 초안 v0.1 — 수강생 제출 자료 기반 (2026-09-28)</w:t>
             </w:r>
           </w:p>
         </w:tc>
       </w:tr>
     </w:tbl>
-    <w:p/>
     <w:p>
       <w:pPr>
-        <w:ind w:left="360"/>
+        <w:pStyle w:val="Quote"/>
       </w:pPr>
       <w:r>
-        <w:rPr>
-          <w:rFonts w:ascii="맑은 고딕" w:hAnsi="맑은 고딕" w:eastAsia="맑은 고딕"/>
-          <w:sz w:val="20"/>
-        </w:rPr>
         <w:t>제출물은 같은 과제의 두 버전입니다(2026-09-08 초안 2건, 2026-09-28 보완 4건). 하나의 과제로 통합해 정리했으며, 필드명·화면 구성은 최신본(09-28 DB.xlsx, 화면구성.xlsx, Flowchart.xlsx)을 기준으로 삼았습니다.</w:t>
       </w:r>
     </w:p>
     <w:p>
       <w:pPr>
-        <w:pStyle w:val="Heading2"/>
+        <w:pStyle w:val="Heading1"/>
       </w:pPr>
       <w:r>
-        <w:rPr>
-          <w:rFonts w:ascii="맑은 고딕" w:hAnsi="맑은 고딕" w:eastAsia="맑은 고딕"/>
-          <w:b/>
-          <w:color w:val="1F3864"/>
-          <w:sz w:val="28"/>
-        </w:rPr>
         <w:t>1. 추진 배경과 현안</w:t>
       </w:r>
     </w:p>
@@ -327,10 +248,6 @@
         <w:pStyle w:val="ListBullet"/>
       </w:pPr>
       <w:r>
-        <w:rPr>
-          <w:rFonts w:ascii="맑은 고딕" w:hAnsi="맑은 고딕" w:eastAsia="맑은 고딕"/>
-          <w:sz w:val="21"/>
-        </w:rPr>
         <w:t>전 세계 일선 현장의 정비사가 지게차 하자를 수리하기 전에 본사에 기술 문의를 보내며, 이에 대응하는 데 많은 인원이 필요합니다.</w:t>
       </w:r>
     </w:p>
@@ -339,10 +256,6 @@
         <w:pStyle w:val="ListBullet"/>
       </w:pPr>
       <w:r>
-        <w:rPr>
-          <w:rFonts w:ascii="맑은 고딕" w:hAnsi="맑은 고딕" w:eastAsia="맑은 고딕"/>
-          <w:sz w:val="21"/>
-        </w:rPr>
         <w:t>현장 기술 문의의 대부분은 정비 매뉴얼에서 답을 찾을 수 있지만, 현장 작업 환경상 정비사가 매뉴얼(종이·PDF)을 쉽게 확인하기 어렵습니다.</w:t>
       </w:r>
     </w:p>
@@ -351,10 +264,6 @@
         <w:pStyle w:val="ListBullet"/>
       </w:pPr>
       <w:r>
-        <w:rPr>
-          <w:rFonts w:ascii="맑은 고딕" w:hAnsi="맑은 고딕" w:eastAsia="맑은 고딕"/>
-          <w:sz w:val="21"/>
-        </w:rPr>
         <w:t>국가·작업자마다 부품 용어와 하자 현상을 다르게 표현해, 본사 기술지원팀과의 소통이 지연됩니다.</w:t>
       </w:r>
     </w:p>
@@ -363,10 +272,6 @@
         <w:pStyle w:val="ListBullet"/>
       </w:pPr>
       <w:r>
-        <w:rPr>
-          <w:rFonts w:ascii="맑은 고딕" w:hAnsi="맑은 고딕" w:eastAsia="맑은 고딕"/>
-          <w:sz w:val="21"/>
-        </w:rPr>
         <w:t>수리 완료 뒤의 조치 결과와 현장 사진·영상이 기록되지 않고 흩어져, 정비 매뉴얼·교육교재·품질 개선에 되먹임되지 못합니다.</w:t>
       </w:r>
     </w:p>
@@ -375,33 +280,21 @@
         <w:pStyle w:val="ListBullet"/>
       </w:pPr>
       <w:r>
-        <w:rPr>
-          <w:rFonts w:ascii="맑은 고딕" w:hAnsi="맑은 고딕" w:eastAsia="맑은 고딕"/>
-          <w:sz w:val="21"/>
-        </w:rPr>
         <w:t>기술 보안상 현장에 제공하는 정보는 해당 문의에 한한 단편적 정보여야 하며, 매뉴얼 전체가 대량으로 배포되는 것은 제한해야 합니다.</w:t>
       </w:r>
     </w:p>
     <w:p>
       <w:pPr>
-        <w:pStyle w:val="Heading2"/>
+        <w:pStyle w:val="Heading1"/>
       </w:pPr>
       <w:r>
-        <w:rPr>
-          <w:rFonts w:ascii="맑은 고딕" w:hAnsi="맑은 고딕" w:eastAsia="맑은 고딕"/>
-          <w:b/>
-          <w:color w:val="1F3864"/>
-          <w:sz w:val="28"/>
-        </w:rPr>
         <w:t>2. 목표</w:t>
       </w:r>
     </w:p>
     <w:p>
       <w:r>
         <w:rPr>
-          <w:rFonts w:ascii="맑은 고딕" w:hAnsi="맑은 고딕" w:eastAsia="맑은 고딕"/>
           <w:b/>
-          <w:sz w:val="21"/>
         </w:rPr>
         <w:t>최종 목표</w:t>
       </w:r>
@@ -411,10 +304,6 @@
         <w:pStyle w:val="ListNumber"/>
       </w:pPr>
       <w:r>
-        <w:rPr>
-          <w:rFonts w:ascii="맑은 고딕" w:hAnsi="맑은 고딕" w:eastAsia="맑은 고딕"/>
-          <w:sz w:val="21"/>
-        </w:rPr>
         <w:t>현장 문의를 일정한 형식으로 접수하고, 정비 매뉴얼을 근거로 AI가 1차 답변을 자동 제공합니다.</w:t>
       </w:r>
     </w:p>
@@ -423,10 +312,6 @@
         <w:pStyle w:val="ListNumber"/>
       </w:pPr>
       <w:r>
-        <w:rPr>
-          <w:rFonts w:ascii="맑은 고딕" w:hAnsi="맑은 고딕" w:eastAsia="맑은 고딕"/>
-          <w:sz w:val="21"/>
-        </w:rPr>
         <w:t>AI로 해결되지 않는 건은 PS 담당자에게 넘기고(메일 통보), PS 담당자의 보완 자료는 다시 AI 소스(NotebookLM 등)에 등록해 답변 품질을 높입니다.</w:t>
       </w:r>
     </w:p>
@@ -435,10 +320,6 @@
         <w:pStyle w:val="ListNumber"/>
       </w:pPr>
       <w:r>
-        <w:rPr>
-          <w:rFonts w:ascii="맑은 고딕" w:hAnsi="맑은 고딕" w:eastAsia="맑은 고딕"/>
-          <w:sz w:val="21"/>
-        </w:rPr>
         <w:t>문의·회신·후속 요청·조치 결과를 하나의 기준번호(ref_no)로 묶어 DB화하고, 정비 매뉴얼 반영·기술회보 발행·교육교재 제작·품질 개선에 활용합니다.</w:t>
       </w:r>
     </w:p>
@@ -447,34 +328,22 @@
         <w:pStyle w:val="ListNumber"/>
       </w:pPr>
       <w:r>
-        <w:rPr>
-          <w:rFonts w:ascii="맑은 고딕" w:hAnsi="맑은 고딕" w:eastAsia="맑은 고딕"/>
-          <w:sz w:val="21"/>
-        </w:rPr>
         <w:t xml:space="preserve">목표치: PS 담당자 리소스 30% 이상 절감, 현장 정비 데이터 100% 디지털화, AI 답변 응답 3초 이내. 제출 PRD(Gemini 작성본)에 있던 값이며, </w:t>
       </w:r>
       <w:r>
         <w:rPr>
-          <w:rFonts w:ascii="맑은 고딕" w:hAnsi="맑은 고딕" w:eastAsia="맑은 고딕"/>
           <w:b/>
-          <w:sz w:val="21"/>
         </w:rPr>
         <w:t>수강생이 실제 목표치로 사용하기로 확인했습니다</w:t>
       </w:r>
       <w:r>
-        <w:rPr>
-          <w:rFonts w:ascii="맑은 고딕" w:hAnsi="맑은 고딕" w:eastAsia="맑은 고딕"/>
-          <w:sz w:val="21"/>
-        </w:rPr>
         <w:t>(2026-09-28). 다만 현재 상태를 수치화할 수 없어 기준값(현재 문의 건수·PS 투입 시간 등)은 없습니다. 도구가 쌓는 문의·회신·조치 결과 기록(ref_no 단위)으로 운영 뒤 기준값을 측정해 달성 여부를 봅니다.</w:t>
       </w:r>
     </w:p>
     <w:p>
       <w:r>
         <w:rPr>
-          <w:rFonts w:ascii="맑은 고딕" w:hAnsi="맑은 고딕" w:eastAsia="맑은 고딕"/>
           <w:b/>
-          <w:sz w:val="21"/>
         </w:rPr>
         <w:t>1차 개발 목표</w:t>
       </w:r>
@@ -484,25 +353,15 @@
         <w:pStyle w:val="ListBullet"/>
       </w:pPr>
       <w:r>
-        <w:rPr>
-          <w:rFonts w:ascii="맑은 고딕" w:hAnsi="맑은 고딕" w:eastAsia="맑은 고딕"/>
-          <w:sz w:val="21"/>
-        </w:rPr>
         <w:t xml:space="preserve">수강생이 설계한 화면(기술지원 1·2·3, 조회, 상세조회, 소스 등록, 접속 Log)과 DB 필드 정의를 그대로 따르는 </w:t>
       </w:r>
       <w:r>
         <w:rPr>
-          <w:rFonts w:ascii="맑은 고딕" w:hAnsi="맑은 고딕" w:eastAsia="맑은 고딕"/>
           <w:b/>
-          <w:sz w:val="21"/>
         </w:rPr>
         <w:t>브라우저용 기술지원 접수·조회 웹 도구</w:t>
       </w:r>
       <w:r>
-        <w:rPr>
-          <w:rFonts w:ascii="맑은 고딕" w:hAnsi="맑은 고딕" w:eastAsia="맑은 고딕"/>
-          <w:sz w:val="21"/>
-        </w:rPr>
         <w:t>를 만듭니다.</w:t>
       </w:r>
     </w:p>
@@ -511,24 +370,14 @@
         <w:pStyle w:val="ListBullet"/>
       </w:pPr>
       <w:r>
-        <w:rPr>
-          <w:rFonts w:ascii="맑은 고딕" w:hAnsi="맑은 고딕" w:eastAsia="맑은 고딕"/>
-          <w:sz w:val="21"/>
-        </w:rPr>
         <w:t>모델별 매뉴얼 소스(NotebookLM 노트북 또는 Dify 지식베이스)와 연결해, 접수 내용에서 AI가 제목(r_title)·요약(req_summary)·회신(reply_content)·근거(ref_info)를 생성하는 흐름을 시연 가능한 수준으로 구현합니다.</w:t>
       </w:r>
     </w:p>
     <w:p>
       <w:pPr>
-        <w:pStyle w:val="Heading2"/>
+        <w:pStyle w:val="Heading1"/>
       </w:pPr>
       <w:r>
-        <w:rPr>
-          <w:rFonts w:ascii="맑은 고딕" w:hAnsi="맑은 고딕" w:eastAsia="맑은 고딕"/>
-          <w:b/>
-          <w:color w:val="1F3864"/>
-          <w:sz w:val="28"/>
-        </w:rPr>
         <w:t>3. 보유 데이터</w:t>
       </w:r>
     </w:p>
@@ -548,7 +397,6 @@
         <w:tc>
           <w:tcPr>
             <w:tcW w:type="dxa" w:w="2160"/>
-            <w:shd w:val="clear" w:color="auto" w:fill="E8EEF6"/>
           </w:tcPr>
           <w:p>
             <w:r>
@@ -558,9 +406,7 @@
             </w:r>
             <w:r>
               <w:rPr>
-                <w:rFonts w:ascii="맑은 고딕" w:hAnsi="맑은 고딕" w:eastAsia="맑은 고딕"/>
                 <w:b/>
-                <w:sz w:val="19"/>
               </w:rPr>
               <w:t>데이터</w:t>
             </w:r>
@@ -569,7 +415,6 @@
         <w:tc>
           <w:tcPr>
             <w:tcW w:type="dxa" w:w="2160"/>
-            <w:shd w:val="clear" w:color="auto" w:fill="E8EEF6"/>
           </w:tcPr>
           <w:p>
             <w:r>
@@ -579,9 +424,7 @@
             </w:r>
             <w:r>
               <w:rPr>
-                <w:rFonts w:ascii="맑은 고딕" w:hAnsi="맑은 고딕" w:eastAsia="맑은 고딕"/>
                 <w:b/>
-                <w:sz w:val="19"/>
               </w:rPr>
               <w:t>형태</w:t>
             </w:r>
@@ -590,7 +433,6 @@
         <w:tc>
           <w:tcPr>
             <w:tcW w:type="dxa" w:w="2160"/>
-            <w:shd w:val="clear" w:color="auto" w:fill="E8EEF6"/>
           </w:tcPr>
           <w:p>
             <w:r>
@@ -600,9 +442,7 @@
             </w:r>
             <w:r>
               <w:rPr>
-                <w:rFonts w:ascii="맑은 고딕" w:hAnsi="맑은 고딕" w:eastAsia="맑은 고딕"/>
                 <w:b/>
-                <w:sz w:val="19"/>
               </w:rPr>
               <w:t>규모·주기</w:t>
             </w:r>
@@ -611,7 +451,6 @@
         <w:tc>
           <w:tcPr>
             <w:tcW w:type="dxa" w:w="2160"/>
-            <w:shd w:val="clear" w:color="auto" w:fill="E8EEF6"/>
           </w:tcPr>
           <w:p>
             <w:r>
@@ -621,9 +460,7 @@
             </w:r>
             <w:r>
               <w:rPr>
-                <w:rFonts w:ascii="맑은 고딕" w:hAnsi="맑은 고딕" w:eastAsia="맑은 고딕"/>
                 <w:b/>
-                <w:sz w:val="19"/>
               </w:rPr>
               <w:t>비고(민감도 등)</w:t>
             </w:r>
@@ -638,10 +475,6 @@
           <w:p>
             <w:r/>
             <w:r>
-              <w:rPr>
-                <w:rFonts w:ascii="맑은 고딕" w:hAnsi="맑은 고딕" w:eastAsia="맑은 고딕"/>
-                <w:sz w:val="19"/>
-              </w:rPr>
               <w:t>정비 매뉴얼(모델별)</w:t>
             </w:r>
           </w:p>
@@ -653,11 +486,16 @@
           <w:p>
             <w:r/>
             <w:r>
+              <w:t xml:space="preserve">PDF(글자 PDF, 스캔 아님) — </w:t>
+            </w:r>
+            <w:r>
               <w:rPr>
-                <w:rFonts w:ascii="맑은 고딕" w:hAnsi="맑은 고딕" w:eastAsia="맑은 고딕"/>
-                <w:sz w:val="19"/>
+                <w:b/>
               </w:rPr>
-              <w:t>PDF(추정)</w:t>
+              <w:t>2026-09-29 수령 4종</w:t>
+            </w:r>
+            <w:r>
+              <w:t>: 15/18/20/23BRP-X 운전자 매뉴얼(120쪽), 15BRP-X 정비 매뉴얼(357쪽), BRP-9 운전자 매뉴얼(107쪽), BRP-9 정비 매뉴얼(321쪽), 합계 약 76MB</w:t>
             </w:r>
           </w:p>
         </w:tc>
@@ -668,11 +506,7 @@
           <w:p>
             <w:r/>
             <w:r>
-              <w:rPr>
-                <w:rFonts w:ascii="맑은 고딕" w:hAnsi="맑은 고딕" w:eastAsia="맑은 고딕"/>
-                <w:sz w:val="19"/>
-              </w:rPr>
-              <w:t>규모 미제출 — 소스등록 시트에 model ↔ notebook_name 대응표 틀만 있음</w:t>
+              <w:t>영문. 정비 매뉴얼은 SECTION·Group 목차, 쪽 아래 장-쪽 표기(예 7-170)</w:t>
             </w:r>
           </w:p>
         </w:tc>
@@ -683,11 +517,25 @@
           <w:p>
             <w:r/>
             <w:r>
+              <w:t xml:space="preserve">회사 저작물, 보안 등급 높음. </w:t>
+            </w:r>
+            <w:r>
               <w:rPr>
-                <w:rFonts w:ascii="맑은 고딕" w:hAnsi="맑은 고딕" w:eastAsia="맑은 고딕"/>
-                <w:sz w:val="19"/>
+                <w:b/>
               </w:rPr>
-              <w:t>사내 기술 자료, 보안 등급 높음. 전체 열람·다운로드 제한 요구</w:t>
+              <w:t>공개 리포에 넣지 않음</w:t>
+            </w:r>
+            <w:r>
+              <w:t xml:space="preserve">(로컬 </w:t>
+            </w:r>
+            <w:r>
+              <w:rPr>
+                <w:rFonts w:ascii="Consolas" w:hAnsi="Consolas"/>
+              </w:rPr>
+              <w:t>docs/source/manual/</w:t>
+            </w:r>
+            <w:r>
+              <w:t>, .gitignore). 전체 열람·다운로드 제한 요구</w:t>
             </w:r>
           </w:p>
         </w:tc>
@@ -700,10 +548,6 @@
           <w:p>
             <w:r/>
             <w:r>
-              <w:rPr>
-                <w:rFonts w:ascii="맑은 고딕" w:hAnsi="맑은 고딕" w:eastAsia="맑은 고딕"/>
-                <w:sz w:val="19"/>
-              </w:rPr>
               <w:t>기술지원 등록(Main Data)</w:t>
             </w:r>
           </w:p>
@@ -715,19 +559,13 @@
           <w:p>
             <w:r/>
             <w:r>
-              <w:rPr>
-                <w:rFonts w:ascii="맑은 고딕" w:hAnsi="맑은 고딕" w:eastAsia="맑은 고딕"/>
-                <w:sz w:val="19"/>
-              </w:rPr>
               <w:t xml:space="preserve">표 — ref_no, status, reg_date, reg_id, model, serial_no, o_hour, type_cd, system_cat, </w:t>
             </w:r>
             <w:r>
               <w:rPr>
-                <w:rFonts w:ascii="맑은 고딕" w:hAnsi="맑은 고딕" w:eastAsia="맑은 고딕"/>
                 <w:b/>
-                <w:sz w:val="19"/>
               </w:rPr>
-              <w:t>action_content(조치 내용), complete_date(완료일)</w:t>
+              <w:t>action_content(조치 내용), complete_date(완료일), complete_image(완료 사진)</w:t>
             </w:r>
           </w:p>
         </w:tc>
@@ -738,10 +576,6 @@
           <w:p>
             <w:r/>
             <w:r>
-              <w:rPr>
-                <w:rFonts w:ascii="맑은 고딕" w:hAnsi="맑은 고딕" w:eastAsia="맑은 고딕"/>
-                <w:sz w:val="19"/>
-              </w:rPr>
               <w:t>운영 시 발생 건마다 1행</w:t>
             </w:r>
           </w:p>
@@ -753,11 +587,13 @@
           <w:p>
             <w:r/>
             <w:r>
+              <w:t xml:space="preserve">serial_no(호기)·가동시간 포함. 조치 내용·완료일은 수강생 확인(2026-09-28), 완료 사진은 수강생 답변(2026-09-29)으로 추가한 필드 — 종료(Completed) 때 기록. 완료 사진 파일명은 </w:t>
+            </w:r>
+            <w:r>
               <w:rPr>
-                <w:rFonts w:ascii="맑은 고딕" w:hAnsi="맑은 고딕" w:eastAsia="맑은 고딕"/>
-                <w:sz w:val="19"/>
+                <w:rFonts w:ascii="Consolas" w:hAnsi="Consolas"/>
               </w:rPr>
-              <w:t>serial_no(호기)·가동시간 포함. 조치 내용·완료일은 수강생 확인(2026-09-28)으로 추가한 필드 — 종료(Completed) 때 기록</w:t>
+              <w:t>ref_no_C일련번호</w:t>
             </w:r>
           </w:p>
         </w:tc>
@@ -770,10 +606,6 @@
           <w:p>
             <w:r/>
             <w:r>
-              <w:rPr>
-                <w:rFonts w:ascii="맑은 고딕" w:hAnsi="맑은 고딕" w:eastAsia="맑은 고딕"/>
-                <w:sz w:val="19"/>
-              </w:rPr>
               <w:t>문의</w:t>
             </w:r>
           </w:p>
@@ -785,10 +617,6 @@
           <w:p>
             <w:r/>
             <w:r>
-              <w:rPr>
-                <w:rFonts w:ascii="맑은 고딕" w:hAnsi="맑은 고딕" w:eastAsia="맑은 고딕"/>
-                <w:sz w:val="19"/>
-              </w:rPr>
               <w:t>표 — ref_no, s_turn, reg_date, reg_id, phenomenon, requirement, s_image</w:t>
             </w:r>
           </w:p>
@@ -800,10 +628,6 @@
           <w:p>
             <w:r/>
             <w:r>
-              <w:rPr>
-                <w:rFonts w:ascii="맑은 고딕" w:hAnsi="맑은 고딕" w:eastAsia="맑은 고딕"/>
-                <w:sz w:val="19"/>
-              </w:rPr>
               <w:t>동일 건 재접수 시 s_turn 증가</w:t>
             </w:r>
           </w:p>
@@ -815,10 +639,6 @@
           <w:p>
             <w:r/>
             <w:r>
-              <w:rPr>
-                <w:rFonts w:ascii="맑은 고딕" w:hAnsi="맑은 고딕" w:eastAsia="맑은 고딕"/>
-                <w:sz w:val="19"/>
-              </w:rPr>
               <w:t>s_image는 파일명을 'ref_no_일련번호'로 저장. 첨부는 제출 1회마다 사진 최대 5장·영상 1개(1분 이하) — 수강생 확인(2026-09-28)</w:t>
             </w:r>
           </w:p>
@@ -832,10 +652,6 @@
           <w:p>
             <w:r/>
             <w:r>
-              <w:rPr>
-                <w:rFonts w:ascii="맑은 고딕" w:hAnsi="맑은 고딕" w:eastAsia="맑은 고딕"/>
-                <w:sz w:val="19"/>
-              </w:rPr>
               <w:t>회신</w:t>
             </w:r>
           </w:p>
@@ -847,10 +663,6 @@
           <w:p>
             <w:r/>
             <w:r>
-              <w:rPr>
-                <w:rFonts w:ascii="맑은 고딕" w:hAnsi="맑은 고딕" w:eastAsia="맑은 고딕"/>
-                <w:sz w:val="19"/>
-              </w:rPr>
               <w:t>표 — ref_no, r_turn, r_reply_date, r_title, req_summary, reply_content, ref_info</w:t>
             </w:r>
           </w:p>
@@ -862,10 +674,6 @@
           <w:p>
             <w:r/>
             <w:r>
-              <w:rPr>
-                <w:rFonts w:ascii="맑은 고딕" w:hAnsi="맑은 고딕" w:eastAsia="맑은 고딕"/>
-                <w:sz w:val="19"/>
-              </w:rPr>
               <w:t>회신마다 1행, r_turn 증가</w:t>
             </w:r>
           </w:p>
@@ -877,10 +685,6 @@
           <w:p>
             <w:r/>
             <w:r>
-              <w:rPr>
-                <w:rFonts w:ascii="맑은 고딕" w:hAnsi="맑은 고딕" w:eastAsia="맑은 고딕"/>
-                <w:sz w:val="19"/>
-              </w:rPr>
               <w:t>r_title·req_summary·reply_content는 AI 생성</w:t>
             </w:r>
           </w:p>
@@ -894,10 +698,6 @@
           <w:p>
             <w:r/>
             <w:r>
-              <w:rPr>
-                <w:rFonts w:ascii="맑은 고딕" w:hAnsi="맑은 고딕" w:eastAsia="맑은 고딕"/>
-                <w:sz w:val="19"/>
-              </w:rPr>
               <w:t>Reference Data(09-08 초안)</w:t>
             </w:r>
           </w:p>
@@ -909,10 +709,6 @@
           <w:p>
             <w:r/>
             <w:r>
-              <w:rPr>
-                <w:rFonts w:ascii="맑은 고딕" w:hAnsi="맑은 고딕" w:eastAsia="맑은 고딕"/>
-                <w:sz w:val="19"/>
-              </w:rPr>
               <w:t>표 — primary_id, ref_no, seq, ref_info</w:t>
             </w:r>
           </w:p>
@@ -924,10 +720,6 @@
           <w:p>
             <w:r/>
             <w:r>
-              <w:rPr>
-                <w:rFonts w:ascii="맑은 고딕" w:hAnsi="맑은 고딕" w:eastAsia="맑은 고딕"/>
-                <w:sz w:val="19"/>
-              </w:rPr>
               <w:t>근거가 여러 개면 행을 나눔</w:t>
             </w:r>
           </w:p>
@@ -939,10 +731,6 @@
           <w:p>
             <w:r/>
             <w:r>
-              <w:rPr>
-                <w:rFonts w:ascii="맑은 고딕" w:hAnsi="맑은 고딕" w:eastAsia="맑은 고딕"/>
-                <w:sz w:val="19"/>
-              </w:rPr>
               <w:t>근거 매뉴얼명·페이지</w:t>
             </w:r>
           </w:p>
@@ -956,10 +744,6 @@
           <w:p>
             <w:r/>
             <w:r>
-              <w:rPr>
-                <w:rFonts w:ascii="맑은 고딕" w:hAnsi="맑은 고딕" w:eastAsia="맑은 고딕"/>
-                <w:sz w:val="19"/>
-              </w:rPr>
               <w:t>사용자</w:t>
             </w:r>
           </w:p>
@@ -971,11 +755,13 @@
           <w:p>
             <w:r/>
             <w:r>
+              <w:t xml:space="preserve">표 — reg_id, req_name, e_mail, phone, password, country_cd, dealer, join_date, user_type(USER/ADMIN, 기본 USER), territory_cd, </w:t>
+            </w:r>
+            <w:r>
               <w:rPr>
-                <w:rFonts w:ascii="맑은 고딕" w:hAnsi="맑은 고딕" w:eastAsia="맑은 고딕"/>
-                <w:sz w:val="19"/>
+                <w:b/>
               </w:rPr>
-              <w:t>표 — reg_id, req_name, e_mail, phone, password, country_cd, dealer, join_date, user_type(USER/ADMIN, 기본 USER), territory_cd</w:t>
+              <w:t>approval(가입 승인: Pending·Approved·Rejected), approved_by, approved_date, manage_territory(관리자의 관리 지역)</w:t>
             </w:r>
           </w:p>
         </w:tc>
@@ -986,10 +772,6 @@
           <w:p>
             <w:r/>
             <w:r>
-              <w:rPr>
-                <w:rFonts w:ascii="맑은 고딕" w:hAnsi="맑은 고딕" w:eastAsia="맑은 고딕"/>
-                <w:sz w:val="19"/>
-              </w:rPr>
               <w:t>회원 수 미제출</w:t>
             </w:r>
           </w:p>
@@ -1001,11 +783,7 @@
           <w:p>
             <w:r/>
             <w:r>
-              <w:rPr>
-                <w:rFonts w:ascii="맑은 고딕" w:hAnsi="맑은 고딕" w:eastAsia="맑은 고딕"/>
-                <w:sz w:val="19"/>
-              </w:rPr>
-              <w:t>개인정보(이메일·전화). 비밀번호는 평문 저장 금지 필요</w:t>
+              <w:t>개인정보(이메일·전화). 비밀번호는 평문 저장 금지 필요. reg_id 는 사번이 아니라 본인이 정한 ID(대소문자 무시 중복 금지). 승인·관리 지역 칸은 수강생 답변(2026-09-29)으로 추가</w:t>
             </w:r>
           </w:p>
         </w:tc>
@@ -1018,10 +796,52 @@
           <w:p>
             <w:r/>
             <w:r>
-              <w:rPr>
-                <w:rFonts w:ascii="맑은 고딕" w:hAnsi="맑은 고딕" w:eastAsia="맑은 고딕"/>
-                <w:sz w:val="19"/>
-              </w:rPr>
+              <w:t>PS 통보 메일(발송 대기)</w:t>
+            </w:r>
+          </w:p>
+        </w:tc>
+        <w:tc>
+          <w:tcPr>
+            <w:tcW w:type="dxa" w:w="2160"/>
+          </w:tcPr>
+          <w:p>
+            <w:r/>
+            <w:r>
+              <w:t>표 — mail_id, ref_no, reason(cannot_answer·duplicate), mail_to, subject, body, created_date, status(Pending·Sent), sent_date</w:t>
+            </w:r>
+          </w:p>
+        </w:tc>
+        <w:tc>
+          <w:tcPr>
+            <w:tcW w:type="dxa" w:w="2160"/>
+          </w:tcPr>
+          <w:p>
+            <w:r/>
+            <w:r>
+              <w:t>AI 답변 불가·중복 등록 건마다 1행</w:t>
+            </w:r>
+          </w:p>
+        </w:tc>
+        <w:tc>
+          <w:tcPr>
+            <w:tcW w:type="dxa" w:w="2160"/>
+          </w:tcPr>
+          <w:p>
+            <w:r/>
+            <w:r>
+              <w:t>도구가 새로 만든 표(2026-09-29). 받는 사람은 요청자 지역을 관리 지역으로 가진 관리자</w:t>
+            </w:r>
+          </w:p>
+        </w:tc>
+      </w:tr>
+      <w:tr>
+        <w:tc>
+          <w:tcPr>
+            <w:tcW w:type="dxa" w:w="2160"/>
+          </w:tcPr>
+          <w:p>
+            <w:r/>
+            <w:r>
               <w:t>접속 Log</w:t>
             </w:r>
           </w:p>
@@ -1033,10 +853,6 @@
           <w:p>
             <w:r/>
             <w:r>
-              <w:rPr>
-                <w:rFonts w:ascii="맑은 고딕" w:hAnsi="맑은 고딕" w:eastAsia="맑은 고딕"/>
-                <w:sz w:val="19"/>
-              </w:rPr>
               <w:t>표 — reg_id, login_date, logout_date (+화면에 login 유지 시간)</w:t>
             </w:r>
           </w:p>
@@ -1048,10 +864,6 @@
           <w:p>
             <w:r/>
             <w:r>
-              <w:rPr>
-                <w:rFonts w:ascii="맑은 고딕" w:hAnsi="맑은 고딕" w:eastAsia="맑은 고딕"/>
-                <w:sz w:val="19"/>
-              </w:rPr>
               <w:t>로그인마다</w:t>
             </w:r>
           </w:p>
@@ -1063,10 +875,6 @@
           <w:p>
             <w:r/>
             <w:r>
-              <w:rPr>
-                <w:rFonts w:ascii="맑은 고딕" w:hAnsi="맑은 고딕" w:eastAsia="맑은 고딕"/>
-                <w:sz w:val="19"/>
-              </w:rPr>
               <w:t>보안 감사용</w:t>
             </w:r>
           </w:p>
@@ -1080,10 +888,6 @@
           <w:p>
             <w:r/>
             <w:r>
-              <w:rPr>
-                <w:rFonts w:ascii="맑은 고딕" w:hAnsi="맑은 고딕" w:eastAsia="맑은 고딕"/>
-                <w:sz w:val="19"/>
-              </w:rPr>
               <w:t>코드값</w:t>
             </w:r>
           </w:p>
@@ -1095,10 +899,6 @@
           <w:p>
             <w:r/>
             <w:r>
-              <w:rPr>
-                <w:rFonts w:ascii="맑은 고딕" w:hAnsi="맑은 고딕" w:eastAsia="맑은 고딕"/>
-                <w:sz w:val="19"/>
-              </w:rPr>
               <w:t>type_cd 3종: Troubleshooting(고장진단)·Maintenance(유지보수)·Specification(제원) — 원본 오타 「Specificatio」는 「Specification」으로 통일(수강생 확인 2026-09-28) / system_cat 8종: Transmission·Engine·Electric·Hydraulic·Drive Axle·Steering Axle·Cabin·HVAC / status 3종: Submitted(접수, 빨강)·Answered(회신, 파랑)·Completed(종료, 검정) / territory_cd: 경기·경남·전라·충청·강원·Direct Sales·Europe·North America·South America·Middle East·Africa·Asia·Oceania</w:t>
             </w:r>
           </w:p>
@@ -1110,10 +910,6 @@
           <w:p>
             <w:r/>
             <w:r>
-              <w:rPr>
-                <w:rFonts w:ascii="맑은 고딕" w:hAnsi="맑은 고딕" w:eastAsia="맑은 고딕"/>
-                <w:sz w:val="19"/>
-              </w:rPr>
               <w:t>고정 코드</w:t>
             </w:r>
           </w:p>
@@ -1125,10 +921,6 @@
           <w:p>
             <w:r/>
             <w:r>
-              <w:rPr>
-                <w:rFonts w:ascii="맑은 고딕" w:hAnsi="맑은 고딕" w:eastAsia="맑은 고딕"/>
-                <w:sz w:val="19"/>
-              </w:rPr>
               <w:t>—</w:t>
             </w:r>
           </w:p>
@@ -1142,10 +934,6 @@
           <w:p>
             <w:r/>
             <w:r>
-              <w:rPr>
-                <w:rFonts w:ascii="맑은 고딕" w:hAnsi="맑은 고딕" w:eastAsia="맑은 고딕"/>
-                <w:sz w:val="19"/>
-              </w:rPr>
               <w:t>예시 문의 1건</w:t>
             </w:r>
           </w:p>
@@ -1157,10 +945,6 @@
           <w:p>
             <w:r/>
             <w:r>
-              <w:rPr>
-                <w:rFonts w:ascii="맑은 고딕" w:hAnsi="맑은 고딕" w:eastAsia="맑은 고딕"/>
-                <w:sz w:val="19"/>
-              </w:rPr>
               <w:t>화면 설계 예시</w:t>
             </w:r>
           </w:p>
@@ -1172,10 +956,6 @@
           <w:p>
             <w:r/>
             <w:r>
-              <w:rPr>
-                <w:rFonts w:ascii="맑은 고딕" w:hAnsi="맑은 고딕" w:eastAsia="맑은 고딕"/>
-                <w:sz w:val="19"/>
-              </w:rPr>
               <w:t>모델 30BRP-X, 호기 UNFCFB18CF0000452, 가동시간 1234.5, 현상 "클러스터에 에러코드 219, Stepper mot Mism 이라고 뜨며 스티어링 휠이 잠긴 상태임."</w:t>
             </w:r>
           </w:p>
@@ -1187,55 +967,30 @@
           <w:p>
             <w:r/>
             <w:r>
-              <w:rPr>
-                <w:rFonts w:ascii="맑은 고딕" w:hAnsi="맑은 고딕" w:eastAsia="맑은 고딕"/>
-                <w:sz w:val="19"/>
-              </w:rPr>
               <w:t>실제 문의·회신 데이터셋은 미제출</w:t>
             </w:r>
           </w:p>
         </w:tc>
       </w:tr>
     </w:tbl>
-    <w:p/>
     <w:p>
       <w:pPr>
-        <w:pStyle w:val="Heading2"/>
+        <w:pStyle w:val="Heading1"/>
       </w:pPr>
       <w:r>
-        <w:rPr>
-          <w:rFonts w:ascii="맑은 고딕" w:hAnsi="맑은 고딕" w:eastAsia="맑은 고딕"/>
-          <w:b/>
-          <w:color w:val="1F3864"/>
-          <w:sz w:val="28"/>
-        </w:rPr>
         <w:t>4. 해결 방안 개요</w:t>
       </w:r>
     </w:p>
     <w:p>
       <w:r>
-        <w:rPr>
-          <w:rFonts w:ascii="맑은 고딕" w:hAnsi="맑은 고딕" w:eastAsia="맑은 고딕"/>
-          <w:sz w:val="21"/>
-        </w:rPr>
         <w:t>제출 Flowchart(정비사 · AI · PS팀 3개 레인)를 정리하면 다음과 같습니다.</w:t>
       </w:r>
     </w:p>
     <w:p>
       <w:r>
         <w:rPr>
-          <w:rFonts w:ascii="맑은 고딕" w:hAnsi="맑은 고딕" w:eastAsia="맑은 고딕"/>
-          <w:color w:val="666666"/>
-          <w:sz w:val="18"/>
-        </w:rPr>
-        <w:t>[흐름도 — GitHub 화면의 기획서.md 에서 그림으로 보입니다]</w:t>
-      </w:r>
-    </w:p>
-    <w:p>
-      <w:r>
-        <w:rPr>
-          <w:rFonts w:ascii="Consolas" w:hAnsi="Consolas" w:eastAsia="맑은 고딕"/>
-          <w:sz w:val="18"/>
+          <w:rFonts w:ascii="Consolas" w:hAnsi="Consolas"/>
+          <w:sz w:val="16"/>
         </w:rPr>
         <w:t>flowchart LR</w:t>
         <w:br/>
@@ -1247,6 +1002,8 @@
         <w:br/>
         <w:t xml:space="preserve">  C -- 후속 요청 --&gt; D</w:t>
         <w:br/>
+        <w:t xml:space="preserve">  C -- 같은 모델·호기 기 등록 건 --&gt; H</w:t>
+        <w:br/>
         <w:t xml:space="preserve">  D --&gt; E[AI 회신&lt;br/&gt;제목·요약·회신·근거 페이지]</w:t>
         <w:br/>
         <w:t xml:space="preserve">  E --&gt; F[정비사 기술지원 조회&lt;br/&gt;내용 검토]</w:t>
@@ -1255,7 +1012,7 @@
         <w:br/>
         <w:t xml:space="preserve">  F -- 후속 요청 --&gt; B</w:t>
         <w:br/>
-        <w:t xml:space="preserve">  D -- AI 답변 불가 --&gt; H[PS팀 Mail 통보]</w:t>
+        <w:t xml:space="preserve">  D -- AI 답변 불가 --&gt; H[PS팀 Mail 통보&lt;br/&gt;관리 지역 담당 관리자]</w:t>
         <w:br/>
         <w:t xml:space="preserve">  H --&gt; I[PS 내용 검토·보완 자료 작성]</w:t>
         <w:br/>
@@ -1272,17 +1029,11 @@
       </w:pPr>
       <w:r>
         <w:rPr>
-          <w:rFonts w:ascii="맑은 고딕" w:hAnsi="맑은 고딕" w:eastAsia="맑은 고딕"/>
           <w:b/>
-          <w:sz w:val="21"/>
         </w:rPr>
         <w:t>수집</w:t>
       </w:r>
       <w:r>
-        <w:rPr>
-          <w:rFonts w:ascii="맑은 고딕" w:hAnsi="맑은 고딕" w:eastAsia="맑은 고딕"/>
-          <w:sz w:val="21"/>
-        </w:rPr>
         <w:t>: 정비사가 정해진 양식(드롭다운 중심)으로 문의를 등록하고 사진·영상을 첨부합니다(제출 1회마다 사진 최대 5장·영상 1개 1분 이하). 모델은 소스등록에 있는 모델만 입력 가능하며, 없으면 팝업으로 안내합니다.</w:t>
       </w:r>
     </w:p>
@@ -1292,18 +1043,12 @@
       </w:pPr>
       <w:r>
         <w:rPr>
-          <w:rFonts w:ascii="맑은 고딕" w:hAnsi="맑은 고딕" w:eastAsia="맑은 고딕"/>
           <w:b/>
-          <w:sz w:val="21"/>
         </w:rPr>
         <w:t>정리</w:t>
       </w:r>
       <w:r>
-        <w:rPr>
-          <w:rFonts w:ascii="맑은 고딕" w:hAnsi="맑은 고딕" w:eastAsia="맑은 고딕"/>
-          <w:sz w:val="21"/>
-        </w:rPr>
-        <w:t>: 기준번호(yyyymmddnnnn 형식)로 문의·회신·첨부를 묶고, 상태를 색으로 구분합니다.</w:t>
+        <w:t>: 기준번호(yyyymmddnnnn 형식)로 문의·회신·첨부를 묶고, 상태를 색으로 구분합니다. 같은 모델·호기로 진행 중인(또는 최근 1달 안에 등록된) 건이 있으면 중복 검토 대상으로 표시하고, AI 답변 불가 건과 함께 PS팀 담당자에게 메일로 넘겨 검토 뒤 AI 회신합니다(수강생 답변 2026-09-29).</w:t>
       </w:r>
     </w:p>
     <w:p>
@@ -1312,18 +1057,12 @@
       </w:pPr>
       <w:r>
         <w:rPr>
-          <w:rFonts w:ascii="맑은 고딕" w:hAnsi="맑은 고딕" w:eastAsia="맑은 고딕"/>
           <w:b/>
-          <w:sz w:val="21"/>
         </w:rPr>
         <w:t>분석·AI</w:t>
       </w:r>
       <w:r>
-        <w:rPr>
-          <w:rFonts w:ascii="맑은 고딕" w:hAnsi="맑은 고딕" w:eastAsia="맑은 고딕"/>
-          <w:sz w:val="21"/>
-        </w:rPr>
-        <w:t>: 모델별 매뉴얼 소스에서 AI가 답변과 근거(매뉴얼명·페이지)를 생성합니다. 답할 수 없으면 관리자에게 메일로 넘깁니다.</w:t>
+        <w:t>: 모델별 매뉴얼 소스에서 AI가 답변과 근거(매뉴얼명·페이지)를 생성합니다. 1단계 도구에서는 사용자가 자기 PC의 매뉴얼 PDF를 불러오면 브라우저 안에서 목차·키워드로 근거 쪽을 찾아 AI 질문에 그 쪽의 발췌만 붙입니다. 답할 수 없으면 요청자 지역을 맡은 관리자에게 메일로 넘깁니다.</w:t>
       </w:r>
     </w:p>
     <w:p>
@@ -1332,17 +1071,11 @@
       </w:pPr>
       <w:r>
         <w:rPr>
-          <w:rFonts w:ascii="맑은 고딕" w:hAnsi="맑은 고딕" w:eastAsia="맑은 고딕"/>
           <w:b/>
-          <w:sz w:val="21"/>
         </w:rPr>
         <w:t>종료</w:t>
       </w:r>
       <w:r>
-        <w:rPr>
-          <w:rFonts w:ascii="맑은 고딕" w:hAnsi="맑은 고딕" w:eastAsia="맑은 고딕"/>
-          <w:sz w:val="21"/>
-        </w:rPr>
         <w:t>: 해결되면 정비사가 조치 내용·완료일을 적고 종료(Completed)합니다. 종료한 건은 다시 열지 않고, 추가 문의는 새 지원 요청으로 접수합니다.</w:t>
       </w:r>
     </w:p>
@@ -1352,31 +1085,19 @@
       </w:pPr>
       <w:r>
         <w:rPr>
-          <w:rFonts w:ascii="맑은 고딕" w:hAnsi="맑은 고딕" w:eastAsia="맑은 고딕"/>
           <w:b/>
-          <w:sz w:val="21"/>
         </w:rPr>
         <w:t>산출물</w:t>
       </w:r>
       <w:r>
-        <w:rPr>
-          <w:rFonts w:ascii="맑은 고딕" w:hAnsi="맑은 고딕" w:eastAsia="맑은 고딕"/>
-          <w:sz w:val="21"/>
-        </w:rPr>
         <w:t>: 정비사용 회신 화면, 관리자용 조회·통계, 매뉴얼·교육교재 개선용 누적 DB.</w:t>
       </w:r>
     </w:p>
     <w:p>
       <w:pPr>
-        <w:pStyle w:val="Heading2"/>
+        <w:pStyle w:val="Heading1"/>
       </w:pPr>
       <w:r>
-        <w:rPr>
-          <w:rFonts w:ascii="맑은 고딕" w:hAnsi="맑은 고딕" w:eastAsia="맑은 고딕"/>
-          <w:b/>
-          <w:color w:val="1F3864"/>
-          <w:sz w:val="28"/>
-        </w:rPr>
         <w:t>5. 주요 기능</w:t>
       </w:r>
     </w:p>
@@ -1395,7 +1116,6 @@
         <w:tc>
           <w:tcPr>
             <w:tcW w:type="dxa" w:w="2880"/>
-            <w:shd w:val="clear" w:color="auto" w:fill="E8EEF6"/>
           </w:tcPr>
           <w:p>
             <w:r>
@@ -1405,9 +1125,7 @@
             </w:r>
             <w:r>
               <w:rPr>
-                <w:rFonts w:ascii="맑은 고딕" w:hAnsi="맑은 고딕" w:eastAsia="맑은 고딕"/>
                 <w:b/>
-                <w:sz w:val="19"/>
               </w:rPr>
               <w:t>기능</w:t>
             </w:r>
@@ -1416,7 +1134,6 @@
         <w:tc>
           <w:tcPr>
             <w:tcW w:type="dxa" w:w="2880"/>
-            <w:shd w:val="clear" w:color="auto" w:fill="E8EEF6"/>
           </w:tcPr>
           <w:p>
             <w:r>
@@ -1426,9 +1143,7 @@
             </w:r>
             <w:r>
               <w:rPr>
-                <w:rFonts w:ascii="맑은 고딕" w:hAnsi="맑은 고딕" w:eastAsia="맑은 고딕"/>
                 <w:b/>
-                <w:sz w:val="19"/>
               </w:rPr>
               <w:t>설명</w:t>
             </w:r>
@@ -1437,7 +1152,6 @@
         <w:tc>
           <w:tcPr>
             <w:tcW w:type="dxa" w:w="2880"/>
-            <w:shd w:val="clear" w:color="auto" w:fill="E8EEF6"/>
           </w:tcPr>
           <w:p>
             <w:r>
@@ -1447,9 +1161,7 @@
             </w:r>
             <w:r>
               <w:rPr>
-                <w:rFonts w:ascii="맑은 고딕" w:hAnsi="맑은 고딕" w:eastAsia="맑은 고딕"/>
                 <w:b/>
-                <w:sz w:val="19"/>
               </w:rPr>
               <w:t>우선순위</w:t>
             </w:r>
@@ -1464,10 +1176,6 @@
           <w:p>
             <w:r/>
             <w:r>
-              <w:rPr>
-                <w:rFonts w:ascii="맑은 고딕" w:hAnsi="맑은 고딕" w:eastAsia="맑은 고딕"/>
-                <w:sz w:val="19"/>
-              </w:rPr>
               <w:t>로그인·언어 선택</w:t>
             </w:r>
           </w:p>
@@ -1479,25 +1187,15 @@
           <w:p>
             <w:r/>
             <w:r>
-              <w:rPr>
-                <w:rFonts w:ascii="맑은 고딕" w:hAnsi="맑은 고딕" w:eastAsia="맑은 고딕"/>
-                <w:sz w:val="19"/>
-              </w:rPr>
               <w:t xml:space="preserve">ID/비밀번호 로그인, 한글/영어 전환(언어는 </w:t>
             </w:r>
             <w:r>
               <w:rPr>
-                <w:rFonts w:ascii="맑은 고딕" w:hAnsi="맑은 고딕" w:eastAsia="맑은 고딕"/>
                 <w:b/>
-                <w:sz w:val="19"/>
               </w:rPr>
               <w:t>국문/영어 2종으로 확정</w:t>
             </w:r>
             <w:r>
-              <w:rPr>
-                <w:rFonts w:ascii="맑은 고딕" w:hAnsi="맑은 고딕" w:eastAsia="맑은 고딕"/>
-                <w:sz w:val="19"/>
-              </w:rPr>
               <w:t>, 수강생 확인 2026-09-28). 권한 USER/ADMIN</w:t>
             </w:r>
           </w:p>
@@ -1509,10 +1207,6 @@
           <w:p>
             <w:r/>
             <w:r>
-              <w:rPr>
-                <w:rFonts w:ascii="맑은 고딕" w:hAnsi="맑은 고딕" w:eastAsia="맑은 고딕"/>
-                <w:sz w:val="19"/>
-              </w:rPr>
               <w:t>MVP</w:t>
             </w:r>
           </w:p>
@@ -1526,10 +1220,65 @@
           <w:p>
             <w:r/>
             <w:r>
+              <w:t>회원 등록·승인</w:t>
+            </w:r>
+          </w:p>
+        </w:tc>
+        <w:tc>
+          <w:tcPr>
+            <w:tcW w:type="dxa" w:w="2880"/>
+          </w:tcPr>
+          <w:p>
+            <w:r/>
+            <w:r>
               <w:rPr>
-                <w:rFonts w:ascii="맑은 고딕" w:hAnsi="맑은 고딕" w:eastAsia="맑은 고딕"/>
-                <w:sz w:val="19"/>
+                <w:b/>
               </w:rPr>
+              <w:t>사번 없이 본인이 정한 ID로 가입</w:t>
+            </w:r>
+            <w:r>
+              <w:t xml:space="preserve">, 중복 ID 확인(대소문자 무시), </w:t>
+            </w:r>
+            <w:r>
+              <w:rPr>
+                <w:b/>
+              </w:rPr>
+              <w:t>기 등록 관리자가 승인해야 로그인</w:t>
+            </w:r>
+            <w:r>
+              <w:t xml:space="preserve">(사내 인원도 같음). 관리자는 권한과 </w:t>
+            </w:r>
+            <w:r>
+              <w:rPr>
+                <w:b/>
+              </w:rPr>
+              <w:t>관리 지역</w:t>
+            </w:r>
+            <w:r>
+              <w:t>을 정함 — 수강생 답변 2026-09-29</w:t>
+            </w:r>
+          </w:p>
+        </w:tc>
+        <w:tc>
+          <w:tcPr>
+            <w:tcW w:type="dxa" w:w="2880"/>
+          </w:tcPr>
+          <w:p>
+            <w:r/>
+            <w:r>
+              <w:t>MVP(2026-09-29 반영)</w:t>
+            </w:r>
+          </w:p>
+        </w:tc>
+      </w:tr>
+      <w:tr>
+        <w:tc>
+          <w:tcPr>
+            <w:tcW w:type="dxa" w:w="2880"/>
+          </w:tcPr>
+          <w:p>
+            <w:r/>
+            <w:r>
               <w:t>기술지원 등록(기술지원1)</w:t>
             </w:r>
           </w:p>
@@ -1541,25 +1290,15 @@
           <w:p>
             <w:r/>
             <w:r>
-              <w:rPr>
-                <w:rFonts w:ascii="맑은 고딕" w:hAnsi="맑은 고딕" w:eastAsia="맑은 고딕"/>
-                <w:sz w:val="19"/>
-              </w:rPr>
               <w:t>모델·호기·가동시간·유형·구분·현상·요청사항 입력, 사진/영상 첨부(</w:t>
             </w:r>
             <w:r>
               <w:rPr>
-                <w:rFonts w:ascii="맑은 고딕" w:hAnsi="맑은 고딕" w:eastAsia="맑은 고딕"/>
                 <w:b/>
-                <w:sz w:val="19"/>
               </w:rPr>
               <w:t>제출 1회마다 사진 최대 5장·영상 1개, 영상은 1분 이하</w:t>
             </w:r>
             <w:r>
-              <w:rPr>
-                <w:rFonts w:ascii="맑은 고딕" w:hAnsi="맑은 고딕" w:eastAsia="맑은 고딕"/>
-                <w:sz w:val="19"/>
-              </w:rPr>
               <w:t xml:space="preserve"> — 수강생 확인 2026-09-28), 제출 시 ref_no 자동 부여, 상태 Submitted</w:t>
             </w:r>
           </w:p>
@@ -1571,10 +1310,6 @@
           <w:p>
             <w:r/>
             <w:r>
-              <w:rPr>
-                <w:rFonts w:ascii="맑은 고딕" w:hAnsi="맑은 고딕" w:eastAsia="맑은 고딕"/>
-                <w:sz w:val="19"/>
-              </w:rPr>
               <w:t>MVP</w:t>
             </w:r>
           </w:p>
@@ -1588,10 +1323,6 @@
           <w:p>
             <w:r/>
             <w:r>
-              <w:rPr>
-                <w:rFonts w:ascii="맑은 고딕" w:hAnsi="맑은 고딕" w:eastAsia="맑은 고딕"/>
-                <w:sz w:val="19"/>
-              </w:rPr>
               <w:t>모델 입력 검증</w:t>
             </w:r>
           </w:p>
@@ -1603,10 +1334,6 @@
           <w:p>
             <w:r/>
             <w:r>
-              <w:rPr>
-                <w:rFonts w:ascii="맑은 고딕" w:hAnsi="맑은 고딕" w:eastAsia="맑은 고딕"/>
-                <w:sz w:val="19"/>
-              </w:rPr>
               <w:t>소스등록에 없는 모델이면 팝업 안내</w:t>
             </w:r>
           </w:p>
@@ -1618,10 +1345,6 @@
           <w:p>
             <w:r/>
             <w:r>
-              <w:rPr>
-                <w:rFonts w:ascii="맑은 고딕" w:hAnsi="맑은 고딕" w:eastAsia="맑은 고딕"/>
-                <w:sz w:val="19"/>
-              </w:rPr>
               <w:t>MVP</w:t>
             </w:r>
           </w:p>
@@ -1635,10 +1358,6 @@
           <w:p>
             <w:r/>
             <w:r>
-              <w:rPr>
-                <w:rFonts w:ascii="맑은 고딕" w:hAnsi="맑은 고딕" w:eastAsia="맑은 고딕"/>
-                <w:sz w:val="19"/>
-              </w:rPr>
               <w:t>후속 요청(기술지원2·3)</w:t>
             </w:r>
           </w:p>
@@ -1650,10 +1369,6 @@
           <w:p>
             <w:r/>
             <w:r>
-              <w:rPr>
-                <w:rFonts w:ascii="맑은 고딕" w:hAnsi="맑은 고딕" w:eastAsia="맑은 고딕"/>
-                <w:sz w:val="19"/>
-              </w:rPr>
               <w:t>최근 1달간 본인 등록 건 목록 팝업 → 선택 시 기존 내용을 불러와 수정·재제출, s_turn 증가</w:t>
             </w:r>
           </w:p>
@@ -1665,10 +1380,6 @@
           <w:p>
             <w:r/>
             <w:r>
-              <w:rPr>
-                <w:rFonts w:ascii="맑은 고딕" w:hAnsi="맑은 고딕" w:eastAsia="맑은 고딕"/>
-                <w:sz w:val="19"/>
-              </w:rPr>
               <w:t>MVP</w:t>
             </w:r>
           </w:p>
@@ -1682,10 +1393,6 @@
           <w:p>
             <w:r/>
             <w:r>
-              <w:rPr>
-                <w:rFonts w:ascii="맑은 고딕" w:hAnsi="맑은 고딕" w:eastAsia="맑은 고딕"/>
-                <w:sz w:val="19"/>
-              </w:rPr>
               <w:t>AI 1차 회신</w:t>
             </w:r>
           </w:p>
@@ -1697,10 +1404,6 @@
           <w:p>
             <w:r/>
             <w:r>
-              <w:rPr>
-                <w:rFonts w:ascii="맑은 고딕" w:hAnsi="맑은 고딕" w:eastAsia="맑은 고딕"/>
-                <w:sz w:val="19"/>
-              </w:rPr>
               <w:t>모델별 매뉴얼 소스를 근거로 r_title·req_summary·reply_content·ref_info 생성, 상태 Answered</w:t>
             </w:r>
           </w:p>
@@ -1712,10 +1415,6 @@
           <w:p>
             <w:r/>
             <w:r>
-              <w:rPr>
-                <w:rFonts w:ascii="맑은 고딕" w:hAnsi="맑은 고딕" w:eastAsia="맑은 고딕"/>
-                <w:sz w:val="19"/>
-              </w:rPr>
               <w:t>MVP(시연 수준)</w:t>
             </w:r>
           </w:p>
@@ -1729,10 +1428,6 @@
           <w:p>
             <w:r/>
             <w:r>
-              <w:rPr>
-                <w:rFonts w:ascii="맑은 고딕" w:hAnsi="맑은 고딕" w:eastAsia="맑은 고딕"/>
-                <w:sz w:val="19"/>
-              </w:rPr>
               <w:t>근거 페이지 보기</w:t>
             </w:r>
           </w:p>
@@ -1744,11 +1439,16 @@
           <w:p>
             <w:r/>
             <w:r>
+              <w:t xml:space="preserve">ref_info 클릭 시 해당 매뉴얼 페이지를 표시, 이전/다음 페이지 이동. 1단계는 불러온 매뉴얼의 </w:t>
+            </w:r>
+            <w:r>
               <w:rPr>
-                <w:rFonts w:ascii="맑은 고딕" w:hAnsi="맑은 고딕" w:eastAsia="맑은 고딕"/>
-                <w:sz w:val="19"/>
+                <w:b/>
               </w:rPr>
-              <w:t>ref_info 클릭 시 해당 매뉴얼 페이지를 PDF 뷰어로 표시, 이전/다음 페이지 이동</w:t>
+              <w:t>쪽 본문(글자)</w:t>
+            </w:r>
+            <w:r>
+              <w:t xml:space="preserve"> 을 보여 줌(그림 표시는 2단계)</w:t>
             </w:r>
           </w:p>
         </w:tc>
@@ -1759,10 +1459,6 @@
           <w:p>
             <w:r/>
             <w:r>
-              <w:rPr>
-                <w:rFonts w:ascii="맑은 고딕" w:hAnsi="맑은 고딕" w:eastAsia="맑은 고딕"/>
-                <w:sz w:val="19"/>
-              </w:rPr>
               <w:t>MVP</w:t>
             </w:r>
           </w:p>
@@ -1776,10 +1472,41 @@
           <w:p>
             <w:r/>
             <w:r>
-              <w:rPr>
-                <w:rFonts w:ascii="맑은 고딕" w:hAnsi="맑은 고딕" w:eastAsia="맑은 고딕"/>
-                <w:sz w:val="19"/>
-              </w:rPr>
+              <w:t>매뉴얼 근거 검색</w:t>
+            </w:r>
+          </w:p>
+        </w:tc>
+        <w:tc>
+          <w:tcPr>
+            <w:tcW w:type="dxa" w:w="2880"/>
+          </w:tcPr>
+          <w:p>
+            <w:r/>
+            <w:r>
+              <w:t>사용자가 자기 PC의 매뉴얼 PDF를 불러오면 브라우저 안에서 쪽별 글자를 뽑아 목차(SECTION·Group)·키워드로 검색, AI 질문 프롬프트에 고른 쪽의 발췌를 근거로 붙임. 매뉴얼은 어디에도 올라가지 않음 — 2026-09-29 매뉴얼 수령</w:t>
+            </w:r>
+          </w:p>
+        </w:tc>
+        <w:tc>
+          <w:tcPr>
+            <w:tcW w:type="dxa" w:w="2880"/>
+          </w:tcPr>
+          <w:p>
+            <w:r/>
+            <w:r>
+              <w:t>MVP(2026-09-29 반영)</w:t>
+            </w:r>
+          </w:p>
+        </w:tc>
+      </w:tr>
+      <w:tr>
+        <w:tc>
+          <w:tcPr>
+            <w:tcW w:type="dxa" w:w="2880"/>
+          </w:tcPr>
+          <w:p>
+            <w:r/>
+            <w:r>
               <w:t>기술지원 조회(User)</w:t>
             </w:r>
           </w:p>
@@ -1791,10 +1518,6 @@
           <w:p>
             <w:r/>
             <w:r>
-              <w:rPr>
-                <w:rFonts w:ascii="맑은 고딕" w:hAnsi="맑은 고딕" w:eastAsia="맑은 고딕"/>
-                <w:sz w:val="19"/>
-              </w:rPr>
               <w:t>등록일 기간·모델로 검색, 목록 더블클릭 시 상세조회(요청 사항과 AI 답변 정리, 추가 요청 버튼)</w:t>
             </w:r>
           </w:p>
@@ -1806,10 +1529,6 @@
           <w:p>
             <w:r/>
             <w:r>
-              <w:rPr>
-                <w:rFonts w:ascii="맑은 고딕" w:hAnsi="맑은 고딕" w:eastAsia="맑은 고딕"/>
-                <w:sz w:val="19"/>
-              </w:rPr>
               <w:t>MVP</w:t>
             </w:r>
           </w:p>
@@ -1823,10 +1542,6 @@
           <w:p>
             <w:r/>
             <w:r>
-              <w:rPr>
-                <w:rFonts w:ascii="맑은 고딕" w:hAnsi="맑은 고딕" w:eastAsia="맑은 고딕"/>
-                <w:sz w:val="19"/>
-              </w:rPr>
               <w:t>기술지원 조회(Admin)</w:t>
             </w:r>
           </w:p>
@@ -1838,10 +1553,6 @@
           <w:p>
             <w:r/>
             <w:r>
-              <w:rPr>
-                <w:rFonts w:ascii="맑은 고딕" w:hAnsi="맑은 고딕" w:eastAsia="맑은 고딕"/>
-                <w:sz w:val="19"/>
-              </w:rPr>
               <w:t>등록일 기간·모델·딜러·분류·고장 유형 검색, 접수 횟수·딜러·회신 내용 열 추가</w:t>
             </w:r>
           </w:p>
@@ -1853,10 +1564,6 @@
           <w:p>
             <w:r/>
             <w:r>
-              <w:rPr>
-                <w:rFonts w:ascii="맑은 고딕" w:hAnsi="맑은 고딕" w:eastAsia="맑은 고딕"/>
-                <w:sz w:val="19"/>
-              </w:rPr>
               <w:t>MVP</w:t>
             </w:r>
           </w:p>
@@ -1870,11 +1577,7 @@
           <w:p>
             <w:r/>
             <w:r>
-              <w:rPr>
-                <w:rFonts w:ascii="맑은 고딕" w:hAnsi="맑은 고딕" w:eastAsia="맑은 고딕"/>
-                <w:sz w:val="19"/>
-              </w:rPr>
-              <w:t>AI 답변 불가 시 관리자 메일</w:t>
+              <w:t>AI 답변 불가·중복 등록 시 관리자 메일</w:t>
             </w:r>
           </w:p>
         </w:tc>
@@ -1885,11 +1588,25 @@
           <w:p>
             <w:r/>
             <w:r>
+              <w:t xml:space="preserve">AI가 답할 수 없는 건과 </w:t>
+            </w:r>
+            <w:r>
               <w:rPr>
-                <w:rFonts w:ascii="맑은 고딕" w:hAnsi="맑은 고딕" w:eastAsia="맑은 고딕"/>
-                <w:sz w:val="19"/>
+                <w:b/>
               </w:rPr>
-              <w:t>AI가 판단해 답할 수 없는 건을 PS 담당자에게 메일 통보</w:t>
+              <w:t>중복 등록 건</w:t>
+            </w:r>
+            <w:r>
+              <w:t xml:space="preserve">을 </w:t>
+            </w:r>
+            <w:r>
+              <w:rPr>
+                <w:b/>
+              </w:rPr>
+              <w:t>요청자 지역을 관리 지역으로 가진 관리자</w:t>
+            </w:r>
+            <w:r>
+              <w:t>에게 메일 통보, 검토 후 AI 회신 — 수강생 답변 2026-09-29. 1단계는 메일 초안을 발송 대기 목록에 쌓고 메일 앱으로 보냄</w:t>
             </w:r>
           </w:p>
         </w:tc>
@@ -1900,10 +1617,6 @@
           <w:p>
             <w:r/>
             <w:r>
-              <w:rPr>
-                <w:rFonts w:ascii="맑은 고딕" w:hAnsi="맑은 고딕" w:eastAsia="맑은 고딕"/>
-                <w:sz w:val="19"/>
-              </w:rPr>
               <w:t>MVP</w:t>
             </w:r>
           </w:p>
@@ -1917,10 +1630,6 @@
           <w:p>
             <w:r/>
             <w:r>
-              <w:rPr>
-                <w:rFonts w:ascii="맑은 고딕" w:hAnsi="맑은 고딕" w:eastAsia="맑은 고딕"/>
-                <w:sz w:val="19"/>
-              </w:rPr>
               <w:t>소스 등록(Admin)</w:t>
             </w:r>
           </w:p>
@@ -1932,10 +1641,6 @@
           <w:p>
             <w:r/>
             <w:r>
-              <w:rPr>
-                <w:rFonts w:ascii="맑은 고딕" w:hAnsi="맑은 고딕" w:eastAsia="맑은 고딕"/>
-                <w:sz w:val="19"/>
-              </w:rPr>
               <w:t>model·notebook_name 입력 + 매뉴얼/보완 자료 파일 업로드. 상세조회에서 넘어오면 기준 정보 자동 입력</w:t>
             </w:r>
           </w:p>
@@ -1947,10 +1652,6 @@
           <w:p>
             <w:r/>
             <w:r>
-              <w:rPr>
-                <w:rFonts w:ascii="맑은 고딕" w:hAnsi="맑은 고딕" w:eastAsia="맑은 고딕"/>
-                <w:sz w:val="19"/>
-              </w:rPr>
               <w:t>MVP</w:t>
             </w:r>
           </w:p>
@@ -1964,10 +1665,6 @@
           <w:p>
             <w:r/>
             <w:r>
-              <w:rPr>
-                <w:rFonts w:ascii="맑은 고딕" w:hAnsi="맑은 고딕" w:eastAsia="맑은 고딕"/>
-                <w:sz w:val="19"/>
-              </w:rPr>
               <w:t>접속 Log(Admin)</w:t>
             </w:r>
           </w:p>
@@ -1979,10 +1676,6 @@
           <w:p>
             <w:r/>
             <w:r>
-              <w:rPr>
-                <w:rFonts w:ascii="맑은 고딕" w:hAnsi="맑은 고딕" w:eastAsia="맑은 고딕"/>
-                <w:sz w:val="19"/>
-              </w:rPr>
               <w:t>로그인 일자 기간·사용자·딜러로 검색, 로그인 유지 시간 표시</w:t>
             </w:r>
           </w:p>
@@ -1994,10 +1687,6 @@
           <w:p>
             <w:r/>
             <w:r>
-              <w:rPr>
-                <w:rFonts w:ascii="맑은 고딕" w:hAnsi="맑은 고딕" w:eastAsia="맑은 고딕"/>
-                <w:sz w:val="19"/>
-              </w:rPr>
               <w:t>확장</w:t>
             </w:r>
           </w:p>
@@ -2011,10 +1700,6 @@
           <w:p>
             <w:r/>
             <w:r>
-              <w:rPr>
-                <w:rFonts w:ascii="맑은 고딕" w:hAnsi="맑은 고딕" w:eastAsia="맑은 고딕"/>
-                <w:sz w:val="19"/>
-              </w:rPr>
               <w:t>조치 결과 등록</w:t>
             </w:r>
           </w:p>
@@ -2026,26 +1711,16 @@
           <w:p>
             <w:r/>
             <w:r>
-              <w:rPr>
-                <w:rFonts w:ascii="맑은 고딕" w:hAnsi="맑은 고딕" w:eastAsia="맑은 고딕"/>
-                <w:sz w:val="19"/>
-              </w:rPr>
               <w:t xml:space="preserve">수리 완료 후 </w:t>
             </w:r>
             <w:r>
               <w:rPr>
-                <w:rFonts w:ascii="맑은 고딕" w:hAnsi="맑은 고딕" w:eastAsia="맑은 고딕"/>
                 <w:b/>
-                <w:sz w:val="19"/>
               </w:rPr>
-              <w:t>조치 내용(action_content)·완료일(complete_date)</w:t>
+              <w:t>조치 내용(action_content)·완료일(complete_date)·완료 사진(complete_image, 선택·최대 5장)</w:t>
             </w:r>
             <w:r>
-              <w:rPr>
-                <w:rFonts w:ascii="맑은 고딕" w:hAnsi="맑은 고딕" w:eastAsia="맑은 고딕"/>
-                <w:sz w:val="19"/>
-              </w:rPr>
-              <w:t xml:space="preserve"> 을 적고 종료. 필드는 수강생 확인(2026-09-28)으로 확정. 완료 사진은 미확정(10장 6번). PRD의 「미등록 시 신규 문의 제한」은 적용하지 않음</w:t>
+              <w:t xml:space="preserve"> 을 적고 종료. 필드는 수강생 확인(2026-09-28·29)으로 확정. PRD의 「미등록 시 신규 문의 제한」은 적용하지 않음</w:t>
             </w:r>
           </w:p>
         </w:tc>
@@ -2056,11 +1731,7 @@
           <w:p>
             <w:r/>
             <w:r>
-              <w:rPr>
-                <w:rFonts w:ascii="맑은 고딕" w:hAnsi="맑은 고딕" w:eastAsia="맑은 고딕"/>
-                <w:sz w:val="19"/>
-              </w:rPr>
-              <w:t>MVP(2026-09-28 반영)</w:t>
+              <w:t>MVP(2026-09-28·29 반영)</w:t>
             </w:r>
           </w:p>
         </w:tc>
@@ -2073,10 +1744,6 @@
           <w:p>
             <w:r/>
             <w:r>
-              <w:rPr>
-                <w:rFonts w:ascii="맑은 고딕" w:hAnsi="맑은 고딕" w:eastAsia="맑은 고딕"/>
-                <w:sz w:val="19"/>
-              </w:rPr>
               <w:t>현장 용어 → 표준 용어 사전</w:t>
             </w:r>
           </w:p>
@@ -2088,10 +1755,6 @@
           <w:p>
             <w:r/>
             <w:r>
-              <w:rPr>
-                <w:rFonts w:ascii="맑은 고딕" w:hAnsi="맑은 고딕" w:eastAsia="맑은 고딕"/>
-                <w:sz w:val="19"/>
-              </w:rPr>
               <w:t>국가·현장 비표준어를 본사 표준 부품명·증상으로 매칭, 관리자 사전 관리</w:t>
             </w:r>
           </w:p>
@@ -2103,10 +1766,6 @@
           <w:p>
             <w:r/>
             <w:r>
-              <w:rPr>
-                <w:rFonts w:ascii="맑은 고딕" w:hAnsi="맑은 고딕" w:eastAsia="맑은 고딕"/>
-                <w:sz w:val="19"/>
-              </w:rPr>
               <w:t>확장</w:t>
             </w:r>
           </w:p>
@@ -2120,10 +1779,6 @@
           <w:p>
             <w:r/>
             <w:r>
-              <w:rPr>
-                <w:rFonts w:ascii="맑은 고딕" w:hAnsi="맑은 고딕" w:eastAsia="맑은 고딕"/>
-                <w:sz w:val="19"/>
-              </w:rPr>
               <w:t>통계 대시보드</w:t>
             </w:r>
           </w:p>
@@ -2135,10 +1790,6 @@
           <w:p>
             <w:r/>
             <w:r>
-              <w:rPr>
-                <w:rFonts w:ascii="맑은 고딕" w:hAnsi="맑은 고딕" w:eastAsia="맑은 고딕"/>
-                <w:sz w:val="19"/>
-              </w:rPr>
               <w:t>모델·호기·가동시간·구분별 다빈도 문의, AI 1차 해결률</w:t>
             </w:r>
           </w:p>
@@ -2150,10 +1801,6 @@
           <w:p>
             <w:r/>
             <w:r>
-              <w:rPr>
-                <w:rFonts w:ascii="맑은 고딕" w:hAnsi="맑은 고딕" w:eastAsia="맑은 고딕"/>
-                <w:sz w:val="19"/>
-              </w:rPr>
               <w:t>확장</w:t>
             </w:r>
           </w:p>
@@ -2167,10 +1814,6 @@
           <w:p>
             <w:r/>
             <w:r>
-              <w:rPr>
-                <w:rFonts w:ascii="맑은 고딕" w:hAnsi="맑은 고딕" w:eastAsia="맑은 고딕"/>
-                <w:sz w:val="19"/>
-              </w:rPr>
               <w:t>보안 강화</w:t>
             </w:r>
           </w:p>
@@ -2182,10 +1825,6 @@
           <w:p>
             <w:r/>
             <w:r>
-              <w:rPr>
-                <w:rFonts w:ascii="맑은 고딕" w:hAnsi="맑은 고딕" w:eastAsia="맑은 고딕"/>
-                <w:sz w:val="19"/>
-              </w:rPr>
               <w:t>사번·시간 워터마크, 매뉴얼 전체 다운로드 차단(발췌 페이지만 표시). 모바일 캡처 방지는 네이티브 앱 영역</w:t>
             </w:r>
           </w:p>
@@ -2197,10 +1836,6 @@
           <w:p>
             <w:r/>
             <w:r>
-              <w:rPr>
-                <w:rFonts w:ascii="맑은 고딕" w:hAnsi="맑은 고딕" w:eastAsia="맑은 고딕"/>
-                <w:sz w:val="19"/>
-              </w:rPr>
               <w:t>확장</w:t>
             </w:r>
           </w:p>
@@ -2214,10 +1849,6 @@
           <w:p>
             <w:r/>
             <w:r>
-              <w:rPr>
-                <w:rFonts w:ascii="맑은 고딕" w:hAnsi="맑은 고딕" w:eastAsia="맑은 고딕"/>
-                <w:sz w:val="19"/>
-              </w:rPr>
               <w:t>음성 입력(STT)</w:t>
             </w:r>
           </w:p>
@@ -2229,10 +1860,6 @@
           <w:p>
             <w:r/>
             <w:r>
-              <w:rPr>
-                <w:rFonts w:ascii="맑은 고딕" w:hAnsi="맑은 고딕" w:eastAsia="맑은 고딕"/>
-                <w:sz w:val="19"/>
-              </w:rPr>
               <w:t>현상 입력 음성 지원. 다국어 번역은 언어가 국문/영어 2종으로 확정되어 범위에서 뺌</w:t>
             </w:r>
           </w:p>
@@ -2244,28 +1871,17 @@
           <w:p>
             <w:r/>
             <w:r>
-              <w:rPr>
-                <w:rFonts w:ascii="맑은 고딕" w:hAnsi="맑은 고딕" w:eastAsia="맑은 고딕"/>
-                <w:sz w:val="19"/>
-              </w:rPr>
               <w:t>확장</w:t>
             </w:r>
           </w:p>
         </w:tc>
       </w:tr>
     </w:tbl>
-    <w:p/>
     <w:p>
       <w:pPr>
-        <w:pStyle w:val="Heading2"/>
+        <w:pStyle w:val="Heading1"/>
       </w:pPr>
       <w:r>
-        <w:rPr>
-          <w:rFonts w:ascii="맑은 고딕" w:hAnsi="맑은 고딕" w:eastAsia="맑은 고딕"/>
-          <w:b/>
-          <w:color w:val="1F3864"/>
-          <w:sz w:val="28"/>
-        </w:rPr>
         <w:t>6. 기대 산출물</w:t>
       </w:r>
     </w:p>
@@ -2274,10 +1890,6 @@
         <w:pStyle w:val="ListBullet"/>
       </w:pPr>
       <w:r>
-        <w:rPr>
-          <w:rFonts w:ascii="맑은 고딕" w:hAnsi="맑은 고딕" w:eastAsia="맑은 고딕"/>
-          <w:sz w:val="21"/>
-        </w:rPr>
         <w:t>기술지원 접수·조회 웹 도구(정비사 화면 + 관리자 화면) 프로토타입</w:t>
       </w:r>
     </w:p>
@@ -2286,10 +1898,6 @@
         <w:pStyle w:val="ListBullet"/>
       </w:pPr>
       <w:r>
-        <w:rPr>
-          <w:rFonts w:ascii="맑은 고딕" w:hAnsi="맑은 고딕" w:eastAsia="맑은 고딕"/>
-          <w:sz w:val="21"/>
-        </w:rPr>
         <w:t>수강생 DB 필드 정의를 반영한 데이터 스키마와 샘플 데이터(CSV/JSON)</w:t>
       </w:r>
     </w:p>
@@ -2298,10 +1906,6 @@
         <w:pStyle w:val="ListBullet"/>
       </w:pPr>
       <w:r>
-        <w:rPr>
-          <w:rFonts w:ascii="맑은 고딕" w:hAnsi="맑은 고딕" w:eastAsia="맑은 고딕"/>
-          <w:sz w:val="21"/>
-        </w:rPr>
         <w:t>모델별 매뉴얼 RAG 지식베이스(Dify 또는 NotebookLM) 1개 이상과 답변 프롬프트</w:t>
       </w:r>
     </w:p>
@@ -2310,10 +1914,6 @@
         <w:pStyle w:val="ListBullet"/>
       </w:pPr>
       <w:r>
-        <w:rPr>
-          <w:rFonts w:ascii="맑은 고딕" w:hAnsi="맑은 고딕" w:eastAsia="맑은 고딕"/>
-          <w:sz w:val="21"/>
-        </w:rPr>
         <w:t>AI 답변 불가 건 메일 통보 자동화 시나리오(Make)</w:t>
       </w:r>
     </w:p>
@@ -2322,24 +1922,14 @@
         <w:pStyle w:val="ListBullet"/>
       </w:pPr>
       <w:r>
-        <w:rPr>
-          <w:rFonts w:ascii="맑은 고딕" w:hAnsi="맑은 고딕" w:eastAsia="맑은 고딕"/>
-          <w:sz w:val="21"/>
-        </w:rPr>
         <w:t>누적 문의·회신 DB 내보내기(엑셀/CSV) — 매뉴얼 개선·교육교재 기초 자료</w:t>
       </w:r>
     </w:p>
     <w:p>
       <w:pPr>
-        <w:pStyle w:val="Heading2"/>
+        <w:pStyle w:val="Heading1"/>
       </w:pPr>
       <w:r>
-        <w:rPr>
-          <w:rFonts w:ascii="맑은 고딕" w:hAnsi="맑은 고딕" w:eastAsia="맑은 고딕"/>
-          <w:b/>
-          <w:color w:val="1F3864"/>
-          <w:sz w:val="28"/>
-        </w:rPr>
         <w:t>7. 기술 구성</w:t>
       </w:r>
     </w:p>
@@ -2358,7 +1948,6 @@
         <w:tc>
           <w:tcPr>
             <w:tcW w:type="dxa" w:w="2880"/>
-            <w:shd w:val="clear" w:color="auto" w:fill="E8EEF6"/>
           </w:tcPr>
           <w:p>
             <w:r>
@@ -2368,9 +1957,7 @@
             </w:r>
             <w:r>
               <w:rPr>
-                <w:rFonts w:ascii="맑은 고딕" w:hAnsi="맑은 고딕" w:eastAsia="맑은 고딕"/>
                 <w:b/>
-                <w:sz w:val="19"/>
               </w:rPr>
               <w:t>영역</w:t>
             </w:r>
@@ -2379,7 +1966,6 @@
         <w:tc>
           <w:tcPr>
             <w:tcW w:type="dxa" w:w="2880"/>
-            <w:shd w:val="clear" w:color="auto" w:fill="E8EEF6"/>
           </w:tcPr>
           <w:p>
             <w:r>
@@ -2389,9 +1975,7 @@
             </w:r>
             <w:r>
               <w:rPr>
-                <w:rFonts w:ascii="맑은 고딕" w:hAnsi="맑은 고딕" w:eastAsia="맑은 고딕"/>
                 <w:b/>
-                <w:sz w:val="19"/>
               </w:rPr>
               <w:t>과정 도구</w:t>
             </w:r>
@@ -2400,7 +1984,6 @@
         <w:tc>
           <w:tcPr>
             <w:tcW w:type="dxa" w:w="2880"/>
-            <w:shd w:val="clear" w:color="auto" w:fill="E8EEF6"/>
           </w:tcPr>
           <w:p>
             <w:r>
@@ -2410,9 +1993,7 @@
             </w:r>
             <w:r>
               <w:rPr>
-                <w:rFonts w:ascii="맑은 고딕" w:hAnsi="맑은 고딕" w:eastAsia="맑은 고딕"/>
                 <w:b/>
-                <w:sz w:val="19"/>
               </w:rPr>
               <w:t>개발 구성</w:t>
             </w:r>
@@ -2427,10 +2008,6 @@
           <w:p>
             <w:r/>
             <w:r>
-              <w:rPr>
-                <w:rFonts w:ascii="맑은 고딕" w:hAnsi="맑은 고딕" w:eastAsia="맑은 고딕"/>
-                <w:sz w:val="19"/>
-              </w:rPr>
               <w:t>현장 문의 구조화</w:t>
             </w:r>
           </w:p>
@@ -2442,10 +2019,6 @@
           <w:p>
             <w:r/>
             <w:r>
-              <w:rPr>
-                <w:rFonts w:ascii="맑은 고딕" w:hAnsi="맑은 고딕" w:eastAsia="맑은 고딕"/>
-                <w:sz w:val="19"/>
-              </w:rPr>
               <w:t>DAY1 암묵지 자산화</w:t>
             </w:r>
           </w:p>
@@ -2457,10 +2030,6 @@
           <w:p>
             <w:r/>
             <w:r>
-              <w:rPr>
-                <w:rFonts w:ascii="맑은 고딕" w:hAnsi="맑은 고딕" w:eastAsia="맑은 고딕"/>
-                <w:sz w:val="19"/>
-              </w:rPr>
               <w:t>입력 양식·코드값(type_cd·system_cat·status) 정의</w:t>
             </w:r>
           </w:p>
@@ -2474,10 +2043,6 @@
           <w:p>
             <w:r/>
             <w:r>
-              <w:rPr>
-                <w:rFonts w:ascii="맑은 고딕" w:hAnsi="맑은 고딕" w:eastAsia="맑은 고딕"/>
-                <w:sz w:val="19"/>
-              </w:rPr>
               <w:t>매뉴얼 RAG 답변</w:t>
             </w:r>
           </w:p>
@@ -2489,10 +2054,6 @@
           <w:p>
             <w:r/>
             <w:r>
-              <w:rPr>
-                <w:rFonts w:ascii="맑은 고딕" w:hAnsi="맑은 고딕" w:eastAsia="맑은 고딕"/>
-                <w:sz w:val="19"/>
-              </w:rPr>
               <w:t>DAY4 Dify 클라우드, NotebookLM</w:t>
             </w:r>
           </w:p>
@@ -2504,10 +2065,6 @@
           <w:p>
             <w:r/>
             <w:r>
-              <w:rPr>
-                <w:rFonts w:ascii="맑은 고딕" w:hAnsi="맑은 고딕" w:eastAsia="맑은 고딕"/>
-                <w:sz w:val="19"/>
-              </w:rPr>
               <w:t>모델별 지식베이스. 웹 도구는 Dify API(또는 수동 연결)로 질의 (가정)</w:t>
             </w:r>
           </w:p>
@@ -2521,10 +2078,6 @@
           <w:p>
             <w:r/>
             <w:r>
-              <w:rPr>
-                <w:rFonts w:ascii="맑은 고딕" w:hAnsi="맑은 고딕" w:eastAsia="맑은 고딕"/>
-                <w:sz w:val="19"/>
-              </w:rPr>
               <w:t>사진·도면·매뉴얼 PDF 정보화</w:t>
             </w:r>
           </w:p>
@@ -2536,10 +2089,6 @@
           <w:p>
             <w:r/>
             <w:r>
-              <w:rPr>
-                <w:rFonts w:ascii="맑은 고딕" w:hAnsi="맑은 고딕" w:eastAsia="맑은 고딕"/>
-                <w:sz w:val="19"/>
-              </w:rPr>
               <w:t>DAY3 멀티모달(OCR·도면)</w:t>
             </w:r>
           </w:p>
@@ -2551,10 +2100,6 @@
           <w:p>
             <w:r/>
             <w:r>
-              <w:rPr>
-                <w:rFonts w:ascii="맑은 고딕" w:hAnsi="맑은 고딕" w:eastAsia="맑은 고딕"/>
-                <w:sz w:val="19"/>
-              </w:rPr>
               <w:t>스캔 매뉴얼 텍스트화, 근거 페이지 추출</w:t>
             </w:r>
           </w:p>
@@ -2568,10 +2113,6 @@
           <w:p>
             <w:r/>
             <w:r>
-              <w:rPr>
-                <w:rFonts w:ascii="맑은 고딕" w:hAnsi="맑은 고딕" w:eastAsia="맑은 고딕"/>
-                <w:sz w:val="19"/>
-              </w:rPr>
               <w:t>메일 통보·시트 적재</w:t>
             </w:r>
           </w:p>
@@ -2583,10 +2124,6 @@
           <w:p>
             <w:r/>
             <w:r>
-              <w:rPr>
-                <w:rFonts w:ascii="맑은 고딕" w:hAnsi="맑은 고딕" w:eastAsia="맑은 고딕"/>
-                <w:sz w:val="19"/>
-              </w:rPr>
               <w:t>DAY5 Make(Sheets·Gmail·OpenAI)</w:t>
             </w:r>
           </w:p>
@@ -2598,10 +2135,6 @@
           <w:p>
             <w:r/>
             <w:r>
-              <w:rPr>
-                <w:rFonts w:ascii="맑은 고딕" w:hAnsi="맑은 고딕" w:eastAsia="맑은 고딕"/>
-                <w:sz w:val="19"/>
-              </w:rPr>
               <w:t>접수 → Google Sheets 기록, AI 답변 불가 시 Gmail 발송</w:t>
             </w:r>
           </w:p>
@@ -2615,10 +2148,6 @@
           <w:p>
             <w:r/>
             <w:r>
-              <w:rPr>
-                <w:rFonts w:ascii="맑은 고딕" w:hAnsi="맑은 고딕" w:eastAsia="맑은 고딕"/>
-                <w:sz w:val="19"/>
-              </w:rPr>
               <w:t>문의 DB 분석</w:t>
             </w:r>
           </w:p>
@@ -2630,10 +2159,6 @@
           <w:p>
             <w:r/>
             <w:r>
-              <w:rPr>
-                <w:rFonts w:ascii="맑은 고딕" w:hAnsi="맑은 고딕" w:eastAsia="맑은 고딕"/>
-                <w:sz w:val="19"/>
-              </w:rPr>
               <w:t>DAY2 코랩(Python)</w:t>
             </w:r>
           </w:p>
@@ -2645,10 +2170,6 @@
           <w:p>
             <w:r/>
             <w:r>
-              <w:rPr>
-                <w:rFonts w:ascii="맑은 고딕" w:hAnsi="맑은 고딕" w:eastAsia="맑은 고딕"/>
-                <w:sz w:val="19"/>
-              </w:rPr>
               <w:t>모델·구분·가동시간별 집계, 다빈도 현상 분석</w:t>
             </w:r>
           </w:p>
@@ -2662,10 +2183,6 @@
           <w:p>
             <w:r/>
             <w:r>
-              <w:rPr>
-                <w:rFonts w:ascii="맑은 고딕" w:hAnsi="맑은 고딕" w:eastAsia="맑은 고딕"/>
-                <w:sz w:val="19"/>
-              </w:rPr>
               <w:t>웹 도구</w:t>
             </w:r>
           </w:p>
@@ -2677,10 +2194,6 @@
           <w:p>
             <w:r/>
             <w:r>
-              <w:rPr>
-                <w:rFonts w:ascii="맑은 고딕" w:hAnsi="맑은 고딕" w:eastAsia="맑은 고딕"/>
-                <w:sz w:val="19"/>
-              </w:rPr>
               <w:t>—</w:t>
             </w:r>
           </w:p>
@@ -2692,26 +2205,17 @@
           <w:p>
             <w:r/>
             <w:r>
-              <w:rPr>
-                <w:rFonts w:ascii="맑은 고딕" w:hAnsi="맑은 고딕" w:eastAsia="맑은 고딕"/>
-                <w:sz w:val="19"/>
-              </w:rPr>
               <w:t>설치 없이 브라우저에서 도는 정적 웹 앱(HTML/JS). 1단계는 브라우저 저장소 + CSV 내보내기, 2단계부터 서버 저장소(Google Sheets 또는 DB) 연결 (가정)</w:t>
             </w:r>
           </w:p>
         </w:tc>
       </w:tr>
     </w:tbl>
-    <w:p/>
     <w:p>
       <w:pPr>
         <w:pStyle w:val="ListBullet"/>
       </w:pPr>
       <w:r>
-        <w:rPr>
-          <w:rFonts w:ascii="맑은 고딕" w:hAnsi="맑은 고딕" w:eastAsia="맑은 고딕"/>
-          <w:sz w:val="21"/>
-        </w:rPr>
         <w:t>제출 PRD는 모바일 네이티브 앱(캡처 차단, 1인 1기기 인증, Push 알림)을 전제로 하지만, 1차 개발은 모바일 브라우저에서 쓰는 반응형 웹으로 시작하는 것을 제안합니다. 네이티브 전용 기능은 3단계로 미룹니다.</w:t>
       </w:r>
     </w:p>
@@ -2720,43 +2224,27 @@
         <w:pStyle w:val="ListBullet"/>
       </w:pPr>
       <w:r>
-        <w:rPr>
-          <w:rFonts w:ascii="맑은 고딕" w:hAnsi="맑은 고딕" w:eastAsia="맑은 고딕"/>
-          <w:sz w:val="21"/>
-        </w:rPr>
         <w:t>UI 가이드(PRD): 기본 글자 16pt 이상, 주요 버튼 화면 하단 크게 배치, 채팅 버블형 대화 UI, 50~60대 작업자 친화.</w:t>
       </w:r>
     </w:p>
     <w:p>
       <w:pPr>
-        <w:pStyle w:val="Heading2"/>
+        <w:pStyle w:val="Heading1"/>
       </w:pPr>
       <w:r>
-        <w:rPr>
-          <w:rFonts w:ascii="맑은 고딕" w:hAnsi="맑은 고딕" w:eastAsia="맑은 고딕"/>
-          <w:b/>
-          <w:color w:val="1F3864"/>
-          <w:sz w:val="28"/>
-        </w:rPr>
         <w:t>8. 개발 단계</w:t>
       </w:r>
     </w:p>
     <w:p>
       <w:r>
         <w:rPr>
-          <w:rFonts w:ascii="맑은 고딕" w:hAnsi="맑은 고딕" w:eastAsia="맑은 고딕"/>
           <w:b/>
-          <w:sz w:val="21"/>
         </w:rPr>
         <w:t>1단계 — 지금 바로 개발 가능한 부분</w:t>
       </w:r>
     </w:p>
     <w:p>
       <w:r>
-        <w:rPr>
-          <w:rFonts w:ascii="맑은 고딕" w:hAnsi="맑은 고딕" w:eastAsia="맑은 고딕"/>
-          <w:sz w:val="21"/>
-        </w:rPr>
         <w:t>제출된 DB 필드 정의·코드값·화면 설계(10개 시트)·예시 문의 1건만으로 만들 수 있는 범위입니다.</w:t>
       </w:r>
     </w:p>
@@ -2765,10 +2253,6 @@
         <w:pStyle w:val="ListBullet"/>
       </w:pPr>
       <w:r>
-        <w:rPr>
-          <w:rFonts w:ascii="맑은 고딕" w:hAnsi="맑은 고딕" w:eastAsia="맑은 고딕"/>
-          <w:sz w:val="21"/>
-        </w:rPr>
         <w:t>화면구성.xlsx의 화면을 그대로 옮긴 정적 웹 앱: 접속화면(언어·로그인), 기술지원1(신규 등록), 기술지원2·3(후속 요청), 조회_User·상세조회_User, 조회_Admin·상세조회_Admin, 소스등록, 접속Log.</w:t>
       </w:r>
     </w:p>
@@ -2777,10 +2261,6 @@
         <w:pStyle w:val="ListBullet"/>
       </w:pPr>
       <w:r>
-        <w:rPr>
-          <w:rFonts w:ascii="맑은 고딕" w:hAnsi="맑은 고딕" w:eastAsia="맑은 고딕"/>
-          <w:sz w:val="21"/>
-        </w:rPr>
         <w:t>DB.xlsx 필드명(ref_no, s_turn, r_turn, o_hour 등)을 그대로 쓰는 데이터 구조, ref_no 자동 채번(yyyymmddnnnn), 상태 색 구분, 소스등록 모델 검증 팝업, 1달간 등록 건 팝업.</w:t>
       </w:r>
     </w:p>
@@ -2789,10 +2269,6 @@
         <w:pStyle w:val="ListBullet"/>
       </w:pPr>
       <w:r>
-        <w:rPr>
-          <w:rFonts w:ascii="맑은 고딕" w:hAnsi="맑은 고딕" w:eastAsia="맑은 고딕"/>
-          <w:sz w:val="21"/>
-        </w:rPr>
         <w:t>브라우저 저장 + CSV/엑셀 내보내기(서버 없음), 예시 데이터(30BRP-X, 에러코드 219)로 흐름 시연.</w:t>
       </w:r>
     </w:p>
@@ -2801,10 +2277,6 @@
         <w:pStyle w:val="ListBullet"/>
       </w:pPr>
       <w:r>
-        <w:rPr>
-          <w:rFonts w:ascii="맑은 고딕" w:hAnsi="맑은 고딕" w:eastAsia="맑은 고딕"/>
-          <w:sz w:val="21"/>
-        </w:rPr>
         <w:t>(2026-09-28 수강생 답변 반영) 조치 결과 등록(조치 내용·완료일) 후 종료, 첨부 제한(사진 5장·영상 1개 1분 이하) 검사.</w:t>
       </w:r>
     </w:p>
@@ -2813,19 +2285,21 @@
         <w:pStyle w:val="ListBullet"/>
       </w:pPr>
       <w:r>
-        <w:rPr>
-          <w:rFonts w:ascii="맑은 고딕" w:hAnsi="맑은 고딕" w:eastAsia="맑은 고딕"/>
-          <w:sz w:val="21"/>
-        </w:rPr>
+        <w:t>(2026-09-29 수강생 추가 요청 반영) 완료 사진, 본인 ID 가입·중복 ID 확인·관리자 승인, 관리 지역별 PS 메일(AI 답변 불가·중복 등록) 발송 대기 목록, 화면구성.xlsx 푸터, 매뉴얼 PDF 근거 검색(브라우저 안 추출 또는 로컬 스크립트 JSON). 11장 참조.</w:t>
+      </w:r>
+    </w:p>
+    <w:p>
+      <w:pPr>
+        <w:pStyle w:val="ListBullet"/>
+      </w:pPr>
+      <w:r>
         <w:t>AI 회신 칸: 접수 내용으로 제목·요약·회신 초안을 만들 프롬프트를 자동 생성해 주고, NotebookLM/Dify 답변을 붙여 넣어 저장하는 반자동 방식.</w:t>
       </w:r>
     </w:p>
     <w:p>
       <w:r>
         <w:rPr>
-          <w:rFonts w:ascii="맑은 고딕" w:hAnsi="맑은 고딕" w:eastAsia="맑은 고딕"/>
           <w:b/>
-          <w:sz w:val="21"/>
         </w:rPr>
         <w:t>2단계</w:t>
       </w:r>
@@ -2835,11 +2309,7 @@
         <w:pStyle w:val="ListBullet"/>
       </w:pPr>
       <w:r>
-        <w:rPr>
-          <w:rFonts w:ascii="맑은 고딕" w:hAnsi="맑은 고딕" w:eastAsia="맑은 고딕"/>
-          <w:sz w:val="21"/>
-        </w:rPr>
-        <w:t>실제 매뉴얼 PDF 1개 모델로 Dify 지식베이스 구성, 웹 도구에서 API로 자동 회신·근거 페이지(ref_info) 생성.</w:t>
+        <w:t>실제 매뉴얼 PDF 1개 모델로 Dify 지식베이스 구성, 웹 도구에서 API로 자동 회신·근거 페이지(ref_info) 생성. (1단계의 브라우저 매뉴얼 검색으로 근거 쪽 찾기는 이미 됨)</w:t>
       </w:r>
     </w:p>
     <w:p>
@@ -2847,11 +2317,7 @@
         <w:pStyle w:val="ListBullet"/>
       </w:pPr>
       <w:r>
-        <w:rPr>
-          <w:rFonts w:ascii="맑은 고딕" w:hAnsi="맑은 고딕" w:eastAsia="맑은 고딕"/>
-          <w:sz w:val="21"/>
-        </w:rPr>
-        <w:t>ref_info 클릭 시 해당 페이지만 PDF 뷰어로 표시(이전/다음 이동), 전체 다운로드 차단.</w:t>
+        <w:t>ref_info 클릭 시 해당 페이지를 그림 그대로(PDF 렌더링) 표시, 전체 다운로드 차단. (1단계는 쪽 글자 표시)</w:t>
       </w:r>
     </w:p>
     <w:p>
@@ -2859,11 +2325,7 @@
         <w:pStyle w:val="ListBullet"/>
       </w:pPr>
       <w:r>
-        <w:rPr>
-          <w:rFonts w:ascii="맑은 고딕" w:hAnsi="맑은 고딕" w:eastAsia="맑은 고딕"/>
-          <w:sz w:val="21"/>
-        </w:rPr>
-        <w:t>Make로 Google Sheets 적재 + AI 답변 불가 건 PS 메일 통보, PS 보완 자료 소스 등록 흐름.</w:t>
+        <w:t>Make로 Google Sheets 적재 + 발송 대기 메일 자동 발송(지금은 메일 앱으로 사람이 보냄), PS 보완 자료 소스 등록 흐름.</w:t>
       </w:r>
     </w:p>
     <w:p>
@@ -2871,19 +2333,22 @@
         <w:pStyle w:val="ListBullet"/>
       </w:pPr>
       <w:r>
+        <w:t xml:space="preserve">로그인을 서버 인증(Supabase Auth)으로 교체 — 가입 승인·관리 지역은 </w:t>
+      </w:r>
+      <w:r>
         <w:rPr>
-          <w:rFonts w:ascii="맑은 고딕" w:hAnsi="맑은 고딕" w:eastAsia="맑은 고딕"/>
-          <w:sz w:val="21"/>
+          <w:rFonts w:ascii="Consolas" w:hAnsi="Consolas"/>
         </w:rPr>
-        <w:t>로그인(사용자·권한·딜러·territory), 접속 Log 기록.</w:t>
+        <w:t>supabase/schema.sql</w:t>
+      </w:r>
+      <w:r>
+        <w:t xml:space="preserve"> 에 이미 반영, 접속 Log 서버 기록.</w:t>
       </w:r>
     </w:p>
     <w:p>
       <w:r>
         <w:rPr>
-          <w:rFonts w:ascii="맑은 고딕" w:hAnsi="맑은 고딕" w:eastAsia="맑은 고딕"/>
           <w:b/>
-          <w:sz w:val="21"/>
         </w:rPr>
         <w:t>3단계</w:t>
       </w:r>
@@ -2893,11 +2358,7 @@
         <w:pStyle w:val="ListBullet"/>
       </w:pPr>
       <w:r>
-        <w:rPr>
-          <w:rFonts w:ascii="맑은 고딕" w:hAnsi="맑은 고딕" w:eastAsia="맑은 고딕"/>
-          <w:sz w:val="21"/>
-        </w:rPr>
-        <w:t>조치 결과에 완료 사진 추가(필드 확정 시), 현장 용어 사전, STT(언어는 국문/영어 2종 유지).</w:t>
+        <w:t>완료 사진·첨부 파일 실제 보관(지금은 파일명만), 현장 용어 사전(1단계 매뉴얼 검색의 한글→영문 용어 표가 씨앗), STT(언어는 국문/영어 2종 유지).</w:t>
       </w:r>
     </w:p>
     <w:p>
@@ -2905,10 +2366,6 @@
         <w:pStyle w:val="ListBullet"/>
       </w:pPr>
       <w:r>
-        <w:rPr>
-          <w:rFonts w:ascii="맑은 고딕" w:hAnsi="맑은 고딕" w:eastAsia="맑은 고딕"/>
-          <w:sz w:val="21"/>
-        </w:rPr>
         <w:t>통계 대시보드(모델·가동시간·구분별 다빈도, AI 1차 해결률).</w:t>
       </w:r>
     </w:p>
@@ -2917,24 +2374,14 @@
         <w:pStyle w:val="ListBullet"/>
       </w:pPr>
       <w:r>
-        <w:rPr>
-          <w:rFonts w:ascii="맑은 고딕" w:hAnsi="맑은 고딕" w:eastAsia="맑은 고딕"/>
-          <w:sz w:val="21"/>
-        </w:rPr>
         <w:t>워터마크·캡처 방지·1인 1기기 인증 등 보안 강화(네이티브 앱 여부 판단), 가동시간 기반 예방정비 알림.</w:t>
       </w:r>
     </w:p>
     <w:p>
       <w:pPr>
-        <w:pStyle w:val="Heading2"/>
+        <w:pStyle w:val="Heading1"/>
       </w:pPr>
       <w:r>
-        <w:rPr>
-          <w:rFonts w:ascii="맑은 고딕" w:hAnsi="맑은 고딕" w:eastAsia="맑은 고딕"/>
-          <w:b/>
-          <w:color w:val="1F3864"/>
-          <w:sz w:val="28"/>
-        </w:rPr>
         <w:t>9. 기대 효과</w:t>
       </w:r>
     </w:p>
@@ -2943,10 +2390,6 @@
         <w:pStyle w:val="ListBullet"/>
       </w:pPr>
       <w:r>
-        <w:rPr>
-          <w:rFonts w:ascii="맑은 고딕" w:hAnsi="맑은 고딕" w:eastAsia="맑은 고딕"/>
-          <w:sz w:val="21"/>
-        </w:rPr>
         <w:t>매뉴얼로 답할 수 있는 단순·반복 문의를 AI가 먼저 처리해 PS 담당자가 어려운 건에 집중할 수 있습니다(목표: PS 담당자 리소스 30% 이상 절감 — 수강생이 실제 목표치로 확인, 기준값은 운영 뒤 측정).</w:t>
       </w:r>
     </w:p>
@@ -2955,10 +2398,6 @@
         <w:pStyle w:val="ListBullet"/>
       </w:pPr>
       <w:r>
-        <w:rPr>
-          <w:rFonts w:ascii="맑은 고딕" w:hAnsi="맑은 고딕" w:eastAsia="맑은 고딕"/>
-          <w:sz w:val="21"/>
-        </w:rPr>
         <w:t>현장 정비사가 기다리지 않고 답을 받아 장비 다운타임과 수리 시간(MTTR)을 줄일 수 있습니다.</w:t>
       </w:r>
     </w:p>
@@ -2967,10 +2406,6 @@
         <w:pStyle w:val="ListBullet"/>
       </w:pPr>
       <w:r>
-        <w:rPr>
-          <w:rFonts w:ascii="맑은 고딕" w:hAnsi="맑은 고딕" w:eastAsia="맑은 고딕"/>
-          <w:sz w:val="21"/>
-        </w:rPr>
         <w:t>문의·회신·첨부가 기준번호로 묶여 쌓이므로, 모델·구분별 다빈도 하자를 파악해 정비 매뉴얼 개정·기술회보·교육교재에 반영할 수 있습니다.</w:t>
       </w:r>
     </w:p>
@@ -2979,10 +2414,6 @@
         <w:pStyle w:val="ListBullet"/>
       </w:pPr>
       <w:r>
-        <w:rPr>
-          <w:rFonts w:ascii="맑은 고딕" w:hAnsi="맑은 고딕" w:eastAsia="맑은 고딕"/>
-          <w:sz w:val="21"/>
-        </w:rPr>
         <w:t>매뉴얼 전체가 아닌 관련 페이지만 보여 주므로 기술 자료 유출 위험을 줄입니다.</w:t>
       </w:r>
     </w:p>
@@ -2991,24 +2422,14 @@
         <w:pStyle w:val="ListBullet"/>
       </w:pPr>
       <w:r>
-        <w:rPr>
-          <w:rFonts w:ascii="맑은 고딕" w:hAnsi="맑은 고딕" w:eastAsia="맑은 고딕"/>
-          <w:sz w:val="21"/>
-        </w:rPr>
         <w:t>PS 담당자의 보완 답변이 소스로 다시 등록되어 AI 답변 품질이 계속 좋아지는 구조가 됩니다.</w:t>
       </w:r>
     </w:p>
     <w:p>
       <w:pPr>
-        <w:pStyle w:val="Heading2"/>
+        <w:pStyle w:val="Heading1"/>
       </w:pPr>
       <w:r>
-        <w:rPr>
-          <w:rFonts w:ascii="맑은 고딕" w:hAnsi="맑은 고딕" w:eastAsia="맑은 고딕"/>
-          <w:b/>
-          <w:color w:val="1F3864"/>
-          <w:sz w:val="28"/>
-        </w:rPr>
         <w:t>10. 확인 필요 사항</w:t>
       </w:r>
     </w:p>
@@ -3018,18 +2439,38 @@
       </w:pPr>
       <w:r>
         <w:rPr>
-          <w:rFonts w:ascii="맑은 고딕" w:hAnsi="맑은 고딕" w:eastAsia="맑은 고딕"/>
           <w:b/>
-          <w:sz w:val="21"/>
         </w:rPr>
         <w:t>매뉴얼 소스</w:t>
       </w:r>
       <w:r>
+        <w:t xml:space="preserve"> — </w:t>
+      </w:r>
+      <w:r>
         <w:rPr>
-          <w:rFonts w:ascii="맑은 고딕" w:hAnsi="맑은 고딕" w:eastAsia="맑은 고딕"/>
-          <w:sz w:val="21"/>
+          <w:b/>
         </w:rPr>
-        <w:t>: 1차 시범 대상 모델(예: 30BRP-X)과 해당 정비 매뉴얼 PDF를 제공받을 수 있는지, 외부 클라우드(Dify·NotebookLM)에 올려도 되는 보안 등급인지.</w:t>
+        <w:t>일부 확인(2026-09-29)</w:t>
+      </w:r>
+      <w:r>
+        <w:t xml:space="preserve">: BRP-X(15/18/20/23)·BRP-9 의 운전자·정비 매뉴얼 PDF 4종 수령(11장). 도구는 매뉴얼을 브라우저 안에서만 읽도록 만들었습니다. </w:t>
+      </w:r>
+      <w:r>
+        <w:rPr>
+          <w:b/>
+        </w:rPr>
+        <w:t>남은 확인</w:t>
+      </w:r>
+      <w:r>
+        <w:t>: 외부 클라우드(Dify·NotebookLM)에 올려도 되는 보안 등급인지, 예시 모델 30BRP-X 매뉴얼이 따로 있는지(지금은 같은 BRP-X 계열 매뉴얼로 찾음), 18·20·23BRP-X 정비 매뉴얼이 15BRP-X 정비 매뉴얼과 같은지.</w:t>
+      </w:r>
+    </w:p>
+    <w:p>
+      <w:pPr>
+        <w:pStyle w:val="ListBullet2"/>
+      </w:pPr>
+      <w:r>
+        <w:t>(원 질문) 1차 시범 대상 모델(예: 30BRP-X)과 해당 정비 매뉴얼 PDF를 제공받을 수 있는지, 외부 클라우드(Dify·NotebookLM)에 올려도 되는 보안 등급인지.</w:t>
       </w:r>
     </w:p>
     <w:p>
@@ -3038,17 +2479,11 @@
       </w:pPr>
       <w:r>
         <w:rPr>
-          <w:rFonts w:ascii="맑은 고딕" w:hAnsi="맑은 고딕" w:eastAsia="맑은 고딕"/>
           <w:b/>
-          <w:sz w:val="21"/>
         </w:rPr>
         <w:t>실제 문의 샘플</w:t>
       </w:r>
       <w:r>
-        <w:rPr>
-          <w:rFonts w:ascii="맑은 고딕" w:hAnsi="맑은 고딕" w:eastAsia="맑은 고딕"/>
-          <w:sz w:val="21"/>
-        </w:rPr>
         <w:t>: 과거 기술지원 문의·회신 이력(엑셀·메일 등)을 익명화해 수십 건 받을 수 있는지. 현재는 예시 1건뿐입니다.</w:t>
       </w:r>
     </w:p>
@@ -3058,32 +2493,20 @@
       </w:pPr>
       <w:r>
         <w:rPr>
-          <w:rFonts w:ascii="맑은 고딕" w:hAnsi="맑은 고딕" w:eastAsia="맑은 고딕"/>
           <w:b/>
-          <w:sz w:val="21"/>
         </w:rPr>
         <w:t>목표 수치 출처</w:t>
       </w:r>
       <w:r>
-        <w:rPr>
-          <w:rFonts w:ascii="맑은 고딕" w:hAnsi="맑은 고딕" w:eastAsia="맑은 고딕"/>
-          <w:sz w:val="21"/>
-        </w:rPr>
         <w:t xml:space="preserve"> — </w:t>
       </w:r>
       <w:r>
         <w:rPr>
-          <w:rFonts w:ascii="맑은 고딕" w:hAnsi="맑은 고딕" w:eastAsia="맑은 고딕"/>
           <w:b/>
-          <w:sz w:val="21"/>
         </w:rPr>
         <w:t>확인됨(2026-09-28)</w:t>
       </w:r>
       <w:r>
-        <w:rPr>
-          <w:rFonts w:ascii="맑은 고딕" w:hAnsi="맑은 고딕" w:eastAsia="맑은 고딕"/>
-          <w:sz w:val="21"/>
-        </w:rPr>
         <w:t>: 「실제 목표치로 사용해도 문제는 없을 것 같습니다. 현재의 상태를 수치화 할 수 없기에 목표치를 구체화 하기 어렵습니다.」 → 2장 목표치로 확정. 기준값은 없으므로 운영 기록으로 측정합니다.</w:t>
       </w:r>
     </w:p>
@@ -3092,10 +2515,6 @@
         <w:pStyle w:val="ListBullet2"/>
       </w:pPr>
       <w:r>
-        <w:rPr>
-          <w:rFonts w:ascii="맑은 고딕" w:hAnsi="맑은 고딕" w:eastAsia="맑은 고딕"/>
-          <w:sz w:val="21"/>
-        </w:rPr>
         <w:t>(원 질문) PRD의 "30% 이상 절감", "100% 디지털화", "3초 이내"는 생성형 AI 문서에 들어간 값입니다. 실제 목표로 쓸지, 현재 문의 건수·PS 인원 등 기준값이 있는지.</w:t>
       </w:r>
     </w:p>
@@ -3105,32 +2524,20 @@
       </w:pPr>
       <w:r>
         <w:rPr>
-          <w:rFonts w:ascii="맑은 고딕" w:hAnsi="맑은 고딕" w:eastAsia="맑은 고딕"/>
           <w:b/>
-          <w:sz w:val="21"/>
         </w:rPr>
         <w:t>사용자 범위</w:t>
       </w:r>
       <w:r>
-        <w:rPr>
-          <w:rFonts w:ascii="맑은 고딕" w:hAnsi="맑은 고딕" w:eastAsia="맑은 고딕"/>
-          <w:sz w:val="21"/>
-        </w:rPr>
         <w:t xml:space="preserve"> — </w:t>
       </w:r>
       <w:r>
         <w:rPr>
-          <w:rFonts w:ascii="맑은 고딕" w:hAnsi="맑은 고딕" w:eastAsia="맑은 고딕"/>
           <w:b/>
-          <w:sz w:val="21"/>
         </w:rPr>
         <w:t>확인됨(2026-09-28)</w:t>
       </w:r>
       <w:r>
-        <w:rPr>
-          <w:rFonts w:ascii="맑은 고딕" w:hAnsi="맑은 고딕" w:eastAsia="맑은 고딕"/>
-          <w:sz w:val="21"/>
-        </w:rPr>
         <w:t>: 「사용자 범위는 국문/영어 두가지만 가져가면 됩니다.」 → 화면 언어는 한글/영어 2종으로 확정, 다국어 번역은 범위에서 뺍니다. 국내 딜러·해외 법인 구분은 답에 따로 없어, territory_cd 코드값(국내 5·해외 8)을 그대로 둡니다.</w:t>
       </w:r>
     </w:p>
@@ -3139,10 +2546,6 @@
         <w:pStyle w:val="ListBullet2"/>
       </w:pPr>
       <w:r>
-        <w:rPr>
-          <w:rFonts w:ascii="맑은 고딕" w:hAnsi="맑은 고딕" w:eastAsia="맑은 고딕"/>
-          <w:sz w:val="21"/>
-        </w:rPr>
         <w:t>(원 질문) 1차 사용자가 국내 딜러(경기·경남 등)인지 해외 법인까지인지, 언어는 한글/영어 2종으로 충분한지.</w:t>
       </w:r>
     </w:p>
@@ -3152,32 +2555,20 @@
       </w:pPr>
       <w:r>
         <w:rPr>
-          <w:rFonts w:ascii="맑은 고딕" w:hAnsi="맑은 고딕" w:eastAsia="맑은 고딕"/>
           <w:b/>
-          <w:sz w:val="21"/>
         </w:rPr>
         <w:t>필드 확정</w:t>
       </w:r>
       <w:r>
-        <w:rPr>
-          <w:rFonts w:ascii="맑은 고딕" w:hAnsi="맑은 고딕" w:eastAsia="맑은 고딕"/>
-          <w:sz w:val="21"/>
-        </w:rPr>
         <w:t xml:space="preserve"> — </w:t>
       </w:r>
       <w:r>
         <w:rPr>
-          <w:rFonts w:ascii="맑은 고딕" w:hAnsi="맑은 고딕" w:eastAsia="맑은 고딕"/>
           <w:b/>
-          <w:sz w:val="21"/>
         </w:rPr>
         <w:t>확인됨(2026-09-28)</w:t>
       </w:r>
       <w:r>
-        <w:rPr>
-          <w:rFonts w:ascii="맑은 고딕" w:hAnsi="맑은 고딕" w:eastAsia="맑은 고딕"/>
-          <w:sz w:val="21"/>
-        </w:rPr>
         <w:t>: 「"Specification"으로 통일」 → 코드값·화면·엑셀 내보내기 모두 Specification, 옛 엑셀의 오타 표기는 가져올 때 자동으로 고칩니다. 최신본(09-28) 기준 여부는 따로 답이 없어 지금처럼 최신본 기준으로 진행합니다.</w:t>
       </w:r>
     </w:p>
@@ -3186,10 +2577,6 @@
         <w:pStyle w:val="ListBullet2"/>
       </w:pPr>
       <w:r>
-        <w:rPr>
-          <w:rFonts w:ascii="맑은 고딕" w:hAnsi="맑은 고딕" w:eastAsia="맑은 고딕"/>
-          <w:sz w:val="21"/>
-        </w:rPr>
         <w:t>(원 질문) 09-08 초안(primary_id·Image O/X·Reference Data 시트)과 09-28 최신본(serial_no·o_hour 추가, 문의/회신 분리) 중 최신본 기준으로 가도 되는지. type_cd 오타 "Specificatio" → "Specification"으로 통일해도 되는지.</w:t>
       </w:r>
     </w:p>
@@ -3199,48 +2586,39 @@
       </w:pPr>
       <w:r>
         <w:rPr>
-          <w:rFonts w:ascii="맑은 고딕" w:hAnsi="맑은 고딕" w:eastAsia="맑은 고딕"/>
           <w:b/>
-          <w:sz w:val="21"/>
         </w:rPr>
         <w:t>조치 결과</w:t>
       </w:r>
       <w:r>
-        <w:rPr>
-          <w:rFonts w:ascii="맑은 고딕" w:hAnsi="맑은 고딕" w:eastAsia="맑은 고딕"/>
-          <w:sz w:val="21"/>
-        </w:rPr>
         <w:t xml:space="preserve"> — </w:t>
       </w:r>
       <w:r>
         <w:rPr>
-          <w:rFonts w:ascii="맑은 고딕" w:hAnsi="맑은 고딕" w:eastAsia="맑은 고딕"/>
           <w:b/>
-          <w:sz w:val="21"/>
         </w:rPr>
-        <w:t>확인됨(2026-09-28)</w:t>
+        <w:t>확인됨(2026-09-28·29)</w:t>
+      </w:r>
+      <w:r>
+        <w:t xml:space="preserve">: 「추가할 필드(조치 내용, 완료일 등)으로 확정하겠습니다.」(09-28) → 등록(Main Data)에 action_content(조치 내용)·complete_date(완료일)를 추가했습니다. 종료할 때 조치 내용은 필수, 완료일은 등록일~오늘 사이(비우면 오늘). 「누락되었습니다. 필드 추가 부탁드립니다. 조치내용, 완료사진, 완료일」(09-29) → complete_image(완료 사진)를 추가했습니다(선택, 사진만 최대 5장, 파일명 </w:t>
       </w:r>
       <w:r>
         <w:rPr>
-          <w:rFonts w:ascii="맑은 고딕" w:hAnsi="맑은 고딕" w:eastAsia="맑은 고딕"/>
-          <w:sz w:val="21"/>
+          <w:rFonts w:ascii="Consolas" w:hAnsi="Consolas"/>
         </w:rPr>
-        <w:t xml:space="preserve">: 「추가할 필드(조치 내용, 완료일 등)으로 확정하겠습니다.」 → 등록(Main Data)에 action_content(조치 내용)·complete_date(완료일)를 추가했습니다. 종료할 때 조치 내용은 필수, 완료일은 등록일~오늘 사이(비우면 오늘). 두 필드가 없는 옛 엑셀도 그대로 읽힙니다. </w:t>
+        <w:t>ref_no_C일련번호</w:t>
+      </w:r>
+      <w:r>
+        <w:t xml:space="preserve">). 세 필드가 없는 옛 엑셀도 그대로 읽힙니다. </w:t>
       </w:r>
       <w:r>
         <w:rPr>
-          <w:rFonts w:ascii="맑은 고딕" w:hAnsi="맑은 고딕" w:eastAsia="맑은 고딕"/>
           <w:b/>
-          <w:sz w:val="21"/>
         </w:rPr>
         <w:t>남은 확인</w:t>
       </w:r>
       <w:r>
-        <w:rPr>
-          <w:rFonts w:ascii="맑은 고딕" w:hAnsi="맑은 고딕" w:eastAsia="맑은 고딕"/>
-          <w:sz w:val="21"/>
-        </w:rPr>
-        <w:t>: 완료 사진을 필드로 둘지(답의 「등」), 필드 크기(VARCHAR 길이).</w:t>
+        <w:t>: 필드 크기(VARCHAR 길이), 완료 사진을 필수로 할지(지금은 선택).</w:t>
       </w:r>
     </w:p>
     <w:p>
@@ -3248,10 +2626,6 @@
         <w:pStyle w:val="ListBullet2"/>
       </w:pPr>
       <w:r>
-        <w:rPr>
-          <w:rFonts w:ascii="맑은 고딕" w:hAnsi="맑은 고딕" w:eastAsia="맑은 고딕"/>
-          <w:sz w:val="21"/>
-        </w:rPr>
         <w:t>(원 질문) 수강생 원 요구(01 문서 프롬프트)에는 수리 완료 후 결과 등록이 있으나 최신 DB에는 조치 결과 필드가 없습니다. 추가할 필드(조치 내용, 완료 사진, 완료일 등)를 확정해야 합니다.</w:t>
       </w:r>
     </w:p>
@@ -3261,48 +2635,30 @@
       </w:pPr>
       <w:r>
         <w:rPr>
-          <w:rFonts w:ascii="맑은 고딕" w:hAnsi="맑은 고딕" w:eastAsia="맑은 고딕"/>
           <w:b/>
-          <w:sz w:val="21"/>
         </w:rPr>
         <w:t>첨부 제한</w:t>
       </w:r>
       <w:r>
-        <w:rPr>
-          <w:rFonts w:ascii="맑은 고딕" w:hAnsi="맑은 고딕" w:eastAsia="맑은 고딕"/>
-          <w:sz w:val="21"/>
-        </w:rPr>
         <w:t xml:space="preserve"> — </w:t>
       </w:r>
       <w:r>
         <w:rPr>
-          <w:rFonts w:ascii="맑은 고딕" w:hAnsi="맑은 고딕" w:eastAsia="맑은 고딕"/>
           <w:b/>
-          <w:sz w:val="21"/>
         </w:rPr>
-        <w:t>확인됨(2026-09-28)</w:t>
+        <w:t>확인됨(2026-09-28·29)</w:t>
+      </w:r>
+      <w:r>
+        <w:t xml:space="preserve">: 「"사진 최대 5장/영상 1분" 제한을 그대로 적용하겠습니다.」「사진 최대 5장, 영상 1분으로 유지 제한 적용하겠습니다.」 → 제출 1회(문의 1차수)마다 사진 최대 5장·영상 1개, 영상은 60초 이하. 영상 길이는 파일을 고를 때 브라우저가 읽고, 읽지 못하는 형식이면 막지 않고 직접 확인하라고 안내합니다. </w:t>
       </w:r>
       <w:r>
         <w:rPr>
-          <w:rFonts w:ascii="맑은 고딕" w:hAnsi="맑은 고딕" w:eastAsia="맑은 고딕"/>
-          <w:sz w:val="21"/>
-        </w:rPr>
-        <w:t xml:space="preserve">: 「"사진 최대 5장/영상 1분" 제한을 그대로 적용하겠습니다.」 → 제출 1회(문의 1차수)마다 사진 최대 5장·영상 1개, 영상은 60초 이하. 영상 길이는 파일을 고를 때 브라우저가 읽고, 읽지 못하는 형식이면 막지 않고 직접 확인하라고 안내합니다. </w:t>
-      </w:r>
-      <w:r>
-        <w:rPr>
-          <w:rFonts w:ascii="맑은 고딕" w:hAnsi="맑은 고딕" w:eastAsia="맑은 고딕"/>
           <w:b/>
-          <w:sz w:val="21"/>
         </w:rPr>
         <w:t>남은 확인</w:t>
       </w:r>
       <w:r>
-        <w:rPr>
-          <w:rFonts w:ascii="맑은 고딕" w:hAnsi="맑은 고딕" w:eastAsia="맑은 고딕"/>
-          <w:sz w:val="21"/>
-        </w:rPr>
-        <w:t>: 제한을 제출 1회 기준으로 잡았는데 한 건(ref_no) 전체 기준이어야 하는지, 영상 개수를 1개로 본 해석이 맞는지.</w:t>
+        <w:t>: 제한을 제출 1회 기준으로 잡았는데 한 건(ref_no) 전체 기준이어야 하는지, 영상 개수를 1개로 본 해석이 맞는지(09-29 답에도 이 부분은 따로 없음).</w:t>
       </w:r>
     </w:p>
     <w:p>
@@ -3310,10 +2666,6 @@
         <w:pStyle w:val="ListBullet2"/>
       </w:pPr>
       <w:r>
-        <w:rPr>
-          <w:rFonts w:ascii="맑은 고딕" w:hAnsi="맑은 고딕" w:eastAsia="맑은 고딕"/>
-          <w:sz w:val="21"/>
-        </w:rPr>
         <w:t>(원 질문) PRD의 "사진 최대 5장/영상 1분" 제한을 그대로 적용할지.</w:t>
       </w:r>
     </w:p>
@@ -3323,18 +2675,38 @@
       </w:pPr>
       <w:r>
         <w:rPr>
-          <w:rFonts w:ascii="맑은 고딕" w:hAnsi="맑은 고딕" w:eastAsia="맑은 고딕"/>
           <w:b/>
-          <w:sz w:val="21"/>
         </w:rPr>
         <w:t>로그인 방식</w:t>
       </w:r>
       <w:r>
+        <w:t xml:space="preserve"> — </w:t>
+      </w:r>
+      <w:r>
         <w:rPr>
-          <w:rFonts w:ascii="맑은 고딕" w:hAnsi="맑은 고딕" w:eastAsia="맑은 고딕"/>
-          <w:sz w:val="21"/>
+          <w:b/>
         </w:rPr>
-        <w:t>: 사번 기반인지, 딜러별 발급 ID인지. 기존 사내 계정 연동이 필요한지.</w:t>
+        <w:t>확인됨(2026-09-29)</w:t>
+      </w:r>
+      <w:r>
+        <w:t xml:space="preserve">: 「사내 인원외, 대리점 인원이라 사번이 없습니다. 회원 등록시 개별 ID로 등록한 ID를 사용 … (중복 ID Check 기능 추가 필요) … 다만 회원 등록 승인은 기 등록된 관리자가 승인해야만」 → 본인이 정한 ID(영문·숫자로 시작 3~20자)로 가입, 「중복 확인」 버튼(대소문자만 달라도 같은 ID), 가입하면 승인 대기 → 승인된 관리자가 「회원 관리」에서 승인해야 로그인. 관리자가 한 명도 없을 때의 첫 가입자만 관리자로 자동 승인. </w:t>
+      </w:r>
+      <w:r>
+        <w:rPr>
+          <w:b/>
+        </w:rPr>
+        <w:t>남은 확인</w:t>
+      </w:r>
+      <w:r>
+        <w:t>: ID 규칙(길이·허용 문자)이 괜찮은지, 반려·사용 중지된 ID 를 다시 쓸 수 있게 할지(지금은 막음).</w:t>
+      </w:r>
+    </w:p>
+    <w:p>
+      <w:pPr>
+        <w:pStyle w:val="ListBullet2"/>
+      </w:pPr>
+      <w:r>
+        <w:t>(원 질문) 사번 기반인지, 딜러별 발급 ID인지. 기존 사내 계정 연동이 필요한지.</w:t>
       </w:r>
     </w:p>
     <w:p>
@@ -3343,18 +2715,38 @@
       </w:pPr>
       <w:r>
         <w:rPr>
-          <w:rFonts w:ascii="맑은 고딕" w:hAnsi="맑은 고딕" w:eastAsia="맑은 고딕"/>
           <w:b/>
-          <w:sz w:val="21"/>
         </w:rPr>
         <w:t>PS 메일 수신자</w:t>
       </w:r>
       <w:r>
+        <w:t xml:space="preserve"> — </w:t>
+      </w:r>
+      <w:r>
         <w:rPr>
-          <w:rFonts w:ascii="맑은 고딕" w:hAnsi="맑은 고딕" w:eastAsia="맑은 고딕"/>
-          <w:sz w:val="21"/>
+          <w:b/>
         </w:rPr>
-        <w:t>: 통보 대상 메일 주소·담당자 배정 규칙(모델별·지역별 등).</w:t>
+        <w:t>확인됨(2026-09-29)</w:t>
+      </w:r>
+      <w:r>
+        <w:t xml:space="preserve">: 「관리자 등록자 기준정보에 관리 지역을 설정하는 기능을 추가하여 관리 지역으로 등록된 관리자에게 메일이 가는 기능」 → 관리자마다 관리 지역(territory_cd 13종 중 여러 개)을 정하고, 요청자의 지역을 관리 지역으로 가진 승인된 관리자에게 메일이 갑니다. </w:t>
+      </w:r>
+      <w:r>
+        <w:rPr>
+          <w:b/>
+        </w:rPr>
+        <w:t>남은 확인</w:t>
+      </w:r>
+      <w:r>
+        <w:t>: 그 지역을 맡은 관리자가 없을 때 누구에게 보낼지(지금은 관리자 전원에게 보내고 화면에 알림).</w:t>
+      </w:r>
+    </w:p>
+    <w:p>
+      <w:pPr>
+        <w:pStyle w:val="ListBullet2"/>
+      </w:pPr>
+      <w:r>
+        <w:t>(원 질문) 통보 대상 메일 주소·담당자 배정 규칙(모델별·지역별 등).</w:t>
       </w:r>
     </w:p>
     <w:p>
@@ -3363,18 +2755,38 @@
       </w:pPr>
       <w:r>
         <w:rPr>
-          <w:rFonts w:ascii="맑은 고딕" w:hAnsi="맑은 고딕" w:eastAsia="맑은 고딕"/>
           <w:b/>
-          <w:sz w:val="21"/>
         </w:rPr>
         <w:t>Flowchart.xlsx</w:t>
       </w:r>
       <w:r>
+        <w:t xml:space="preserve"> — </w:t>
+      </w:r>
+      <w:r>
         <w:rPr>
-          <w:rFonts w:ascii="맑은 고딕" w:hAnsi="맑은 고딕" w:eastAsia="맑은 고딕"/>
-          <w:sz w:val="21"/>
+          <w:b/>
         </w:rPr>
-        <w:t>: 도형 텍스트만 추출해 흐름을 재구성했습니다. 화살표 연결 순서가 4장 그림과 맞는지 확인이 필요합니다.</w:t>
+        <w:t>확인됨(2026-09-29)</w:t>
+      </w:r>
+      <w:r>
+        <w:t xml:space="preserve">: 「AI답변불가에 중복 등록건도 함께 PS팀 담당자 Mail 발송, 검토 후 AI 회신을 하는 구조」 → 4장 그림에 「중복 등록 → PS 메일」 화살표를 더했습니다. </w:t>
+      </w:r>
+      <w:r>
+        <w:rPr>
+          <w:b/>
+        </w:rPr>
+        <w:t>남은 확인</w:t>
+      </w:r>
+      <w:r>
+        <w:t>: 「중복」의 기준 — 지금은 같은 모델·같은 호기로 아직 종료되지 않았거나 최근 1달 안에 등록된 다른 건이 있으면 중복 검토 대상으로 봅니다. 등록은 막지 않습니다.</w:t>
+      </w:r>
+    </w:p>
+    <w:p>
+      <w:pPr>
+        <w:pStyle w:val="ListBullet2"/>
+      </w:pPr>
+      <w:r>
+        <w:t>(원 질문) 도형 텍스트만 추출해 흐름을 재구성했습니다. 화살표 연결 순서가 4장 그림과 맞는지.</w:t>
       </w:r>
     </w:p>
     <w:p>
@@ -3383,19 +2795,56 @@
       </w:pPr>
       <w:r>
         <w:rPr>
-          <w:rFonts w:ascii="맑은 고딕" w:hAnsi="맑은 고딕" w:eastAsia="맑은 고딕"/>
-          <w:sz w:val="21"/>
+          <w:b/>
         </w:rPr>
-        <w:t>화면구성.xlsx 푸터의 회사 주소·대표전화·사업자번호는 설계 시안용으로 넣은 것으로 보이며, 실제 도구에 표기할지 확인이 필요합니다.</w:t>
+        <w:t>화면구성.xlsx 푸터</w:t>
+      </w:r>
+      <w:r>
+        <w:t xml:space="preserve"> — </w:t>
+      </w:r>
+      <w:r>
+        <w:rPr>
+          <w:b/>
+        </w:rPr>
+        <w:t>확인됨(2026-09-29)</w:t>
+      </w:r>
+      <w:r>
+        <w:t>: 「그대로 넣어주세요.」 → 화면 아래에 회사 주소·대표전화·고객 상담 번호·사업자등록번호·저작권 문구를 설계서 그대로 넣었습니다.</w:t>
+      </w:r>
+    </w:p>
+    <w:p>
+      <w:pPr>
+        <w:pStyle w:val="ListBullet2"/>
+      </w:pPr>
+      <w:r>
+        <w:t>(원 질문) 회사 주소·대표전화·사업자번호는 설계 시안용으로 넣은 것으로 보이며, 실제 도구에 표기할지.</w:t>
       </w:r>
     </w:p>
     <w:p>
       <w:r>
+        <w:t>(첨부 파일 6건은 모두 읽었으며, 읽지 못한 파일은 없습니다. 2026-09-29 첨부 2건 — 답변 docx, 매뉴얼 PDF 4종 — 도 모두 읽었습니다.)</w:t>
+      </w:r>
+    </w:p>
+    <w:p>
+      <w:pPr>
+        <w:pStyle w:val="Heading1"/>
+      </w:pPr>
+      <w:r>
+        <w:t>11. 2026-09-29 수강생 추가 요청</w:t>
+      </w:r>
+    </w:p>
+    <w:p>
+      <w:r>
+        <w:t xml:space="preserve">패들릿 녹색 카드 2건(원문: </w:t>
+      </w:r>
+      <w:r>
         <w:rPr>
-          <w:rFonts w:ascii="맑은 고딕" w:hAnsi="맑은 고딕" w:eastAsia="맑은 고딕"/>
-          <w:sz w:val="21"/>
+          <w:rFonts w:ascii="Consolas" w:hAnsi="Consolas"/>
         </w:rPr>
-        <w:t>(첨부 파일 6건은 모두 읽었으며, 읽지 못한 파일은 없습니다.)</w:t>
+        <w:t>docs/source/2026-09-29_패들릿_추가요청.md</w:t>
+      </w:r>
+      <w:r>
+        <w:t>).</w:t>
       </w:r>
     </w:p>
     <w:p>
@@ -3403,12 +2852,582 @@
         <w:pStyle w:val="Heading2"/>
       </w:pPr>
       <w:r>
+        <w:t>11-1. 답변(답변.docx) — 원문과 반영</w:t>
+      </w:r>
+    </w:p>
+    <w:tbl>
+      <w:tblPr>
+        <w:tblStyle w:val="TableGrid"/>
+        <w:tblW w:type="auto" w:w="0"/>
+        <w:tblLook w:firstColumn="1" w:firstRow="1" w:lastColumn="0" w:lastRow="0" w:noHBand="0" w:noVBand="1" w:val="04A0"/>
+      </w:tblPr>
+      <w:tblGrid>
+        <w:gridCol w:w="4320"/>
+        <w:gridCol w:w="4320"/>
+      </w:tblGrid>
+      <w:tr>
+        <w:tc>
+          <w:tcPr>
+            <w:tcW w:type="dxa" w:w="4320"/>
+          </w:tcPr>
+          <w:p>
+            <w:r>
+              <w:rPr>
+                <w:b/>
+              </w:rPr>
+            </w:r>
+            <w:r>
+              <w:rPr>
+                <w:b/>
+              </w:rPr>
+              <w:t>원문(요지 인용)</w:t>
+            </w:r>
+          </w:p>
+        </w:tc>
+        <w:tc>
+          <w:tcPr>
+            <w:tcW w:type="dxa" w:w="4320"/>
+          </w:tcPr>
+          <w:p>
+            <w:r>
+              <w:rPr>
+                <w:b/>
+              </w:rPr>
+            </w:r>
+            <w:r>
+              <w:rPr>
+                <w:b/>
+              </w:rPr>
+              <w:t>반영 방식</w:t>
+            </w:r>
+          </w:p>
+        </w:tc>
+      </w:tr>
+      <w:tr>
+        <w:tc>
+          <w:tcPr>
+            <w:tcW w:type="dxa" w:w="4320"/>
+          </w:tcPr>
+          <w:p>
+            <w:r/>
+            <w:r>
+              <w:t>「누락되었습니다. 필드 추가 부탁드립니다. 조치내용, 완료사진, 완료일」</w:t>
+            </w:r>
+          </w:p>
+        </w:tc>
+        <w:tc>
+          <w:tcPr>
+            <w:tcW w:type="dxa" w:w="4320"/>
+          </w:tcPr>
+          <w:p>
+            <w:r/>
+            <w:r>
+              <w:t xml:space="preserve">조치 내용·완료일(09-28 반영)에 </w:t>
+            </w:r>
+            <w:r>
+              <w:rPr>
+                <w:b/>
+              </w:rPr>
+              <w:t>완료 사진(complete_image)</w:t>
+            </w:r>
+            <w:r>
+              <w:t xml:space="preserve"> 추가. 종료 화면에서 사진을 고르면(선택, 최대 5장, 사진만) 파일명 </w:t>
+            </w:r>
+            <w:r>
+              <w:rPr>
+                <w:rFonts w:ascii="Consolas" w:hAnsi="Consolas"/>
+              </w:rPr>
+              <w:t>ref_no_C1.jpg</w:t>
+            </w:r>
+            <w:r>
+              <w:t xml:space="preserve"> … 로 기록. 상세·엑셀·DB 스크립트에 포함</w:t>
+            </w:r>
+          </w:p>
+        </w:tc>
+      </w:tr>
+      <w:tr>
+        <w:tc>
+          <w:tcPr>
+            <w:tcW w:type="dxa" w:w="4320"/>
+          </w:tcPr>
+          <w:p>
+            <w:r/>
+            <w:r>
+              <w:t>「사진 최대 5장, 영상 1분으로 유지 제한 적용하겠습니다.」</w:t>
+            </w:r>
+          </w:p>
+        </w:tc>
+        <w:tc>
+          <w:tcPr>
+            <w:tcW w:type="dxa" w:w="4320"/>
+          </w:tcPr>
+          <w:p>
+            <w:r/>
+            <w:r>
+              <w:t>09-28 구현 그대로 유지(제출 1회마다 사진 5장·영상 1개 60초 이하)</w:t>
+            </w:r>
+          </w:p>
+        </w:tc>
+      </w:tr>
+      <w:tr>
+        <w:tc>
+          <w:tcPr>
+            <w:tcW w:type="dxa" w:w="4320"/>
+          </w:tcPr>
+          <w:p>
+            <w:r/>
+            <w:r>
+              <w:t>「사번이 없습니다 … 개별 ID로 등록 … (중복 ID Check 기능 추가 필요) … 사내 인원도 … 회원 등록 승인은 기 등록된 관리자가 승인해야만」</w:t>
+            </w:r>
+          </w:p>
+        </w:tc>
+        <w:tc>
+          <w:tcPr>
+            <w:tcW w:type="dxa" w:w="4320"/>
+          </w:tcPr>
+          <w:p>
+            <w:r/>
+            <w:r>
+              <w:t xml:space="preserve">가입 양식에 </w:t>
+            </w:r>
+            <w:r>
+              <w:rPr>
+                <w:b/>
+              </w:rPr>
+              <w:t>중복 확인</w:t>
+            </w:r>
+            <w:r>
+              <w:t xml:space="preserve"> 버튼, ID 규칙 안내. 가입하면 </w:t>
+            </w:r>
+            <w:r>
+              <w:rPr>
+                <w:b/>
+              </w:rPr>
+              <w:t>승인 대기</w:t>
+            </w:r>
+            <w:r>
+              <w:t xml:space="preserve">, 승인 대기·반려 계정은 로그인 불가. 관리자 메뉴 </w:t>
+            </w:r>
+            <w:r>
+              <w:rPr>
+                <w:b/>
+              </w:rPr>
+              <w:t>회원 관리</w:t>
+            </w:r>
+            <w:r>
+              <w:t>(승인·반려·사용 중지·권한). 가입 양식에서 권한 선택을 없앰(관리자가 정함). 메뉴에 승인 대기 건수 표시</w:t>
+            </w:r>
+          </w:p>
+        </w:tc>
+      </w:tr>
+      <w:tr>
+        <w:tc>
+          <w:tcPr>
+            <w:tcW w:type="dxa" w:w="4320"/>
+          </w:tcPr>
+          <w:p>
+            <w:r/>
+            <w:r>
+              <w:t>「관리자 등록자 기준정보에 관리 지역을 설정 … 관리 지역으로 등록된 관리자에게 메일」</w:t>
+            </w:r>
+          </w:p>
+        </w:tc>
+        <w:tc>
+          <w:tcPr>
+            <w:tcW w:type="dxa" w:w="4320"/>
+          </w:tcPr>
+          <w:p>
+            <w:r/>
+            <w:r>
+              <w:t xml:space="preserve">회원 관리에서 관리자마다 </w:t>
+            </w:r>
+            <w:r>
+              <w:rPr>
+                <w:b/>
+              </w:rPr>
+              <w:t>관리 지역</w:t>
+            </w:r>
+            <w:r>
+              <w:t>(여러 개) 선택. PS 메일 받는 사람 = 요청자 지역을 관리 지역으로 가진 승인 관리자. 없으면 관리자 전원 + 알림</w:t>
+            </w:r>
+          </w:p>
+        </w:tc>
+      </w:tr>
+      <w:tr>
+        <w:tc>
+          <w:tcPr>
+            <w:tcW w:type="dxa" w:w="4320"/>
+          </w:tcPr>
+          <w:p>
+            <w:r/>
+            <w:r>
+              <w:t>「AI답변불가에 중복 등록건도 함께 PS팀 담당자 Mail 발송, 검토 후 AI 회신」</w:t>
+            </w:r>
+          </w:p>
+        </w:tc>
+        <w:tc>
+          <w:tcPr>
+            <w:tcW w:type="dxa" w:w="4320"/>
+          </w:tcPr>
+          <w:p>
+            <w:r/>
+            <w:r>
+              <w:t xml:space="preserve">등록할 때 같은 모델·호기의 기 등록 건을 찾아 </w:t>
+            </w:r>
+            <w:r>
+              <w:rPr>
+                <w:b/>
+              </w:rPr>
+              <w:t>중복 검토 메일</w:t>
+            </w:r>
+            <w:r>
+              <w:t>을 발송 대기 목록에 넣고 요청자에게 안내. 관리자 상세에 중복 건 표시. AI 답변 불가 메일도 같은 목록으로</w:t>
+            </w:r>
+          </w:p>
+        </w:tc>
+      </w:tr>
+      <w:tr>
+        <w:tc>
+          <w:tcPr>
+            <w:tcW w:type="dxa" w:w="4320"/>
+          </w:tcPr>
+          <w:p>
+            <w:r/>
+            <w:r>
+              <w:t>「그대로 넣어주세요.」(화면구성.xlsx 푸터)</w:t>
+            </w:r>
+          </w:p>
+        </w:tc>
+        <w:tc>
+          <w:tcPr>
+            <w:tcW w:type="dxa" w:w="4320"/>
+          </w:tcPr>
+          <w:p>
+            <w:r/>
+            <w:r>
+              <w:t xml:space="preserve">푸터에 </w:t>
+            </w:r>
+            <w:r>
+              <w:rPr>
+                <w:rFonts w:ascii="Consolas" w:hAnsi="Consolas"/>
+              </w:rPr>
+              <w:t>경기도 성남시 분당구 분당수서로 477 HD현대글로벌R&amp;D센터(GRC) 13층 (13553)</w:t>
+            </w:r>
+            <w:r>
+              <w:t xml:space="preserve"> / </w:t>
+            </w:r>
+            <w:r>
+              <w:rPr>
+                <w:rFonts w:ascii="Consolas" w:hAnsi="Consolas"/>
+              </w:rPr>
+              <w:t>대표전화 : 02-479-7142   고객 상담 및 제품 문의 : 1899-7282</w:t>
+            </w:r>
+            <w:r>
+              <w:t xml:space="preserve"> / </w:t>
+            </w:r>
+            <w:r>
+              <w:rPr>
+                <w:rFonts w:ascii="Consolas" w:hAnsi="Consolas"/>
+              </w:rPr>
+              <w:t>사업자등록번호 : 493-81-02117</w:t>
+            </w:r>
+            <w:r>
+              <w:t xml:space="preserve"> / </w:t>
+            </w:r>
+            <w:r>
+              <w:rPr>
+                <w:rFonts w:ascii="Consolas" w:hAnsi="Consolas"/>
+              </w:rPr>
+              <w:t>COPYRIGHT © 2023 HD Hyundai XiteSolution. ALL RIGHTS RESERVED.</w:t>
+            </w:r>
+            <w:r>
+              <w:t xml:space="preserve"> (06 화면구성.xlsx 값 그대로)</w:t>
+            </w:r>
+          </w:p>
+        </w:tc>
+      </w:tr>
+    </w:tbl>
+    <w:p>
+      <w:r>
         <w:rPr>
-          <w:rFonts w:ascii="맑은 고딕" w:hAnsi="맑은 고딕" w:eastAsia="맑은 고딕"/>
           <w:b/>
-          <w:color w:val="1F3864"/>
-          <w:sz w:val="28"/>
         </w:rPr>
+        <w:t>메일을 직접 보내지 않는 이유(대안 구현)</w:t>
+      </w:r>
+      <w:r>
+        <w:t xml:space="preserve">: 이 도구는 서버 없는 정적 웹(GitHub Pages)입니다. 브라우저가 메일을 직접 보내려면 메일 서버(SMTP) 계정이나 메일 발송 API 키가 필요한데, 공개 리포의 웹 코드에 넣으면 누구나 볼 수 있어 넣을 수 없습니다. 그래서 받는 사람·제목·본문을 채운 메일을 </w:t>
+      </w:r>
+      <w:r>
+        <w:rPr>
+          <w:b/>
+        </w:rPr>
+        <w:t>발송 대기 목록</w:t>
+      </w:r>
+      <w:r>
+        <w:t>(관리자 메뉴 「메일 대기」)에 쌓고, 담당자가 「메일 앱으로 열기」(mailto:)로 보낸 뒤 「보냄으로 표시」합니다. 2단계에서 Make 시나리오(Gmail)로 자동 발송하면 목록의 대기 건을 그대로 넘기면 됩니다.</w:t>
+      </w:r>
+    </w:p>
+    <w:p>
+      <w:pPr>
+        <w:pStyle w:val="Heading2"/>
+      </w:pPr>
+      <w:r>
+        <w:t>11-2. 매뉴얼 PDF 4종 — 「매뉴얼 근거 검색」</w:t>
+      </w:r>
+    </w:p>
+    <w:p>
+      <w:pPr>
+        <w:pStyle w:val="ListBullet"/>
+      </w:pPr>
+      <w:r>
+        <w:rPr>
+          <w:b/>
+        </w:rPr>
+        <w:t>리포에 넣지 않습니다.</w:t>
+      </w:r>
+      <w:r>
+        <w:t xml:space="preserve"> 회사 저작물이고 용량이 커서(약 76MB) 공개 리포에 올리지 않습니다. 로컬 개발 폴더 </w:t>
+      </w:r>
+      <w:r>
+        <w:rPr>
+          <w:rFonts w:ascii="Consolas" w:hAnsi="Consolas"/>
+        </w:rPr>
+        <w:t>docs/source/manual/</w:t>
+      </w:r>
+      <w:r>
+        <w:t xml:space="preserve"> 에만 두고 .gitignore 처리했습니다.</w:t>
+      </w:r>
+    </w:p>
+    <w:p>
+      <w:pPr>
+        <w:pStyle w:val="ListBullet"/>
+      </w:pPr>
+      <w:r>
+        <w:rPr>
+          <w:b/>
+        </w:rPr>
+        <w:t>도구의 「매뉴얼 근거」 화면</w:t>
+      </w:r>
+      <w:r>
+        <w:t>: 사용자가 자기 PC의 매뉴얼 PDF를 고르면 브라우저 안에서 pdf.js(</w:t>
+      </w:r>
+      <w:r>
+        <w:rPr>
+          <w:rFonts w:ascii="Consolas" w:hAnsi="Consolas"/>
+        </w:rPr>
+        <w:t>vendor/pdfjs/</w:t>
+      </w:r>
+      <w:r>
+        <w:t>, Apache-2.0)로 쪽마다 글자를 뽑습니다. 파일은 어디에도 올라가지 않고, 뽑은 글자는 그 PC의 브라우저 저장소(IndexedDB)에만 남습니다.</w:t>
+      </w:r>
+    </w:p>
+    <w:p>
+      <w:pPr>
+        <w:pStyle w:val="ListBullet2"/>
+      </w:pPr>
+      <w:r>
+        <w:t>파일로 열기(file://)에서는 브라우저가 Worker 를 막으므로 pdf.js 를 같은 화면(메인 스레드)에서 돌리고, 웹 주소(https)에서는 Worker 로 돌립니다. 4종 중 2종(464쪽) 추출에 약 6~8초였습니다.</w:t>
+      </w:r>
+    </w:p>
+    <w:p>
+      <w:pPr>
+        <w:pStyle w:val="ListBullet2"/>
+      </w:pPr>
+      <w:r>
+        <w:t xml:space="preserve">목차: CONTENTS 쪽의 SECTION·Group(정비 매뉴얼)·1.~8. 장(운전자 매뉴얼)과 쪽 표기(예 </w:t>
+      </w:r>
+      <w:r>
+        <w:rPr>
+          <w:rFonts w:ascii="Consolas" w:hAnsi="Consolas"/>
+        </w:rPr>
+        <w:t>7-170</w:t>
+      </w:r>
+      <w:r>
+        <w:t>)를 읽어 PDF 쪽번호에 연결합니다.</w:t>
+      </w:r>
+    </w:p>
+    <w:p>
+      <w:pPr>
+        <w:pStyle w:val="ListBullet2"/>
+      </w:pPr>
+      <w:r>
+        <w:t>검색: 영문·숫자는 낱말 단위(219 ≠ 2190), 여러 낱말이 함께 나온 쪽을 먼저. 요청 모델의 적용 매뉴얼 → 같은 계열(30BRP-X ↔ BRP-X) → 전체 순으로 고릅니다.</w:t>
+      </w:r>
+    </w:p>
+    <w:p>
+      <w:pPr>
+        <w:pStyle w:val="ListBullet2"/>
+      </w:pPr>
+      <w:r>
+        <w:t xml:space="preserve">확인: 화면설계서 예시 문의(에러코드 219, Stepper mot Mism, 스티어링 잠김)로 찾으면 첫 결과가 15BRP-X 정비 매뉴얼 </w:t>
+      </w:r>
+      <w:r>
+        <w:rPr>
+          <w:b/>
+        </w:rPr>
+        <w:t>p.7-170</w:t>
+      </w:r>
+      <w:r>
+        <w:t>(STEPPER 219 알람 설명 쪽)입니다.</w:t>
+      </w:r>
+    </w:p>
+    <w:p>
+      <w:pPr>
+        <w:pStyle w:val="ListBullet"/>
+      </w:pPr>
+      <w:r>
+        <w:rPr>
+          <w:b/>
+        </w:rPr>
+        <w:t>AI 회신 화면</w:t>
+      </w:r>
+      <w:r>
+        <w:t xml:space="preserve">: 접수 내용에서 검색 낱말을 만들고(매뉴얼이 영문이라 한글 현장 용어 약 60개를 영문으로 바꿈, 예 스티어링→steering), 관리자가 고른 쪽의 발췌를 프롬프트 끝에 </w:t>
+      </w:r>
+      <w:r>
+        <w:rPr>
+          <w:rFonts w:ascii="Consolas" w:hAnsi="Consolas"/>
+        </w:rPr>
+        <w:t>[매뉴얼 이름 p.쪽]</w:t>
+      </w:r>
+      <w:r>
+        <w:t xml:space="preserve"> 표기와 함께 붙입니다. 매뉴얼 전체가 아니라 고른 쪽만 나가므로 1장의 「단편적 정보」 요구와 맞습니다.</w:t>
+      </w:r>
+    </w:p>
+    <w:p>
+      <w:pPr>
+        <w:pStyle w:val="ListBullet"/>
+      </w:pPr>
+      <w:r>
+        <w:rPr>
+          <w:b/>
+        </w:rPr>
+        <w:t>근거 보기</w:t>
+      </w:r>
+      <w:r>
+        <w:t xml:space="preserve">: 회신의 근거 표기(예 </w:t>
+      </w:r>
+      <w:r>
+        <w:rPr>
+          <w:rFonts w:ascii="Consolas" w:hAnsi="Consolas"/>
+        </w:rPr>
+        <w:t>15BRP-X SM EXP p.7-170</w:t>
+      </w:r>
+      <w:r>
+        <w:t>)를 누르면 불러온 매뉴얼의 그 쪽 본문을 보여 주고 이전/다음 쪽으로 넘깁니다.</w:t>
+      </w:r>
+    </w:p>
+    <w:p>
+      <w:pPr>
+        <w:pStyle w:val="ListBullet"/>
+      </w:pPr>
+      <w:r>
+        <w:rPr>
+          <w:b/>
+        </w:rPr>
+        <w:t>대안 경로</w:t>
+      </w:r>
+      <w:r>
+        <w:t xml:space="preserve">: PDF 가 크거나 브라우저가 느리면 </w:t>
+      </w:r>
+      <w:r>
+        <w:rPr>
+          <w:rFonts w:ascii="Consolas" w:hAnsi="Consolas"/>
+        </w:rPr>
+        <w:t>python3 scripts/manual_to_json.py &lt;PDF 또는 폴더&gt;</w:t>
+      </w:r>
+      <w:r>
+        <w:t xml:space="preserve"> 로 쪽별 텍스트 JSON 을 만들어 불러옵니다(pdftotext 또는 pypdf). 결과 JSON(</w:t>
+      </w:r>
+      <w:r>
+        <w:rPr>
+          <w:rFonts w:ascii="Consolas" w:hAnsi="Consolas"/>
+        </w:rPr>
+        <w:t>*.manual.json</w:t>
+      </w:r>
+      <w:r>
+        <w:t xml:space="preserve">, </w:t>
+      </w:r>
+      <w:r>
+        <w:rPr>
+          <w:rFonts w:ascii="Consolas" w:hAnsi="Consolas"/>
+        </w:rPr>
+        <w:t>docs/source/manual/json/</w:t>
+      </w:r>
+      <w:r>
+        <w:t>)도 커밋하지 않습니다.</w:t>
+      </w:r>
+    </w:p>
+    <w:p>
+      <w:pPr>
+        <w:pStyle w:val="Heading2"/>
+      </w:pPr>
+      <w:r>
+        <w:t>11-3. 남은 확인사항</w:t>
+      </w:r>
+    </w:p>
+    <w:p>
+      <w:pPr>
+        <w:pStyle w:val="ListNumber"/>
+      </w:pPr>
+      <w:r>
+        <w:t xml:space="preserve">매뉴얼을 외부 AI 서비스(ChatGPT·NotebookLM·Dify)에 </w:t>
+      </w:r>
+      <w:r>
+        <w:rPr>
+          <w:b/>
+        </w:rPr>
+        <w:t>발췌 쪽 단위로</w:t>
+      </w:r>
+      <w:r>
+        <w:t xml:space="preserve"> 붙여 넣는 것은 괜찮은지(전체 업로드와 구분).</w:t>
+      </w:r>
+    </w:p>
+    <w:p>
+      <w:pPr>
+        <w:pStyle w:val="ListNumber"/>
+      </w:pPr>
+      <w:r>
+        <w:t>30BRP-X(화면설계 예시 모델) 전용 매뉴얼이 있는지. 18·20·23BRP-X 정비 매뉴얼이 15BRP-X 정비 매뉴얼과 같은지.</w:t>
+      </w:r>
+    </w:p>
+    <w:p>
+      <w:pPr>
+        <w:pStyle w:val="ListNumber"/>
+      </w:pPr>
+      <w:r>
+        <w:t>「중복 등록」 기준: 같은 모델·같은 호기로 진행 중이거나 최근 1달 안의 건 — 이 기준이 맞는지, 호기가 달라도 같은 현상이면 중복으로 볼지.</w:t>
+      </w:r>
+    </w:p>
+    <w:p>
+      <w:pPr>
+        <w:pStyle w:val="ListNumber"/>
+      </w:pPr>
+      <w:r>
+        <w:t>관리 지역 담당자가 없을 때 관리자 전원에게 보내는 것이 맞는지.</w:t>
+      </w:r>
+    </w:p>
+    <w:p>
+      <w:pPr>
+        <w:pStyle w:val="ListNumber"/>
+      </w:pPr>
+      <w:r>
+        <w:t>ID 규칙(영문·숫자로 시작 3~20자)과 반려·사용 중지 ID 재사용 여부. 완료 사진을 필수로 할지.</w:t>
+      </w:r>
+    </w:p>
+    <w:p>
+      <w:pPr>
+        <w:pStyle w:val="ListNumber"/>
+      </w:pPr>
+      <w:r>
+        <w:t>푸터 저작권 연도(설계서 표기 「2023」)를 그대로 둘지.</w:t>
+      </w:r>
+    </w:p>
+    <w:p>
+      <w:pPr>
+        <w:pStyle w:val="Heading1"/>
+      </w:pPr>
+      <w:r>
         <w:t>부록. 제출 원문 요약</w:t>
       </w:r>
     </w:p>
@@ -3429,7 +3448,6 @@
         <w:tc>
           <w:tcPr>
             <w:tcW w:type="dxa" w:w="1728"/>
-            <w:shd w:val="clear" w:color="auto" w:fill="E8EEF6"/>
           </w:tcPr>
           <w:p>
             <w:r>
@@ -3439,9 +3457,7 @@
             </w:r>
             <w:r>
               <w:rPr>
-                <w:rFonts w:ascii="맑은 고딕" w:hAnsi="맑은 고딕" w:eastAsia="맑은 고딕"/>
                 <w:b/>
-                <w:sz w:val="19"/>
               </w:rPr>
               <w:t>게시물</w:t>
             </w:r>
@@ -3450,7 +3466,6 @@
         <w:tc>
           <w:tcPr>
             <w:tcW w:type="dxa" w:w="1728"/>
-            <w:shd w:val="clear" w:color="auto" w:fill="E8EEF6"/>
           </w:tcPr>
           <w:p>
             <w:r>
@@ -3460,9 +3475,7 @@
             </w:r>
             <w:r>
               <w:rPr>
-                <w:rFonts w:ascii="맑은 고딕" w:hAnsi="맑은 고딕" w:eastAsia="맑은 고딕"/>
                 <w:b/>
-                <w:sz w:val="19"/>
               </w:rPr>
               <w:t>일시</w:t>
             </w:r>
@@ -3471,7 +3484,6 @@
         <w:tc>
           <w:tcPr>
             <w:tcW w:type="dxa" w:w="1728"/>
-            <w:shd w:val="clear" w:color="auto" w:fill="E8EEF6"/>
           </w:tcPr>
           <w:p>
             <w:r>
@@ -3481,9 +3493,7 @@
             </w:r>
             <w:r>
               <w:rPr>
-                <w:rFonts w:ascii="맑은 고딕" w:hAnsi="맑은 고딕" w:eastAsia="맑은 고딕"/>
                 <w:b/>
-                <w:sz w:val="19"/>
               </w:rPr>
               <w:t>제목</w:t>
             </w:r>
@@ -3492,7 +3502,6 @@
         <w:tc>
           <w:tcPr>
             <w:tcW w:type="dxa" w:w="1728"/>
-            <w:shd w:val="clear" w:color="auto" w:fill="E8EEF6"/>
           </w:tcPr>
           <w:p>
             <w:r>
@@ -3502,9 +3511,7 @@
             </w:r>
             <w:r>
               <w:rPr>
-                <w:rFonts w:ascii="맑은 고딕" w:hAnsi="맑은 고딕" w:eastAsia="맑은 고딕"/>
                 <w:b/>
-                <w:sz w:val="19"/>
               </w:rPr>
               <w:t>첨부 파일</w:t>
             </w:r>
@@ -3513,7 +3520,6 @@
         <w:tc>
           <w:tcPr>
             <w:tcW w:type="dxa" w:w="1728"/>
-            <w:shd w:val="clear" w:color="auto" w:fill="E8EEF6"/>
           </w:tcPr>
           <w:p>
             <w:r>
@@ -3523,9 +3529,7 @@
             </w:r>
             <w:r>
               <w:rPr>
-                <w:rFonts w:ascii="맑은 고딕" w:hAnsi="맑은 고딕" w:eastAsia="맑은 고딕"/>
                 <w:b/>
-                <w:sz w:val="19"/>
               </w:rPr>
               <w:t>내용</w:t>
             </w:r>
@@ -3540,10 +3544,6 @@
           <w:p>
             <w:r/>
             <w:r>
-              <w:rPr>
-                <w:rFonts w:ascii="맑은 고딕" w:hAnsi="맑은 고딕" w:eastAsia="맑은 고딕"/>
-                <w:sz w:val="19"/>
-              </w:rPr>
               <w:t>1</w:t>
             </w:r>
           </w:p>
@@ -3555,10 +3555,6 @@
           <w:p>
             <w:r/>
             <w:r>
-              <w:rPr>
-                <w:rFonts w:ascii="맑은 고딕" w:hAnsi="맑은 고딕" w:eastAsia="맑은 고딕"/>
-                <w:sz w:val="19"/>
-              </w:rPr>
               <w:t>2026-09-08</w:t>
             </w:r>
           </w:p>
@@ -3570,10 +3566,6 @@
           <w:p>
             <w:r/>
             <w:r>
-              <w:rPr>
-                <w:rFonts w:ascii="맑은 고딕" w:hAnsi="맑은 고딕" w:eastAsia="맑은 고딕"/>
-                <w:sz w:val="19"/>
-              </w:rPr>
               <w:t>AI Field 지술지원 - 기획안(초안)</w:t>
             </w:r>
           </w:p>
@@ -3586,8 +3578,7 @@
             <w:r/>
             <w:r>
               <w:rPr>
-                <w:rFonts w:ascii="Consolas" w:hAnsi="Consolas" w:eastAsia="맑은 고딕"/>
-                <w:sz w:val="18"/>
+                <w:rFonts w:ascii="Consolas" w:hAnsi="Consolas"/>
               </w:rPr>
               <w:t>att/01_GEMINI____.docx</w:t>
             </w:r>
@@ -3600,10 +3591,6 @@
           <w:p>
             <w:r/>
             <w:r>
-              <w:rPr>
-                <w:rFonts w:ascii="맑은 고딕" w:hAnsi="맑은 고딕" w:eastAsia="맑은 고딕"/>
-                <w:sz w:val="19"/>
-              </w:rPr>
               <w:t>수강생이 Gemini에 입력한 요구사항 프롬프트(배경·수집 데이터·대상·필수 기능·보안 고려) + Gemini 생성 기획안·PRD</w:t>
             </w:r>
           </w:p>
@@ -3617,10 +3604,6 @@
           <w:p>
             <w:r/>
             <w:r>
-              <w:rPr>
-                <w:rFonts w:ascii="맑은 고딕" w:hAnsi="맑은 고딕" w:eastAsia="맑은 고딕"/>
-                <w:sz w:val="19"/>
-              </w:rPr>
               <w:t>2</w:t>
             </w:r>
           </w:p>
@@ -3632,10 +3615,6 @@
           <w:p>
             <w:r/>
             <w:r>
-              <w:rPr>
-                <w:rFonts w:ascii="맑은 고딕" w:hAnsi="맑은 고딕" w:eastAsia="맑은 고딕"/>
-                <w:sz w:val="19"/>
-              </w:rPr>
               <w:t>2026-09-08</w:t>
             </w:r>
           </w:p>
@@ -3647,10 +3626,6 @@
           <w:p>
             <w:r/>
             <w:r>
-              <w:rPr>
-                <w:rFonts w:ascii="맑은 고딕" w:hAnsi="맑은 고딕" w:eastAsia="맑은 고딕"/>
-                <w:sz w:val="19"/>
-              </w:rPr>
               <w:t>AI Field 기술지원 - DB (초안)</w:t>
             </w:r>
           </w:p>
@@ -3663,8 +3638,7 @@
             <w:r/>
             <w:r>
               <w:rPr>
-                <w:rFonts w:ascii="Consolas" w:hAnsi="Consolas" w:eastAsia="맑은 고딕"/>
-                <w:sz w:val="18"/>
+                <w:rFonts w:ascii="Consolas" w:hAnsi="Consolas"/>
               </w:rPr>
               <w:t>att/02_DB.xlsx</w:t>
             </w:r>
@@ -3677,10 +3651,6 @@
           <w:p>
             <w:r/>
             <w:r>
-              <w:rPr>
-                <w:rFonts w:ascii="맑은 고딕" w:hAnsi="맑은 고딕" w:eastAsia="맑은 고딕"/>
-                <w:sz w:val="19"/>
-              </w:rPr>
               <w:t>Data Structure·사용자 기준정보·Manual 기준정보·Log Data·Reference Data·필드 정의</w:t>
             </w:r>
           </w:p>
@@ -3694,10 +3664,6 @@
           <w:p>
             <w:r/>
             <w:r>
-              <w:rPr>
-                <w:rFonts w:ascii="맑은 고딕" w:hAnsi="맑은 고딕" w:eastAsia="맑은 고딕"/>
-                <w:sz w:val="19"/>
-              </w:rPr>
               <w:t>3</w:t>
             </w:r>
           </w:p>
@@ -3709,10 +3675,6 @@
           <w:p>
             <w:r/>
             <w:r>
-              <w:rPr>
-                <w:rFonts w:ascii="맑은 고딕" w:hAnsi="맑은 고딕" w:eastAsia="맑은 고딕"/>
-                <w:sz w:val="19"/>
-              </w:rPr>
               <w:t>2026-09-28</w:t>
             </w:r>
           </w:p>
@@ -3724,10 +3686,6 @@
           <w:p>
             <w:r/>
             <w:r>
-              <w:rPr>
-                <w:rFonts w:ascii="맑은 고딕" w:hAnsi="맑은 고딕" w:eastAsia="맑은 고딕"/>
-                <w:sz w:val="19"/>
-              </w:rPr>
               <w:t>기획안</w:t>
             </w:r>
           </w:p>
@@ -3740,8 +3698,7 @@
             <w:r/>
             <w:r>
               <w:rPr>
-                <w:rFonts w:ascii="Consolas" w:hAnsi="Consolas" w:eastAsia="맑은 고딕"/>
-                <w:sz w:val="18"/>
+                <w:rFonts w:ascii="Consolas" w:hAnsi="Consolas"/>
               </w:rPr>
               <w:t>att/03_GEMINI____.docx</w:t>
             </w:r>
@@ -3754,10 +3711,6 @@
           <w:p>
             <w:r/>
             <w:r>
-              <w:rPr>
-                <w:rFonts w:ascii="맑은 고딕" w:hAnsi="맑은 고딕" w:eastAsia="맑은 고딕"/>
-                <w:sz w:val="19"/>
-              </w:rPr>
               <w:t>Gemini 생성 기획안·PRD(요구사항 프롬프트 부분 제외, 본문은 1과 동일)</w:t>
             </w:r>
           </w:p>
@@ -3771,10 +3724,6 @@
           <w:p>
             <w:r/>
             <w:r>
-              <w:rPr>
-                <w:rFonts w:ascii="맑은 고딕" w:hAnsi="맑은 고딕" w:eastAsia="맑은 고딕"/>
-                <w:sz w:val="19"/>
-              </w:rPr>
               <w:t>4</w:t>
             </w:r>
           </w:p>
@@ -3786,10 +3735,6 @@
           <w:p>
             <w:r/>
             <w:r>
-              <w:rPr>
-                <w:rFonts w:ascii="맑은 고딕" w:hAnsi="맑은 고딕" w:eastAsia="맑은 고딕"/>
-                <w:sz w:val="19"/>
-              </w:rPr>
               <w:t>2026-09-28</w:t>
             </w:r>
           </w:p>
@@ -3801,10 +3746,6 @@
           <w:p>
             <w:r/>
             <w:r>
-              <w:rPr>
-                <w:rFonts w:ascii="맑은 고딕" w:hAnsi="맑은 고딕" w:eastAsia="맑은 고딕"/>
-                <w:sz w:val="19"/>
-              </w:rPr>
               <w:t>DB</w:t>
             </w:r>
           </w:p>
@@ -3817,8 +3758,7 @@
             <w:r/>
             <w:r>
               <w:rPr>
-                <w:rFonts w:ascii="Consolas" w:hAnsi="Consolas" w:eastAsia="맑은 고딕"/>
-                <w:sz w:val="18"/>
+                <w:rFonts w:ascii="Consolas" w:hAnsi="Consolas"/>
               </w:rPr>
               <w:t>att/04_DB.xlsx</w:t>
             </w:r>
@@ -3831,10 +3771,6 @@
           <w:p>
             <w:r/>
             <w:r>
-              <w:rPr>
-                <w:rFonts w:ascii="맑은 고딕" w:hAnsi="맑은 고딕" w:eastAsia="맑은 고딕"/>
-                <w:sz w:val="19"/>
-              </w:rPr>
               <w:t>등록·문의·회신·사용자·소스등록·Log Data·필드 정의·화면 설계·기능 시트(최신본)</w:t>
             </w:r>
           </w:p>
@@ -3848,10 +3784,6 @@
           <w:p>
             <w:r/>
             <w:r>
-              <w:rPr>
-                <w:rFonts w:ascii="맑은 고딕" w:hAnsi="맑은 고딕" w:eastAsia="맑은 고딕"/>
-                <w:sz w:val="19"/>
-              </w:rPr>
               <w:t>5</w:t>
             </w:r>
           </w:p>
@@ -3863,10 +3795,6 @@
           <w:p>
             <w:r/>
             <w:r>
-              <w:rPr>
-                <w:rFonts w:ascii="맑은 고딕" w:hAnsi="맑은 고딕" w:eastAsia="맑은 고딕"/>
-                <w:sz w:val="19"/>
-              </w:rPr>
               <w:t>2026-09-28</w:t>
             </w:r>
           </w:p>
@@ -3878,10 +3806,6 @@
           <w:p>
             <w:r/>
             <w:r>
-              <w:rPr>
-                <w:rFonts w:ascii="맑은 고딕" w:hAnsi="맑은 고딕" w:eastAsia="맑은 고딕"/>
-                <w:sz w:val="19"/>
-              </w:rPr>
               <w:t>Flowchart</w:t>
             </w:r>
           </w:p>
@@ -3894,8 +3818,7 @@
             <w:r/>
             <w:r>
               <w:rPr>
-                <w:rFonts w:ascii="Consolas" w:hAnsi="Consolas" w:eastAsia="맑은 고딕"/>
-                <w:sz w:val="18"/>
+                <w:rFonts w:ascii="Consolas" w:hAnsi="Consolas"/>
               </w:rPr>
               <w:t>att/05_flow_Chart.xlsx</w:t>
             </w:r>
@@ -3908,10 +3831,6 @@
           <w:p>
             <w:r/>
             <w:r>
-              <w:rPr>
-                <w:rFonts w:ascii="맑은 고딕" w:hAnsi="맑은 고딕" w:eastAsia="맑은 고딕"/>
-                <w:sz w:val="19"/>
-              </w:rPr>
               <w:t>정비사·AI·PS팀 3개 레인 흐름도(도형 텍스트 추출)</w:t>
             </w:r>
           </w:p>
@@ -3925,10 +3844,6 @@
           <w:p>
             <w:r/>
             <w:r>
-              <w:rPr>
-                <w:rFonts w:ascii="맑은 고딕" w:hAnsi="맑은 고딕" w:eastAsia="맑은 고딕"/>
-                <w:sz w:val="19"/>
-              </w:rPr>
               <w:t>6</w:t>
             </w:r>
           </w:p>
@@ -3940,10 +3855,6 @@
           <w:p>
             <w:r/>
             <w:r>
-              <w:rPr>
-                <w:rFonts w:ascii="맑은 고딕" w:hAnsi="맑은 고딕" w:eastAsia="맑은 고딕"/>
-                <w:sz w:val="19"/>
-              </w:rPr>
               <w:t>2026-09-28</w:t>
             </w:r>
           </w:p>
@@ -3955,10 +3866,6 @@
           <w:p>
             <w:r/>
             <w:r>
-              <w:rPr>
-                <w:rFonts w:ascii="맑은 고딕" w:hAnsi="맑은 고딕" w:eastAsia="맑은 고딕"/>
-                <w:sz w:val="19"/>
-              </w:rPr>
               <w:t>화면구성</w:t>
             </w:r>
           </w:p>
@@ -3971,8 +3878,7 @@
             <w:r/>
             <w:r>
               <w:rPr>
-                <w:rFonts w:ascii="Consolas" w:hAnsi="Consolas" w:eastAsia="맑은 고딕"/>
-                <w:sz w:val="18"/>
+                <w:rFonts w:ascii="Consolas" w:hAnsi="Consolas"/>
               </w:rPr>
               <w:t>att/06_____.xlsx</w:t>
             </w:r>
@@ -3985,17 +3891,12 @@
           <w:p>
             <w:r/>
             <w:r>
-              <w:rPr>
-                <w:rFonts w:ascii="맑은 고딕" w:hAnsi="맑은 고딕" w:eastAsia="맑은 고딕"/>
-                <w:sz w:val="19"/>
-              </w:rPr>
               <w:t>접속화면·기술지원1~3·조회/상세조회(User·Admin)·소스등록·접속Log 10개 화면 설계</w:t>
             </w:r>
           </w:p>
         </w:tc>
       </w:tr>
     </w:tbl>
-    <w:p/>
     <w:sectPr>
       <w:pgSz w:w="12240" w:h="15840"/>
       <w:pgMar w:top="1440" w:right="1800" w:bottom="1440" w:left="1800" w:header="720" w:footer="720" w:gutter="0"/>
@@ -4370,8 +4271,8 @@
     <w:qFormat/>
     <w:rsid w:val="00FC693F"/>
     <w:rPr>
-      <w:rFonts w:ascii="맑은 고딕" w:hAnsi="맑은 고딕" w:eastAsia="맑은 고딕"/>
-      <w:sz w:val="21"/>
+      <w:rFonts w:ascii="Malgun Gothic" w:hAnsi="Malgun Gothic" w:eastAsia="Malgun Gothic"/>
+      <w:sz w:val="20"/>
     </w:rPr>
   </w:style>
   <w:style w:type="paragraph" w:styleId="Header">

--- a/docs/01_프로젝트_기획서.docx
+++ b/docs/01_프로젝트_기획서.docx
@@ -173,7 +173,7 @@
           <w:p>
             <w:r/>
             <w:r>
-              <w:t>2026-09-28 (v0.3 개정 2026-09-29)</w:t>
+              <w:t>2026-09-28 (v0.3·v0.4 개정 2026-09-29)</w:t>
             </w:r>
           </w:p>
         </w:tc>
@@ -197,7 +197,7 @@
           <w:p>
             <w:r/>
             <w:r>
-              <w:t>초안 v0.3 — 수강생 추가 요청 반영 (2026-09-29 패들릿 「Manual PDF 파일」「답변」, 10장 1·6~11번). 11장 참조</w:t>
+              <w:t>초안 v0.4 — 2026-09-29 오후 수강생 추가 요청(매뉴얼 6종 추가·모델 대응표로 매뉴얼 자동 선택·목차 규칙 보강) 반영 — 패들릿 「Manual 추가」. 11-4 참조</w:t>
             </w:r>
           </w:p>
         </w:tc>
@@ -221,7 +221,7 @@
           <w:p>
             <w:r/>
             <w:r>
-              <w:t>초안 v0.2 — 수강생 답변 반영 (2026-09-28 패들릿 댓글, 10장 3·4·5·6·7번) / 초안 v0.1 — 수강생 제출 자료 기반 (2026-09-28)</w:t>
+              <w:t>초안 v0.3 — 2026-09-29 수강생 추가 요청(회원 승인·관리 지역 메일·완료 사진·매뉴얼 근거 검색) 반영 — 패들릿 「Manual PDF 파일」「답변」, 10장 1·6~11번 / 초안 v0.2 — 수강생 답변 반영 (2026-09-28 패들릿 댓글, 10장 3·4·5·6·7번) / 초안 v0.1 — 수강생 제출 자료 기반 (2026-09-28)</w:t>
             </w:r>
           </w:p>
         </w:tc>
@@ -492,10 +492,10 @@
               <w:rPr>
                 <w:b/>
               </w:rPr>
-              <w:t>2026-09-29 수령 4종</w:t>
+              <w:t>2026-09-29 수령 10종</w:t>
             </w:r>
             <w:r>
-              <w:t>: 15/18/20/23BRP-X 운전자 매뉴얼(120쪽), 15BRP-X 정비 매뉴얼(357쪽), BRP-9 운전자 매뉴얼(107쪽), BRP-9 정비 매뉴얼(321쪽), 합계 약 76MB</w:t>
+              <w:t>: 오전 4종(15/18/20/23BRP-X 운전자 120쪽·15BRP-X 정비 357쪽, BRP-9 운전자 107쪽·정비 321쪽, 약 76MB) + 오후 6종(25/30/35DE-7 운전자 161쪽·정비 189쪽, 25/30/35LE-7 운전자 177쪽·정비 210쪽, 100D-9V 운전자 291쪽·정비 431쪽, 약 154MB). 모델 ↔ 매뉴얼 대응표(Manual Medel Name.xlsx, 16개 모델)</w:t>
             </w:r>
           </w:p>
         </w:tc>
@@ -3388,7 +3388,25 @@
         <w:pStyle w:val="ListNumber"/>
       </w:pPr>
       <w:r>
-        <w:t>30BRP-X(화면설계 예시 모델) 전용 매뉴얼이 있는지. 18·20·23BRP-X 정비 매뉴얼이 15BRP-X 정비 매뉴얼과 같은지.</w:t>
+        <w:t xml:space="preserve">30BRP-X(화면설계 예시 모델) 전용 매뉴얼이 있는지. (18·20·23BRP-X 정비 매뉴얼이 15BRP-X 정비 매뉴얼과 같은지는 11-4 대응표로 </w:t>
+      </w:r>
+      <w:r>
+        <w:rPr>
+          <w:b/>
+        </w:rPr>
+        <w:t>확인됨</w:t>
+      </w:r>
+      <w:r>
+        <w:t xml:space="preserve"> — 네 모델 모두 </w:t>
+      </w:r>
+      <w:r>
+        <w:rPr>
+          <w:rFonts w:ascii="Consolas" w:hAnsi="Consolas"/>
+        </w:rPr>
+        <w:t>15BRP-X SM_EXP</w:t>
+      </w:r>
+      <w:r>
+        <w:t xml:space="preserve"> 에 연결)</w:t>
       </w:r>
     </w:p>
     <w:p>
@@ -3897,6 +3915,351 @@
         </w:tc>
       </w:tr>
     </w:tbl>
+    <w:p>
+      <w:pPr>
+        <w:pStyle w:val="Heading2"/>
+      </w:pPr>
+      <w:r>
+        <w:t>11-4. 2026-09-29 오후 — 「Manual 추가」</w:t>
+      </w:r>
+    </w:p>
+    <w:p>
+      <w:r>
+        <w:t xml:space="preserve">원문: 패들릿 녹색 카드 「Manual 추가」(첨부 Manual02.zip — PDF 6종 + </w:t>
+      </w:r>
+      <w:r>
+        <w:rPr>
+          <w:rFonts w:ascii="Consolas" w:hAnsi="Consolas"/>
+        </w:rPr>
+        <w:t>Manual Medel Name.xlsx</w:t>
+      </w:r>
+      <w:r>
+        <w:t xml:space="preserve">). 원문 기록은 </w:t>
+      </w:r>
+      <w:r>
+        <w:rPr>
+          <w:rFonts w:ascii="Consolas" w:hAnsi="Consolas"/>
+        </w:rPr>
+        <w:t>docs/source/2026-09-29_패들릿_추가요청.md</w:t>
+      </w:r>
+      <w:r>
+        <w:t xml:space="preserve"> 끝에 더했습니다. 11-3 확인 항목에 대한 답은 아직 없습니다.</w:t>
+      </w:r>
+    </w:p>
+    <w:tbl>
+      <w:tblPr>
+        <w:tblStyle w:val="TableGrid"/>
+        <w:tblW w:type="auto" w:w="0"/>
+        <w:tblLook w:firstColumn="1" w:firstRow="1" w:lastColumn="0" w:lastRow="0" w:noHBand="0" w:noVBand="1" w:val="04A0"/>
+      </w:tblPr>
+      <w:tblGrid>
+        <w:gridCol w:w="4320"/>
+        <w:gridCol w:w="4320"/>
+      </w:tblGrid>
+      <w:tr>
+        <w:tc>
+          <w:tcPr>
+            <w:tcW w:type="dxa" w:w="4320"/>
+          </w:tcPr>
+          <w:p>
+            <w:r>
+              <w:rPr>
+                <w:b/>
+              </w:rPr>
+            </w:r>
+            <w:r>
+              <w:rPr>
+                <w:b/>
+              </w:rPr>
+              <w:t>받은 것</w:t>
+            </w:r>
+          </w:p>
+        </w:tc>
+        <w:tc>
+          <w:tcPr>
+            <w:tcW w:type="dxa" w:w="4320"/>
+          </w:tcPr>
+          <w:p>
+            <w:r>
+              <w:rPr>
+                <w:b/>
+              </w:rPr>
+            </w:r>
+            <w:r>
+              <w:rPr>
+                <w:b/>
+              </w:rPr>
+              <w:t>반영</w:t>
+            </w:r>
+          </w:p>
+        </w:tc>
+      </w:tr>
+      <w:tr>
+        <w:tc>
+          <w:tcPr>
+            <w:tcW w:type="dxa" w:w="4320"/>
+          </w:tcPr>
+          <w:p>
+            <w:r/>
+            <w:r>
+              <w:t>PDF 6종(25/30/35DE-7·LE-7 운전자·정비, 100D-9V 운전자·정비, 약 154MB)</w:t>
+            </w:r>
+          </w:p>
+        </w:tc>
+        <w:tc>
+          <w:tcPr>
+            <w:tcW w:type="dxa" w:w="4320"/>
+          </w:tcPr>
+          <w:p>
+            <w:r/>
+            <w:r>
+              <w:t xml:space="preserve">오전 4종과 같이 </w:t>
+            </w:r>
+            <w:r>
+              <w:rPr>
+                <w:b/>
+              </w:rPr>
+              <w:t>리포에 넣지 않고</w:t>
+            </w:r>
+            <w:r>
+              <w:t xml:space="preserve"> 로컬 </w:t>
+            </w:r>
+            <w:r>
+              <w:rPr>
+                <w:rFonts w:ascii="Consolas" w:hAnsi="Consolas"/>
+              </w:rPr>
+              <w:t>docs/source/manual/</w:t>
+            </w:r>
+            <w:r>
+              <w:t>(.gitignore)에만 둠. 목차 규칙 보강(아래)</w:t>
+            </w:r>
+          </w:p>
+        </w:tc>
+      </w:tr>
+      <w:tr>
+        <w:tc>
+          <w:tcPr>
+            <w:tcW w:type="dxa" w:w="4320"/>
+          </w:tcPr>
+          <w:p>
+            <w:r/>
+            <w:r>
+              <w:rPr>
+                <w:rFonts w:ascii="Consolas" w:hAnsi="Consolas"/>
+              </w:rPr>
+              <w:t>Manual Medel Name.xlsx</w:t>
+            </w:r>
+            <w:r>
+              <w:t xml:space="preserve"> — model · notebook_name · 파일명 16행(15/18/20/23BRP-9, 15/18/20/23BRP-X, 100D-9V, 25/30/35DE-7, 25/30/35LE-7)</w:t>
+            </w:r>
+          </w:p>
+        </w:tc>
+        <w:tc>
+          <w:tcPr>
+            <w:tcW w:type="dxa" w:w="4320"/>
+          </w:tcPr>
+          <w:p>
+            <w:r/>
+            <w:r>
+              <w:t xml:space="preserve">도구의 </w:t>
+            </w:r>
+            <w:r>
+              <w:rPr>
+                <w:b/>
+              </w:rPr>
+              <w:t>소스 등록 표와 같은 구조</w:t>
+            </w:r>
+            <w:r>
+              <w:t xml:space="preserve">라 소스 등록으로 받습니다. ① 예시 데이터의 소스 등록에 16행을 넣음 ② 「소스 등록」 화면에 </w:t>
+            </w:r>
+            <w:r>
+              <w:rPr>
+                <w:b/>
+              </w:rPr>
+              <w:t>대응표 엑셀 불러오기</w:t>
+            </w:r>
+            <w:r>
+              <w:t xml:space="preserve"> 추가 ③ 매뉴얼 근거 검색이 접수 모델 → 대응표의 파일명 → 불러온 매뉴얼 순으로 </w:t>
+            </w:r>
+            <w:r>
+              <w:rPr>
+                <w:b/>
+              </w:rPr>
+              <w:t>해당 매뉴얼을 먼저</w:t>
+            </w:r>
+            <w:r>
+              <w:t xml:space="preserve"> 고름(파일명의 </w:t>
+            </w:r>
+            <w:r>
+              <w:rPr>
+                <w:rFonts w:ascii="Consolas" w:hAnsi="Consolas"/>
+              </w:rPr>
+              <w:t>.pdf</w:t>
+            </w:r>
+            <w:r>
+              <w:t xml:space="preserve"> 유무·대소문자·쉼표 구분 무시). 대응표에 없는 모델은 전처럼 적용 모델 → 같은 계열 → 전체</w:t>
+            </w:r>
+          </w:p>
+        </w:tc>
+      </w:tr>
+    </w:tbl>
+    <w:p>
+      <w:r>
+        <w:rPr>
+          <w:b/>
+        </w:rPr>
+        <w:t>대응표를 리포(예시 데이터·`docs/source/07_Manual_Medel_Name.xlsx`)에 넣은 판단</w:t>
+      </w:r>
+      <w:r>
+        <w:t>: 내용이 판매 제품의 모델명과 매뉴얼 파일 이름뿐이고(매뉴얼 본문·가격·고객 정보 없음), 도구의 소스 등록 표 그 자체라 공개 리포에 두어도 되는 수준으로 봤습니다. 매뉴얼 PDF 본문은 계속 리포 밖에 둡니다. 수강생이 대응표도 비공개를 원하면 예시 데이터에서 빼고 「대응표 엑셀 불러오기」로만 쓰면 됩니다(아래 확인 7번).</w:t>
+      </w:r>
+    </w:p>
+    <w:p>
+      <w:r>
+        <w:rPr>
+          <w:b/>
+        </w:rPr>
+        <w:t>목차 규칙 보강</w:t>
+      </w:r>
+      <w:r>
+        <w:t xml:space="preserve"> — 새 매뉴얼은 형식이 달라 처음엔 DE-7·LE-7 4종의 목차·쪽 표기를 하나도 읽지 못했습니다(쪽 표기 0, 목차 0).</w:t>
+      </w:r>
+    </w:p>
+    <w:p>
+      <w:pPr>
+        <w:pStyle w:val="ListBullet"/>
+      </w:pPr>
+      <w:r>
+        <w:t xml:space="preserve">쪽 표기: </w:t>
+      </w:r>
+      <w:r>
+        <w:rPr>
+          <w:rFonts w:ascii="Consolas" w:hAnsi="Consolas"/>
+        </w:rPr>
+        <w:t>6-17</w:t>
+      </w:r>
+      <w:r>
+        <w:t xml:space="preserve"> 형식 외에 </w:t>
+      </w:r>
+      <w:r>
+        <w:rPr>
+          <w:b/>
+        </w:rPr>
+        <w:t>`30 / 210`(PDF 쪽/전체)</w:t>
+      </w:r>
+      <w:r>
+        <w:t xml:space="preserve"> 과 </w:t>
+      </w:r>
+      <w:r>
+        <w:rPr>
+          <w:b/>
+        </w:rPr>
+        <w:t>숫자만(`26`, 인쇄 쪽)</w:t>
+      </w:r>
+      <w:r>
+        <w:t xml:space="preserve"> 을 쪽 맨 아래 두 줄에서 읽습니다.</w:t>
+      </w:r>
+    </w:p>
+    <w:p>
+      <w:pPr>
+        <w:pStyle w:val="ListBullet"/>
+      </w:pPr>
+      <w:r>
+        <w:t>목차 줄: 숫자만인 쪽 표기(</w:t>
+      </w:r>
+      <w:r>
+        <w:rPr>
+          <w:rFonts w:ascii="Consolas" w:hAnsi="Consolas"/>
+        </w:rPr>
+        <w:t>…… 121</w:t>
+      </w:r>
+      <w:r>
+        <w:t xml:space="preserve">)도 받되 점선 리더가 있을 때만(본문 숫자 오인 방지). </w:t>
+      </w:r>
+      <w:r>
+        <w:rPr>
+          <w:rFonts w:ascii="Consolas" w:hAnsi="Consolas"/>
+        </w:rPr>
+        <w:t>SECTION2</w:t>
+      </w:r>
+      <w:r>
+        <w:t>·</w:t>
+      </w:r>
+      <w:r>
+        <w:rPr>
+          <w:rFonts w:ascii="Consolas" w:hAnsi="Consolas"/>
+        </w:rPr>
+        <w:t>GROUP1</w:t>
+      </w:r>
+      <w:r>
+        <w:t xml:space="preserve"> 처럼 붙여 쓴 표기도 받습니다.</w:t>
+      </w:r>
+    </w:p>
+    <w:p>
+      <w:pPr>
+        <w:pStyle w:val="ListBullet"/>
+      </w:pPr>
+      <w:r>
+        <w:t xml:space="preserve">큰 제목: 모든 줄에 쪽 표기가 있는 목차(DE-7·LE-7 운전자 매뉴얼)는 </w:t>
+      </w:r>
+      <w:r>
+        <w:rPr>
+          <w:b/>
+        </w:rPr>
+        <w:t>들여쓰기가 가장 얕은 줄</w:t>
+      </w:r>
+      <w:r>
+        <w:t>을 큰 제목으로 봅니다. 그래서 PDF 에서 글자를 뽑을 때 줄 앞 들여쓰기를 남기도록 바꿨습니다(pdf.js·파이썬 양쪽).</w:t>
+      </w:r>
+    </w:p>
+    <w:p>
+      <w:pPr>
+        <w:pStyle w:val="ListBullet"/>
+      </w:pPr>
+      <w:r>
+        <w:t>두 단 목차(100D-9V 운전자 매뉴얼): 한 줄에 왼쪽 단·오른쪽 단 항목이 넓은 빈칸을 두고 붙어 있어, 단을 나눠 왼쪽 단을 다 읽고 오른쪽 단을 읽습니다.</w:t>
+      </w:r>
+    </w:p>
+    <w:p>
+      <w:pPr>
+        <w:pStyle w:val="ListBullet"/>
+      </w:pPr>
+      <w:r>
+        <w:t>인쇄 쪽이 찍히지 않은 쪽(장 표지)을 가리키는 항목은 가장 가까운 앞 쪽 표기에서 이어 세어 찾습니다. LE-7 운전자 매뉴얼의 NUL 문자 빈칸도 빈칸으로 바꿉니다.</w:t>
+      </w:r>
+    </w:p>
+    <w:p>
+      <w:pPr>
+        <w:pStyle w:val="ListBullet"/>
+      </w:pPr>
+      <w:r>
+        <w:t>결과(pdftotext 경로, 목차 항목 중 연결된 쪽에서 제목이 실제로 보이는 수): DE-7 운전자 102/102·정비 34/34, LE-7 운전자 112/112·정비 39/39, 100D-9V 운전자 88/106·정비 35/37(나머지는 SECTION 제목처럼 쪽 표기 없이 첫 항목 쪽으로 연결한 것과 제목 표기가 본문과 다른 것). 브라우저(pdf.js) 경로도 같은 규칙으로 DE-7·LE-7 전부, 100D-9V 운전자 102항목을 읽습니다. 앞서 받은 4종의 결과는 바뀌지 않았습니다.</w:t>
+      </w:r>
+    </w:p>
+    <w:p>
+      <w:r>
+        <w:rPr>
+          <w:b/>
+        </w:rPr>
+        <w:t>확인 요청(11-3 에 더함)</w:t>
+      </w:r>
+    </w:p>
+    <w:p>
+      <w:pPr>
+        <w:pStyle w:val="ListNumber"/>
+      </w:pPr>
+      <w:r>
+        <w:t>모델 대응표(모델명·매뉴얼 파일명)를 공개 리포의 예시 데이터에 두어도 되는지.</w:t>
+      </w:r>
+    </w:p>
+    <w:p>
+      <w:pPr>
+        <w:pStyle w:val="ListNumber"/>
+      </w:pPr>
+      <w:r>
+        <w:t>대응표에 없는 모델(예: 화면설계 예시 30BRP-X)은 어느 매뉴얼로 볼지. 대응표에는 모델마다 운전자·정비 매뉴얼이 함께 연결되어 있는데, AI 근거로 둘 다 쓸지 정비 매뉴얼만 쓸지(지금은 둘 다).</w:t>
+      </w:r>
+    </w:p>
     <w:sectPr>
       <w:pgSz w:w="12240" w:h="15840"/>
       <w:pgMar w:top="1440" w:right="1800" w:bottom="1440" w:left="1800" w:header="720" w:footer="720" w:gutter="0"/>

--- a/docs/01_프로젝트_기획서.docx
+++ b/docs/01_프로젝트_기획서.docx
@@ -173,7 +173,7 @@
           <w:p>
             <w:r/>
             <w:r>
-              <w:t>2026-09-28 (v0.3·v0.4 개정 2026-09-29)</w:t>
+              <w:t>2026-09-28 (v0.3·v0.4·v0.5 개정 2026-09-29)</w:t>
             </w:r>
           </w:p>
         </w:tc>
@@ -197,7 +197,7 @@
           <w:p>
             <w:r/>
             <w:r>
-              <w:t>초안 v0.4 — 2026-09-29 오후 수강생 추가 요청(매뉴얼 6종 추가·모델 대응표로 매뉴얼 자동 선택·목차 규칙 보강) 반영 — 패들릿 「Manual 추가」. 11-4 참조</w:t>
+              <w:t>초안 v0.5 — 2026-09-29 저녁 수강생 추가 요청(매뉴얼 8종 추가 — B-9·B-9U·BCS-9·BCS-9U, 대응표 31개 모델, 목차 규칙 보강) 반영 — 패들릿 「Manual 추가」 2건. 11-5 참조</w:t>
             </w:r>
           </w:p>
         </w:tc>
@@ -221,7 +221,7 @@
           <w:p>
             <w:r/>
             <w:r>
-              <w:t>초안 v0.3 — 2026-09-29 수강생 추가 요청(회원 승인·관리 지역 메일·완료 사진·매뉴얼 근거 검색) 반영 — 패들릿 「Manual PDF 파일」「답변」, 10장 1·6~11번 / 초안 v0.2 — 수강생 답변 반영 (2026-09-28 패들릿 댓글, 10장 3·4·5·6·7번) / 초안 v0.1 — 수강생 제출 자료 기반 (2026-09-28)</w:t>
+              <w:t>초안 v0.4 — 2026-09-29 오후 수강생 추가 요청(매뉴얼 6종 추가·모델 대응표로 매뉴얼 자동 선택·목차 규칙 보강) 반영 — 패들릿 「Manual 추가」. 11-4 참조 / 초안 v0.3 — 2026-09-29 수강생 추가 요청(회원 승인·관리 지역 메일·완료 사진·매뉴얼 근거 검색) 반영 — 패들릿 「Manual PDF 파일」「답변」, 10장 1·6~11번 / 초안 v0.2 — 수강생 답변 반영 (2026-09-28 패들릿 댓글, 10장 3·4·5·6·7번) / 초안 v0.1 — 수강생 제출 자료 기반 (2026-09-28)</w:t>
             </w:r>
           </w:p>
         </w:tc>
@@ -4260,6 +4260,930 @@
         <w:t>대응표에 없는 모델(예: 화면설계 예시 30BRP-X)은 어느 매뉴얼로 볼지. 대응표에는 모델마다 운전자·정비 매뉴얼이 함께 연결되어 있는데, AI 근거로 둘 다 쓸지 정비 매뉴얼만 쓸지(지금은 둘 다).</w:t>
       </w:r>
     </w:p>
+    <w:p>
+      <w:pPr>
+        <w:pStyle w:val="Heading2"/>
+      </w:pPr>
+      <w:r>
+        <w:t>11-5. 2026-09-29 저녁 반영 — 「Manual 추가」 2건</w:t>
+      </w:r>
+    </w:p>
+    <w:p>
+      <w:r>
+        <w:t xml:space="preserve">원문: 패들릿 「Manual 추가」 2건(본문 없이 첨부만). 원문 기록은 </w:t>
+      </w:r>
+      <w:r>
+        <w:rPr>
+          <w:rFonts w:ascii="Consolas" w:hAnsi="Consolas"/>
+        </w:rPr>
+        <w:t>docs/source/2026-09-29_패들릿_추가요청.md</w:t>
+      </w:r>
+      <w:r>
+        <w:t xml:space="preserve"> 끝에 더했습니다. 11-3·11-4 확인 항목에 대한 답은 아직 없습니다.</w:t>
+      </w:r>
+    </w:p>
+    <w:tbl>
+      <w:tblPr>
+        <w:tblStyle w:val="TableGrid"/>
+        <w:tblW w:type="auto" w:w="0"/>
+        <w:tblLook w:firstColumn="1" w:firstRow="1" w:lastColumn="0" w:lastRow="0" w:noHBand="0" w:noVBand="1" w:val="04A0"/>
+      </w:tblPr>
+      <w:tblGrid>
+        <w:gridCol w:w="4320"/>
+        <w:gridCol w:w="4320"/>
+      </w:tblGrid>
+      <w:tr>
+        <w:tc>
+          <w:tcPr>
+            <w:tcW w:type="dxa" w:w="4320"/>
+          </w:tcPr>
+          <w:p>
+            <w:r>
+              <w:rPr>
+                <w:b/>
+              </w:rPr>
+            </w:r>
+            <w:r>
+              <w:rPr>
+                <w:b/>
+              </w:rPr>
+              <w:t>첨부</w:t>
+            </w:r>
+          </w:p>
+        </w:tc>
+        <w:tc>
+          <w:tcPr>
+            <w:tcW w:type="dxa" w:w="4320"/>
+          </w:tcPr>
+          <w:p>
+            <w:r>
+              <w:rPr>
+                <w:b/>
+              </w:rPr>
+            </w:r>
+            <w:r>
+              <w:rPr>
+                <w:b/>
+              </w:rPr>
+              <w:t>확인·반영</w:t>
+            </w:r>
+          </w:p>
+        </w:tc>
+      </w:tr>
+      <w:tr>
+        <w:tc>
+          <w:tcPr>
+            <w:tcW w:type="dxa" w:w="4320"/>
+          </w:tcPr>
+          <w:p>
+            <w:r/>
+            <w:r>
+              <w:t>Manual02.zip(145MB, 파란 카드)</w:t>
+            </w:r>
+          </w:p>
+        </w:tc>
+        <w:tc>
+          <w:tcPr>
+            <w:tcW w:type="dxa" w:w="4320"/>
+          </w:tcPr>
+          <w:p>
+            <w:r/>
+            <w:r>
+              <w:t xml:space="preserve">오후에 반영한 것과 </w:t>
+            </w:r>
+            <w:r>
+              <w:rPr>
+                <w:b/>
+              </w:rPr>
+              <w:t>같은 묶음</w:t>
+            </w:r>
+            <w:r>
+              <w:t xml:space="preserve">입니다. PDF 6종의 내용 지문(MD5)이 로컬 사본과 모두 같고, 들어 있는 </w:t>
+            </w:r>
+            <w:r>
+              <w:rPr>
+                <w:rFonts w:ascii="Consolas" w:hAnsi="Consolas"/>
+              </w:rPr>
+              <w:t>Manual Medel Name.xlsx</w:t>
+            </w:r>
+            <w:r>
+              <w:t xml:space="preserve"> 도 리포의 </w:t>
+            </w:r>
+            <w:r>
+              <w:rPr>
+                <w:rFonts w:ascii="Consolas" w:hAnsi="Consolas"/>
+              </w:rPr>
+              <w:t>07_Manual_Medel_Name.xlsx</w:t>
+            </w:r>
+            <w:r>
+              <w:t xml:space="preserve"> 와 같은 파일입니다. 새로 할 일 없음</w:t>
+            </w:r>
+          </w:p>
+        </w:tc>
+      </w:tr>
+      <w:tr>
+        <w:tc>
+          <w:tcPr>
+            <w:tcW w:type="dxa" w:w="4320"/>
+          </w:tcPr>
+          <w:p>
+            <w:r/>
+            <w:r>
+              <w:t>Manual_03.zip(120MB)</w:t>
+            </w:r>
+          </w:p>
+        </w:tc>
+        <w:tc>
+          <w:tcPr>
+            <w:tcW w:type="dxa" w:w="4320"/>
+          </w:tcPr>
+          <w:p>
+            <w:r/>
+            <w:r>
+              <w:rPr>
+                <w:b/>
+              </w:rPr>
+              <w:t>새 매뉴얼 8종</w:t>
+            </w:r>
+            <w:r>
+              <w:t>: 15/18/20BCS-9U 운전자·정비(</w:t>
+            </w:r>
+            <w:r>
+              <w:rPr>
+                <w:rFonts w:ascii="Consolas" w:hAnsi="Consolas"/>
+              </w:rPr>
+              <w:t>151820BCS-9U OM ENG</w:t>
+            </w:r>
+            <w:r>
+              <w:t>·</w:t>
+            </w:r>
+            <w:r>
+              <w:rPr>
+                <w:rFonts w:ascii="Consolas" w:hAnsi="Consolas"/>
+              </w:rPr>
+              <w:t>SM ENG</w:t>
+            </w:r>
+            <w:r>
+              <w:t>), 15/18/20BCS-9 운전자·정비(</w:t>
+            </w:r>
+            <w:r>
+              <w:rPr>
+                <w:rFonts w:ascii="Consolas" w:hAnsi="Consolas"/>
+              </w:rPr>
+              <w:t>151820BCS-9_OM</w:t>
+            </w:r>
+            <w:r>
+              <w:t>·</w:t>
+            </w:r>
+            <w:r>
+              <w:rPr>
+                <w:rFonts w:ascii="Consolas" w:hAnsi="Consolas"/>
+              </w:rPr>
+              <w:t>_SM</w:t>
+            </w:r>
+            <w:r>
+              <w:t>), 25/30/32/35B-9U 운전자·정비(</w:t>
+            </w:r>
+            <w:r>
+              <w:rPr>
+                <w:rFonts w:ascii="Consolas" w:hAnsi="Consolas"/>
+              </w:rPr>
+              <w:t>25303235B-9U_OM</w:t>
+            </w:r>
+            <w:r>
+              <w:t>·</w:t>
+            </w:r>
+            <w:r>
+              <w:rPr>
+                <w:rFonts w:ascii="Consolas" w:hAnsi="Consolas"/>
+              </w:rPr>
+              <w:t>_SM</w:t>
+            </w:r>
+            <w:r>
+              <w:t>), 22/25/30/32/35B-9 운전자·정비(</w:t>
+            </w:r>
+            <w:r>
+              <w:rPr>
+                <w:rFonts w:ascii="Consolas" w:hAnsi="Consolas"/>
+              </w:rPr>
+              <w:t>2225303235B-9_OM</w:t>
+            </w:r>
+            <w:r>
+              <w:t>·</w:t>
+            </w:r>
+            <w:r>
+              <w:rPr>
+                <w:rFonts w:ascii="Consolas" w:hAnsi="Consolas"/>
+              </w:rPr>
+              <w:t>_SM</w:t>
+            </w:r>
+            <w:r>
+              <w:t xml:space="preserve">). 게시물 설명보다 BCS-9 2종이 더 들어 있어 함께 반영했습니다. 그리고 </w:t>
+            </w:r>
+            <w:r>
+              <w:rPr>
+                <w:b/>
+              </w:rPr>
+              <w:t>새 대응표</w:t>
+            </w:r>
+            <w:r>
+              <w:t>(</w:t>
+            </w:r>
+            <w:r>
+              <w:rPr>
+                <w:rFonts w:ascii="Consolas" w:hAnsi="Consolas"/>
+              </w:rPr>
+              <w:t>Manual Medel Name.xlsx</w:t>
+            </w:r>
+            <w:r>
+              <w:t>, 16 → 31개 모델)</w:t>
+            </w:r>
+          </w:p>
+        </w:tc>
+      </w:tr>
+    </w:tbl>
+    <w:p>
+      <w:pPr>
+        <w:pStyle w:val="ListBullet"/>
+      </w:pPr>
+      <w:r>
+        <w:rPr>
+          <w:b/>
+        </w:rPr>
+        <w:t>매뉴얼 PDF 는 이번에도 리포에 넣지 않았습니다.</w:t>
+      </w:r>
+      <w:r>
+        <w:t xml:space="preserve"> 리포 밖 임시 폴더에 풀어 확인한 뒤 지웠습니다. 앞 두 번과 같이 리포에는 매뉴얼에서 뽑은 텍스트·목차도 넣지 않습니다(</w:t>
+      </w:r>
+      <w:r>
+        <w:rPr>
+          <w:rFonts w:ascii="Consolas" w:hAnsi="Consolas"/>
+        </w:rPr>
+        <w:t>*.manual.json</w:t>
+      </w:r>
+      <w:r>
+        <w:t xml:space="preserve"> 은 .gitignore). 리포에 들어간 것은 대응표와 목차 규칙(코드)뿐입니다.</w:t>
+      </w:r>
+    </w:p>
+    <w:p>
+      <w:pPr>
+        <w:pStyle w:val="ListBullet"/>
+      </w:pPr>
+      <w:r>
+        <w:rPr>
+          <w:b/>
+        </w:rPr>
+        <w:t>대응표</w:t>
+      </w:r>
+      <w:r>
+        <w:t xml:space="preserve">: 새 대응표로 </w:t>
+      </w:r>
+      <w:r>
+        <w:rPr>
+          <w:rFonts w:ascii="Consolas" w:hAnsi="Consolas"/>
+        </w:rPr>
+        <w:t>docs/source/07_Manual_Medel_Name.xlsx</w:t>
+      </w:r>
+      <w:r>
+        <w:t xml:space="preserve"> 를 바꾸고, 예시 데이터의 소스 등록에 새 15개 모델을 더했습니다(22/25/30/32/35B-9, 25/30/32/35B-9U, 15/18/20BCS-9, 15/18/20BCS-9U). 모든 모델에 운전자·정비 매뉴얼 파일이 짝으로 적혀 있어 </w:t>
+      </w:r>
+      <w:r>
+        <w:rPr>
+          <w:b/>
+        </w:rPr>
+        <w:t>짐작으로 채운 대응은 없습니다.</w:t>
+      </w:r>
+      <w:r>
+        <w:t xml:space="preserve"> BCS-9 와 BCS-9U 는 서로 다른 매뉴얼로 연결되며 섞이지 않는 것을 테스트로 확인했습니다.</w:t>
+      </w:r>
+    </w:p>
+    <w:p>
+      <w:pPr>
+        <w:pStyle w:val="ListBullet"/>
+      </w:pPr>
+      <w:r>
+        <w:rPr>
+          <w:b/>
+        </w:rPr>
+        <w:t>파일 이름으로 적용 모델 짐작</w:t>
+      </w:r>
+      <w:r>
+        <w:t>: 계열 글자가 하나뿐인 이름(</w:t>
+      </w:r>
+      <w:r>
+        <w:rPr>
+          <w:rFonts w:ascii="Consolas" w:hAnsi="Consolas"/>
+        </w:rPr>
+        <w:t>2225303235B-9</w:t>
+      </w:r>
+      <w:r>
+        <w:t xml:space="preserve"> → 22B-9·25B-9·30B-9·32B-9·35B-9)을 읽지 못하던 것을 고쳤습니다(도구·파이썬 스크립트 모두). 대응표가 없을 때도 B-9·B-9U 매뉴얼을 모델로 찾을 수 있습니다.</w:t>
+      </w:r>
+    </w:p>
+    <w:p>
+      <w:r>
+        <w:rPr>
+          <w:b/>
+        </w:rPr>
+        <w:t>목차 규칙 보강</w:t>
+      </w:r>
+      <w:r>
+        <w:t xml:space="preserve"> — 새 매뉴얼 8종의 목차 형식은 BRP-9·BRP-X 와 같은 계열(SECTION·Group / 1.~7. 장, 쪽 표기 </w:t>
+      </w:r>
+      <w:r>
+        <w:rPr>
+          <w:rFonts w:ascii="Consolas" w:hAnsi="Consolas"/>
+        </w:rPr>
+        <w:t>3-5</w:t>
+      </w:r>
+      <w:r>
+        <w:t>)이라 대부분 그대로 읽혔고, 다음 세 가지를 더했습니다.</w:t>
+      </w:r>
+    </w:p>
+    <w:p>
+      <w:pPr>
+        <w:pStyle w:val="ListBullet"/>
+      </w:pPr>
+      <w:r>
+        <w:rPr>
+          <w:b/>
+        </w:rPr>
+        <w:t>끼워 넣은 쪽 `7-23-1`</w:t>
+      </w:r>
+      <w:r>
+        <w:t xml:space="preserve">(B-9U 운전자 매뉴얼의 리튬이온 배터리 항목): 전에는 끝의 </w:t>
+      </w:r>
+      <w:r>
+        <w:rPr>
+          <w:rFonts w:ascii="Consolas" w:hAnsi="Consolas"/>
+        </w:rPr>
+        <w:t>23-1</w:t>
+      </w:r>
+      <w:r>
+        <w:t xml:space="preserve"> 만 잡혀 없는 쪽을 가리켰습니다. 세 마디 쪽 표기를 받습니다.</w:t>
+      </w:r>
+    </w:p>
+    <w:p>
+      <w:pPr>
+        <w:pStyle w:val="ListBullet"/>
+      </w:pPr>
+      <w:r>
+        <w:rPr>
+          <w:b/>
+        </w:rPr>
+        <w:t>쪽 표기 앞에 그림 조각 글자가 붙은 쪽</w:t>
+      </w:r>
+      <w:r>
+        <w:t>(</w:t>
+      </w:r>
+      <w:r>
+        <w:rPr>
+          <w:rFonts w:ascii="Consolas" w:hAnsi="Consolas"/>
+        </w:rPr>
+        <w:t>;   1-19</w:t>
+      </w:r>
+      <w:r>
+        <w:t>, BCS-9U 운전자 매뉴얼): 맨 아래 세 줄에서 앞의 기호를 떼고 쪽 표기를 읽습니다.</w:t>
+      </w:r>
+    </w:p>
+    <w:p>
+      <w:pPr>
+        <w:pStyle w:val="ListBullet"/>
+      </w:pPr>
+      <w:r>
+        <w:rPr>
+          <w:b/>
+        </w:rPr>
+        <w:t>목차와 본문이 한두 쪽 어긋난 매뉴얼</w:t>
+      </w:r>
+      <w:r>
+        <w:t>: BCS-9U·B-9U 운전자 매뉴얼은 목차의 쪽 번호가 본문보다 한 쪽 뒤(예: 목차 「3. Instruments and controls 3-5」, 본문은 3-4쪽)이거나 본문에 없는 쪽(</w:t>
+      </w:r>
+      <w:r>
+        <w:rPr>
+          <w:rFonts w:ascii="Consolas" w:hAnsi="Consolas"/>
+        </w:rPr>
+        <w:t>3-20</w:t>
+      </w:r>
+      <w:r>
+        <w:t xml:space="preserve">)을 가리킵니다. 연결된 쪽에 항목 제목이 보이지 않으면 </w:t>
+      </w:r>
+      <w:r>
+        <w:rPr>
+          <w:b/>
+        </w:rPr>
+        <w:t>앞뒤 2쪽 안에서 제목 줄(대문자로 적힌 줄)이 있는 가장 가까운 쪽</w:t>
+      </w:r>
+      <w:r>
+        <w:t>으로 옮기고, 못 찾으면 그대로 둡니다(추측으로 옮기지 않음). 본문 문장 속 낱말(「Battery charging installations must …」)에는 끌려가지 않게 했습니다. 앞서 받은 매뉴얼(100D-9V·BRP-X·BRP-9 운전자)에서도 같은 어긋남이 있어 함께 나아졌습니다.</w:t>
+      </w:r>
+    </w:p>
+    <w:p>
+      <w:r>
+        <w:rPr>
+          <w:b/>
+        </w:rPr>
+        <w:t>목차 결과</w:t>
+      </w:r>
+      <w:r>
+        <w:t xml:space="preserve"> — 목차 항목 가운데 연결된 쪽에 제목이 실제로 보이는 수(번호를 뗀 제목 앞 20자를 대소문자·기호 무시로 대조). pdftotext(파이썬 스크립트) 기준이고, pdf.js(도구 화면과 같은 라이브러리) 경로는 BCS-9 운전자 매뉴얼만 77/83 으로 2개 적고 나머지 7종은 같았습니다.</w:t>
+      </w:r>
+    </w:p>
+    <w:tbl>
+      <w:tblPr>
+        <w:tblStyle w:val="TableGrid"/>
+        <w:tblW w:type="auto" w:w="0"/>
+        <w:tblLook w:firstColumn="1" w:firstRow="1" w:lastColumn="0" w:lastRow="0" w:noHBand="0" w:noVBand="1" w:val="04A0"/>
+      </w:tblPr>
+      <w:tblGrid>
+        <w:gridCol w:w="2160"/>
+        <w:gridCol w:w="2160"/>
+        <w:gridCol w:w="2160"/>
+        <w:gridCol w:w="2160"/>
+      </w:tblGrid>
+      <w:tr>
+        <w:tc>
+          <w:tcPr>
+            <w:tcW w:type="dxa" w:w="2160"/>
+          </w:tcPr>
+          <w:p>
+            <w:r>
+              <w:rPr>
+                <w:b/>
+              </w:rPr>
+            </w:r>
+            <w:r>
+              <w:rPr>
+                <w:b/>
+              </w:rPr>
+              <w:t>매뉴얼</w:t>
+            </w:r>
+          </w:p>
+        </w:tc>
+        <w:tc>
+          <w:tcPr>
+            <w:tcW w:type="dxa" w:w="2160"/>
+          </w:tcPr>
+          <w:p>
+            <w:r>
+              <w:rPr>
+                <w:b/>
+              </w:rPr>
+            </w:r>
+            <w:r>
+              <w:rPr>
+                <w:b/>
+              </w:rPr>
+              <w:t>쪽 수</w:t>
+            </w:r>
+          </w:p>
+        </w:tc>
+        <w:tc>
+          <w:tcPr>
+            <w:tcW w:type="dxa" w:w="2160"/>
+          </w:tcPr>
+          <w:p>
+            <w:r>
+              <w:rPr>
+                <w:b/>
+              </w:rPr>
+            </w:r>
+            <w:r>
+              <w:rPr>
+                <w:b/>
+              </w:rPr>
+              <w:t>보강 전</w:t>
+            </w:r>
+          </w:p>
+        </w:tc>
+        <w:tc>
+          <w:tcPr>
+            <w:tcW w:type="dxa" w:w="2160"/>
+          </w:tcPr>
+          <w:p>
+            <w:r>
+              <w:rPr>
+                <w:b/>
+              </w:rPr>
+            </w:r>
+            <w:r>
+              <w:rPr>
+                <w:b/>
+              </w:rPr>
+              <w:t>보강 후</w:t>
+            </w:r>
+          </w:p>
+        </w:tc>
+      </w:tr>
+      <w:tr>
+        <w:tc>
+          <w:tcPr>
+            <w:tcW w:type="dxa" w:w="2160"/>
+          </w:tcPr>
+          <w:p>
+            <w:r/>
+            <w:r>
+              <w:t>151820BCS-9U OM ENG (운전자)</w:t>
+            </w:r>
+          </w:p>
+        </w:tc>
+        <w:tc>
+          <w:tcPr>
+            <w:tcW w:type="dxa" w:w="2160"/>
+          </w:tcPr>
+          <w:p>
+            <w:r/>
+            <w:r>
+              <w:t>109</w:t>
+            </w:r>
+          </w:p>
+        </w:tc>
+        <w:tc>
+          <w:tcPr>
+            <w:tcW w:type="dxa" w:w="2160"/>
+          </w:tcPr>
+          <w:p>
+            <w:r/>
+            <w:r>
+              <w:t>74/84</w:t>
+            </w:r>
+          </w:p>
+        </w:tc>
+        <w:tc>
+          <w:tcPr>
+            <w:tcW w:type="dxa" w:w="2160"/>
+          </w:tcPr>
+          <w:p>
+            <w:r/>
+            <w:r>
+              <w:t>81/84</w:t>
+            </w:r>
+          </w:p>
+        </w:tc>
+      </w:tr>
+      <w:tr>
+        <w:tc>
+          <w:tcPr>
+            <w:tcW w:type="dxa" w:w="2160"/>
+          </w:tcPr>
+          <w:p>
+            <w:r/>
+            <w:r>
+              <w:t>151820BCS-9U SM ENG (정비)</w:t>
+            </w:r>
+          </w:p>
+        </w:tc>
+        <w:tc>
+          <w:tcPr>
+            <w:tcW w:type="dxa" w:w="2160"/>
+          </w:tcPr>
+          <w:p>
+            <w:r/>
+            <w:r>
+              <w:t>314</w:t>
+            </w:r>
+          </w:p>
+        </w:tc>
+        <w:tc>
+          <w:tcPr>
+            <w:tcW w:type="dxa" w:w="2160"/>
+          </w:tcPr>
+          <w:p>
+            <w:r/>
+            <w:r>
+              <w:t>23/31</w:t>
+            </w:r>
+          </w:p>
+        </w:tc>
+        <w:tc>
+          <w:tcPr>
+            <w:tcW w:type="dxa" w:w="2160"/>
+          </w:tcPr>
+          <w:p>
+            <w:r/>
+            <w:r>
+              <w:t>25/31</w:t>
+            </w:r>
+          </w:p>
+        </w:tc>
+      </w:tr>
+      <w:tr>
+        <w:tc>
+          <w:tcPr>
+            <w:tcW w:type="dxa" w:w="2160"/>
+          </w:tcPr>
+          <w:p>
+            <w:r/>
+            <w:r>
+              <w:t>151820BCS-9_OM (운전자)</w:t>
+            </w:r>
+          </w:p>
+        </w:tc>
+        <w:tc>
+          <w:tcPr>
+            <w:tcW w:type="dxa" w:w="2160"/>
+          </w:tcPr>
+          <w:p>
+            <w:r/>
+            <w:r>
+              <w:t>110</w:t>
+            </w:r>
+          </w:p>
+        </w:tc>
+        <w:tc>
+          <w:tcPr>
+            <w:tcW w:type="dxa" w:w="2160"/>
+          </w:tcPr>
+          <w:p>
+            <w:r/>
+            <w:r>
+              <w:t>76/83</w:t>
+            </w:r>
+          </w:p>
+        </w:tc>
+        <w:tc>
+          <w:tcPr>
+            <w:tcW w:type="dxa" w:w="2160"/>
+          </w:tcPr>
+          <w:p>
+            <w:r/>
+            <w:r>
+              <w:t>79/83</w:t>
+            </w:r>
+          </w:p>
+        </w:tc>
+      </w:tr>
+      <w:tr>
+        <w:tc>
+          <w:tcPr>
+            <w:tcW w:type="dxa" w:w="2160"/>
+          </w:tcPr>
+          <w:p>
+            <w:r/>
+            <w:r>
+              <w:t>151820BCS-9_SM (정비)</w:t>
+            </w:r>
+          </w:p>
+        </w:tc>
+        <w:tc>
+          <w:tcPr>
+            <w:tcW w:type="dxa" w:w="2160"/>
+          </w:tcPr>
+          <w:p>
+            <w:r/>
+            <w:r>
+              <w:t>281</w:t>
+            </w:r>
+          </w:p>
+        </w:tc>
+        <w:tc>
+          <w:tcPr>
+            <w:tcW w:type="dxa" w:w="2160"/>
+          </w:tcPr>
+          <w:p>
+            <w:r/>
+            <w:r>
+              <w:t>28/30</w:t>
+            </w:r>
+          </w:p>
+        </w:tc>
+        <w:tc>
+          <w:tcPr>
+            <w:tcW w:type="dxa" w:w="2160"/>
+          </w:tcPr>
+          <w:p>
+            <w:r/>
+            <w:r>
+              <w:t>29/30</w:t>
+            </w:r>
+          </w:p>
+        </w:tc>
+      </w:tr>
+      <w:tr>
+        <w:tc>
+          <w:tcPr>
+            <w:tcW w:type="dxa" w:w="2160"/>
+          </w:tcPr>
+          <w:p>
+            <w:r/>
+            <w:r>
+              <w:t>25303235B-9U_OM (운전자)</w:t>
+            </w:r>
+          </w:p>
+        </w:tc>
+        <w:tc>
+          <w:tcPr>
+            <w:tcW w:type="dxa" w:w="2160"/>
+          </w:tcPr>
+          <w:p>
+            <w:r/>
+            <w:r>
+              <w:t>125</w:t>
+            </w:r>
+          </w:p>
+        </w:tc>
+        <w:tc>
+          <w:tcPr>
+            <w:tcW w:type="dxa" w:w="2160"/>
+          </w:tcPr>
+          <w:p>
+            <w:r/>
+            <w:r>
+              <w:t>84/92</w:t>
+            </w:r>
+          </w:p>
+        </w:tc>
+        <w:tc>
+          <w:tcPr>
+            <w:tcW w:type="dxa" w:w="2160"/>
+          </w:tcPr>
+          <w:p>
+            <w:r/>
+            <w:r>
+              <w:t>84/92 (끼워 넣은 쪽 2항목 쪽 연결 바로잡음)</w:t>
+            </w:r>
+          </w:p>
+        </w:tc>
+      </w:tr>
+      <w:tr>
+        <w:tc>
+          <w:tcPr>
+            <w:tcW w:type="dxa" w:w="2160"/>
+          </w:tcPr>
+          <w:p>
+            <w:r/>
+            <w:r>
+              <w:t>25303235B-9U_SM (정비)</w:t>
+            </w:r>
+          </w:p>
+        </w:tc>
+        <w:tc>
+          <w:tcPr>
+            <w:tcW w:type="dxa" w:w="2160"/>
+          </w:tcPr>
+          <w:p>
+            <w:r/>
+            <w:r>
+              <w:t>338</w:t>
+            </w:r>
+          </w:p>
+        </w:tc>
+        <w:tc>
+          <w:tcPr>
+            <w:tcW w:type="dxa" w:w="2160"/>
+          </w:tcPr>
+          <w:p>
+            <w:r/>
+            <w:r>
+              <w:t>30/32</w:t>
+            </w:r>
+          </w:p>
+        </w:tc>
+        <w:tc>
+          <w:tcPr>
+            <w:tcW w:type="dxa" w:w="2160"/>
+          </w:tcPr>
+          <w:p>
+            <w:r/>
+            <w:r>
+              <w:t>30/32</w:t>
+            </w:r>
+          </w:p>
+        </w:tc>
+      </w:tr>
+      <w:tr>
+        <w:tc>
+          <w:tcPr>
+            <w:tcW w:type="dxa" w:w="2160"/>
+          </w:tcPr>
+          <w:p>
+            <w:r/>
+            <w:r>
+              <w:t>2225303235B-9_OM (운전자)</w:t>
+            </w:r>
+          </w:p>
+        </w:tc>
+        <w:tc>
+          <w:tcPr>
+            <w:tcW w:type="dxa" w:w="2160"/>
+          </w:tcPr>
+          <w:p>
+            <w:r/>
+            <w:r>
+              <w:t>112</w:t>
+            </w:r>
+          </w:p>
+        </w:tc>
+        <w:tc>
+          <w:tcPr>
+            <w:tcW w:type="dxa" w:w="2160"/>
+          </w:tcPr>
+          <w:p>
+            <w:r/>
+            <w:r>
+              <w:t>86/89</w:t>
+            </w:r>
+          </w:p>
+        </w:tc>
+        <w:tc>
+          <w:tcPr>
+            <w:tcW w:type="dxa" w:w="2160"/>
+          </w:tcPr>
+          <w:p>
+            <w:r/>
+            <w:r>
+              <w:t>86/89</w:t>
+            </w:r>
+          </w:p>
+        </w:tc>
+      </w:tr>
+      <w:tr>
+        <w:tc>
+          <w:tcPr>
+            <w:tcW w:type="dxa" w:w="2160"/>
+          </w:tcPr>
+          <w:p>
+            <w:r/>
+            <w:r>
+              <w:t>2225303235B-9_SM (정비)</w:t>
+            </w:r>
+          </w:p>
+        </w:tc>
+        <w:tc>
+          <w:tcPr>
+            <w:tcW w:type="dxa" w:w="2160"/>
+          </w:tcPr>
+          <w:p>
+            <w:r/>
+            <w:r>
+              <w:t>267</w:t>
+            </w:r>
+          </w:p>
+        </w:tc>
+        <w:tc>
+          <w:tcPr>
+            <w:tcW w:type="dxa" w:w="2160"/>
+          </w:tcPr>
+          <w:p>
+            <w:r/>
+            <w:r>
+              <w:t>31/32</w:t>
+            </w:r>
+          </w:p>
+        </w:tc>
+        <w:tc>
+          <w:tcPr>
+            <w:tcW w:type="dxa" w:w="2160"/>
+          </w:tcPr>
+          <w:p>
+            <w:r/>
+            <w:r>
+              <w:t>31/32</w:t>
+            </w:r>
+          </w:p>
+        </w:tc>
+      </w:tr>
+    </w:tbl>
+    <w:p>
+      <w:pPr>
+        <w:pStyle w:val="ListBullet"/>
+      </w:pPr>
+      <w:r>
+        <w:t>남은 불일치는 대부분 ① SECTION 제목(표지 쪽 없이 첫 Group 쪽으로 연결하므로 그 쪽에 SECTION 글자가 없음) ② 목차와 본문의 표기 차이(목차 「Instruments panel」 ↔ 본문 「INSTRUMENT PANEL」, 목차 오타 「Lithum-ion」 ↔ 본문 「LITHIUM-ION」)입니다. 쪽 자체는 맞게 연결됩니다.</w:t>
+      </w:r>
+    </w:p>
+    <w:p>
+      <w:pPr>
+        <w:pStyle w:val="ListBullet"/>
+      </w:pPr>
+      <w:r>
+        <w:t>앞서 받은 10종도 같은 기준으로 다시 쟀습니다: 100D-9V 운전자 74 → 93/106, 15/18/20/23BRP-X 운전자 65 → 69/85, BRP-9 운전자 78 → 82/85로 나아졌고 나머지 7종은 그대로입니다(줄어든 것 없음). ※ 11-4 의 수치는 다른 대조 방식이라 이 표와 직접 비교하지 않습니다.</w:t>
+      </w:r>
+    </w:p>
+    <w:p>
+      <w:pPr>
+        <w:pStyle w:val="ListBullet"/>
+      </w:pPr>
+      <w:r>
+        <w:t>검색 확인(실제 매뉴얼): 30B-9U 「battery charging error」 → B-9U 정비 매뉴얼 p.7-158(SECTION 7 › Group 3 Electric components), 18BCS-9 「traction motor」 → BCS-9 정비 매뉴얼 p.7-34, 25B-9 「brake fluid」 → B-9 정비 매뉴얼 p.4-7(SECTION 4 BRAKE SYSTEM) — 모두 대응표로 고른 매뉴얼 안에서만 찾았습니다.</w:t>
+      </w:r>
+    </w:p>
+    <w:p>
+      <w:r>
+        <w:rPr>
+          <w:b/>
+        </w:rPr>
+        <w:t>확인 요청(11-3·11-4 에 더함)</w:t>
+      </w:r>
+    </w:p>
+    <w:p>
+      <w:pPr>
+        <w:pStyle w:val="ListNumber"/>
+      </w:pPr>
+      <w:r>
+        <w:t>BCS-9U·B-9U 운전자 매뉴얼의 목차 쪽 번호가 본문과 한두 쪽 어긋나 있습니다(도구가 제목으로 찾아 맞춤). 회사 쪽 원본 PDF 에서도 같은지 — 매뉴얼 개정 때 목차만 갱신되지 않은 것으로 보입니다.</w:t>
+      </w:r>
+    </w:p>
     <w:sectPr>
       <w:pgSz w:w="12240" w:h="15840"/>
       <w:pgMar w:top="1440" w:right="1800" w:bottom="1440" w:left="1800" w:header="720" w:footer="720" w:gutter="0"/>

--- a/docs/01_프로젝트_기획서.docx
+++ b/docs/01_프로젝트_기획서.docx
@@ -197,7 +197,7 @@
           <w:p>
             <w:r/>
             <w:r>
-              <w:t>초안 v0.5 — 2026-09-29 저녁 수강생 추가 요청(매뉴얼 8종 추가 — B-9·B-9U·BCS-9·BCS-9U, 대응표 31개 모델, 목차 규칙 보강) 반영 — 패들릿 「Manual 추가」 2건. 11-5 참조</w:t>
+              <w:t>초안 v0.5 — 2026-09-29 저녁 수강생 추가 요청(매뉴얼 8종 추가: B-9·B-9U·BCS-9·BCS-9U, 대응표 31개 모델, 목차 규칙 보강) 반영 — 패들릿 「Manual 추가」 2건. 11-5 참조</w:t>
             </w:r>
           </w:p>
         </w:tc>

--- a/docs/01_프로젝트_기획서.docx
+++ b/docs/01_프로젝트_기획서.docx
@@ -173,7 +173,7 @@
           <w:p>
             <w:r/>
             <w:r>
-              <w:t>2026-09-28 (v0.3·v0.4·v0.5 개정 2026-09-29)</w:t>
+              <w:t>2026-09-28 (v0.3·v0.4·v0.5 개정 2026-09-29, v0.6 개정 2026-09-30)</w:t>
             </w:r>
           </w:p>
         </w:tc>
@@ -197,7 +197,7 @@
           <w:p>
             <w:r/>
             <w:r>
-              <w:t>초안 v0.5 — 2026-09-29 저녁 수강생 추가 요청(매뉴얼 8종 추가: B-9·B-9U·BCS-9·BCS-9U, 대응표 31개 모델, 목차 규칙 보강) 반영 — 패들릿 「Manual 추가」 2건. 11-5 참조</w:t>
+              <w:t>초안 v0.6 — 강사 결정 반영(구글·카카오 로그인 후 기본 정보 입력·관리자 승인, 받은 매뉴얼 서버 등록, 한국어/English 전 화면, 도메인 hdx-ps.jobability.co.kr). 11-6 참조</w:t>
             </w:r>
           </w:p>
         </w:tc>
@@ -221,7 +221,7 @@
           <w:p>
             <w:r/>
             <w:r>
-              <w:t>초안 v0.4 — 2026-09-29 오후 수강생 추가 요청(매뉴얼 6종 추가·모델 대응표로 매뉴얼 자동 선택·목차 규칙 보강) 반영 — 패들릿 「Manual 추가」. 11-4 참조 / 초안 v0.3 — 2026-09-29 수강생 추가 요청(회원 승인·관리 지역 메일·완료 사진·매뉴얼 근거 검색) 반영 — 패들릿 「Manual PDF 파일」「답변」, 10장 1·6~11번 / 초안 v0.2 — 수강생 답변 반영 (2026-09-28 패들릿 댓글, 10장 3·4·5·6·7번) / 초안 v0.1 — 수강생 제출 자료 기반 (2026-09-28)</w:t>
+              <w:t>초안 v0.5 — 2026-09-29 저녁 수강생 추가 요청(매뉴얼 8종 추가: B-9·B-9U·BCS-9·BCS-9U, 대응표 31개 모델, 목차 규칙 보강) 반영 — 패들릿 「Manual 추가」 2건. 11-5 참조 / 초안 v0.4 — 2026-09-29 오후 수강생 추가 요청(매뉴얼 6종 추가·모델 대응표로 매뉴얼 자동 선택·목차 규칙 보강) 반영 — 패들릿 「Manual 추가」. 11-4 참조 / 초안 v0.3 — 2026-09-29 수강생 추가 요청(회원 승인·관리 지역 메일·완료 사진·매뉴얼 근거 검색) 반영 — 패들릿 「Manual PDF 파일」「답변」, 10장 1·6~11번 / 초안 v0.2 — 수강생 답변 반영 (2026-09-28 패들릿 댓글, 10장 3·4·5·6·7번) / 초안 v0.1 — 수강생 제출 자료 기반 (2026-09-28)</w:t>
             </w:r>
           </w:p>
         </w:tc>
@@ -2711,6 +2711,29 @@
     </w:p>
     <w:p>
       <w:pPr>
+        <w:pStyle w:val="ListBullet2"/>
+      </w:pPr>
+      <w:r>
+        <w:rPr>
+          <w:b/>
+        </w:rPr>
+        <w:t>2026-09-30 변경</w:t>
+      </w:r>
+      <w:r>
+        <w:t xml:space="preserve">: 본인이 정한 ID·비밀번호 가입은 없애고 </w:t>
+      </w:r>
+      <w:r>
+        <w:rPr>
+          <w:b/>
+        </w:rPr>
+        <w:t>구글·카카오 로그인</w:t>
+      </w:r>
+      <w:r>
+        <w:t>으로 바꿨습니다(강사 결정). 가입 → 기본 정보 입력 → 관리자 승인 흐름은 그대로입니다. 11-6 참조.</w:t>
+      </w:r>
+    </w:p>
+    <w:p>
+      <w:pPr>
         <w:pStyle w:val="ListNumber"/>
       </w:pPr>
       <w:r>
@@ -5182,6 +5205,492 @@
       </w:pPr>
       <w:r>
         <w:t>BCS-9U·B-9U 운전자 매뉴얼의 목차 쪽 번호가 본문과 한두 쪽 어긋나 있습니다(도구가 제목으로 찾아 맞춤). 회사 쪽 원본 PDF 에서도 같은지 — 매뉴얼 개정 때 목차만 갱신되지 않은 것으로 보입니다.</w:t>
+      </w:r>
+    </w:p>
+    <w:p>
+      <w:pPr>
+        <w:pStyle w:val="Heading2"/>
+      </w:pPr>
+      <w:r>
+        <w:t>11-6. 2026-09-30 강사 결정 반영 — 구글·카카오 로그인 · 기본 정보 · 매뉴얼 등록 · 한국어/English · 도메인</w:t>
+      </w:r>
+    </w:p>
+    <w:p>
+      <w:r>
+        <w:t>원문(강사): 「김봉수 프로젝트는 내 서버에서 구글, 카카오 가입으로 처리해서 이용하게 하고, 이후 이름, 전화번호, 딜러여부, 국가, 지역을 추가로 받게하자. 한글과 영어로 사이트도 개선해야해」, 「1번 김봉수 프로젝트는 "hdx-ps.jobability.co.kr"로 배당해서 진행해줘」. 수강생이 보내 준 매뉴얼은 승인 회원이 쓸 수 있게 등록합니다.</w:t>
+      </w:r>
+    </w:p>
+    <w:tbl>
+      <w:tblPr>
+        <w:tblStyle w:val="TableGrid"/>
+        <w:tblW w:type="auto" w:w="0"/>
+        <w:tblLook w:firstColumn="1" w:firstRow="1" w:lastColumn="0" w:lastRow="0" w:noHBand="0" w:noVBand="1" w:val="04A0"/>
+      </w:tblPr>
+      <w:tblGrid>
+        <w:gridCol w:w="4320"/>
+        <w:gridCol w:w="4320"/>
+      </w:tblGrid>
+      <w:tr>
+        <w:tc>
+          <w:tcPr>
+            <w:tcW w:type="dxa" w:w="4320"/>
+          </w:tcPr>
+          <w:p>
+            <w:r>
+              <w:rPr>
+                <w:b/>
+              </w:rPr>
+            </w:r>
+            <w:r>
+              <w:rPr>
+                <w:b/>
+              </w:rPr>
+              <w:t>결정</w:t>
+            </w:r>
+          </w:p>
+        </w:tc>
+        <w:tc>
+          <w:tcPr>
+            <w:tcW w:type="dxa" w:w="4320"/>
+          </w:tcPr>
+          <w:p>
+            <w:r>
+              <w:rPr>
+                <w:b/>
+              </w:rPr>
+            </w:r>
+            <w:r>
+              <w:rPr>
+                <w:b/>
+              </w:rPr>
+              <w:t>반영</w:t>
+            </w:r>
+          </w:p>
+        </w:tc>
+      </w:tr>
+      <w:tr>
+        <w:tc>
+          <w:tcPr>
+            <w:tcW w:type="dxa" w:w="4320"/>
+          </w:tcPr>
+          <w:p>
+            <w:r/>
+            <w:r>
+              <w:t>강사 서버에서 구글·카카오 가입</w:t>
+            </w:r>
+          </w:p>
+        </w:tc>
+        <w:tc>
+          <w:tcPr>
+            <w:tcW w:type="dxa" w:w="4320"/>
+          </w:tcPr>
+          <w:p>
+            <w:r/>
+            <w:r>
+              <w:t xml:space="preserve">드림아이티비즈 공용 Supabase(회원 통합 운영)에 </w:t>
+            </w:r>
+            <w:r>
+              <w:rPr>
+                <w:b/>
+              </w:rPr>
+              <w:t>구글·카카오 로그인</w:t>
+            </w:r>
+            <w:r>
+              <w:t>(OAuth)만 둡니다. 옛 「ID·비밀번호 가입·중복 확인」은 없앴습니다. 로그인 뒤 돌아올 주소는 지금 페이지 주소(도메인 루트)</w:t>
+            </w:r>
+          </w:p>
+        </w:tc>
+      </w:tr>
+      <w:tr>
+        <w:tc>
+          <w:tcPr>
+            <w:tcW w:type="dxa" w:w="4320"/>
+          </w:tcPr>
+          <w:p>
+            <w:r/>
+            <w:r>
+              <w:t>로그인 뒤 기본 정보</w:t>
+            </w:r>
+          </w:p>
+        </w:tc>
+        <w:tc>
+          <w:tcPr>
+            <w:tcW w:type="dxa" w:w="4320"/>
+          </w:tcPr>
+          <w:p>
+            <w:r/>
+            <w:r>
+              <w:t xml:space="preserve">처음 로그인하면 </w:t>
+            </w:r>
+            <w:r>
+              <w:rPr>
+                <w:b/>
+              </w:rPr>
+              <w:t>내 정보</w:t>
+            </w:r>
+            <w:r>
+              <w:t xml:space="preserve"> 화면에서 이름·전화번호(국내·국제 형식)·</w:t>
+            </w:r>
+            <w:r>
+              <w:rPr>
+                <w:b/>
+              </w:rPr>
+              <w:t>딜러 여부</w:t>
+            </w:r>
+            <w:r>
+              <w:t>(딜러 / 본사·직원, 딜러면 딜러사명 선택 입력)·</w:t>
+            </w:r>
+            <w:r>
+              <w:rPr>
+                <w:b/>
+              </w:rPr>
+              <w:t>국가</w:t>
+            </w:r>
+            <w:r>
+              <w:t>(ISO 국가 코드 69개, 한/영 이름)·</w:t>
+            </w:r>
+            <w:r>
+              <w:rPr>
+                <w:b/>
+              </w:rPr>
+              <w:t>지역</w:t>
+            </w:r>
+            <w:r>
+              <w:t>(자유 입력, 국가별 제안)을 받습니다. 한국의 지역이 경기·경남·전라·충청·강원·Direct Sales 중 하나면 그 값이, 해외는 국가의 권역(Europe·Asia 등)이 도구의 territory_cd 로 들어가 PS 메일 담당 지역 배정에 그대로 쓰입니다</w:t>
+            </w:r>
+          </w:p>
+        </w:tc>
+      </w:tr>
+      <w:tr>
+        <w:tc>
+          <w:tcPr>
+            <w:tcW w:type="dxa" w:w="4320"/>
+          </w:tcPr>
+          <w:p>
+            <w:r/>
+            <w:r>
+              <w:t>승인 흐름 유지</w:t>
+            </w:r>
+          </w:p>
+        </w:tc>
+        <w:tc>
+          <w:tcPr>
+            <w:tcW w:type="dxa" w:w="4320"/>
+          </w:tcPr>
+          <w:p>
+            <w:r/>
+            <w:r>
+              <w:t xml:space="preserve">기본 정보를 저장해도 </w:t>
+            </w:r>
+            <w:r>
+              <w:rPr>
+                <w:b/>
+              </w:rPr>
+              <w:t>승인 대기</w:t>
+            </w:r>
+            <w:r>
+              <w:t>입니다. 관리자가 「회원 관리」에서 승인·반려·사용 중지·권한(USER/ADMIN)·관리 지역을 정합니다. 승인·권한은 본인이 바꿀 수 없게 DB 트리거가 막습니다. 관리자 = 강사 계정 2종(www 관리자) + 이 사이트에서 ADMIN 으로 승인된 회원</w:t>
+            </w:r>
+          </w:p>
+        </w:tc>
+      </w:tr>
+      <w:tr>
+        <w:tc>
+          <w:tcPr>
+            <w:tcW w:type="dxa" w:w="4320"/>
+          </w:tcPr>
+          <w:p>
+            <w:r/>
+            <w:r>
+              <w:t>공통 회원 정보</w:t>
+            </w:r>
+          </w:p>
+        </w:tc>
+        <w:tc>
+          <w:tcPr>
+            <w:tcW w:type="dxa" w:w="4320"/>
+          </w:tcPr>
+          <w:p>
+            <w:r/>
+            <w:r>
+              <w:t xml:space="preserve">전 사이트 공통 회원 정보에도 이름·전화·이메일과 가입 출처 </w:t>
+            </w:r>
+            <w:r>
+              <w:rPr>
+                <w:rFonts w:ascii="Consolas" w:hAnsi="Consolas"/>
+              </w:rPr>
+              <w:t>hdx-ps</w:t>
+            </w:r>
+            <w:r>
+              <w:t xml:space="preserve"> 를 채웁니다(비어 있는 칸만, 가입 출처는 처음 한 번만)</w:t>
+            </w:r>
+          </w:p>
+        </w:tc>
+      </w:tr>
+      <w:tr>
+        <w:tc>
+          <w:tcPr>
+            <w:tcW w:type="dxa" w:w="4320"/>
+          </w:tcPr>
+          <w:p>
+            <w:r/>
+            <w:r>
+              <w:t>매뉴얼 서버 등록</w:t>
+            </w:r>
+          </w:p>
+        </w:tc>
+        <w:tc>
+          <w:tcPr>
+            <w:tcW w:type="dxa" w:w="4320"/>
+          </w:tcPr>
+          <w:p>
+            <w:r/>
+            <w:r>
+              <w:t xml:space="preserve">관리자 메뉴 </w:t>
+            </w:r>
+            <w:r>
+              <w:rPr>
+                <w:b/>
+              </w:rPr>
+              <w:t>매뉴얼 등록</w:t>
+            </w:r>
+            <w:r>
+              <w:t xml:space="preserve">에서 매뉴얼 PDF 또는 </w:t>
+            </w:r>
+            <w:r>
+              <w:rPr>
+                <w:rFonts w:ascii="Consolas" w:hAnsi="Consolas"/>
+              </w:rPr>
+              <w:t>scripts/manual_to_json.py</w:t>
+            </w:r>
+            <w:r>
+              <w:t xml:space="preserve"> 결과 JSON 을 올리면 </w:t>
+            </w:r>
+            <w:r>
+              <w:rPr>
+                <w:b/>
+              </w:rPr>
+              <w:t>쪽별 텍스트 색인만</w:t>
+            </w:r>
+            <w:r>
+              <w:t xml:space="preserve"> 압축해 비공개 저장소(</w:t>
+            </w:r>
+            <w:r>
+              <w:rPr>
+                <w:rFonts w:ascii="Consolas" w:hAnsi="Consolas"/>
+              </w:rPr>
+              <w:t>data0901-manuals</w:t>
+            </w:r>
+            <w:r>
+              <w:t>)에 둡니다. 원문 PDF 는 올리지 않습니다. 읽기 = 승인 회원, 올리기·지우기 = 관리자. 승인 회원은 「매뉴얼 근거」에서 등록된 매뉴얼을 바로 검색하고, 내 PC 의 PDF 를 불러오는 기존 방식도 그대로 됩니다. 리포에는 매뉴얼 내용이 들어가지 않습니다</w:t>
+            </w:r>
+          </w:p>
+        </w:tc>
+      </w:tr>
+      <w:tr>
+        <w:tc>
+          <w:tcPr>
+            <w:tcW w:type="dxa" w:w="4320"/>
+          </w:tcPr>
+          <w:p>
+            <w:r/>
+            <w:r>
+              <w:t>한국어 / English</w:t>
+            </w:r>
+          </w:p>
+        </w:tc>
+        <w:tc>
+          <w:tcPr>
+            <w:tcW w:type="dxa" w:w="4320"/>
+          </w:tcPr>
+          <w:p>
+            <w:r/>
+            <w:r>
+              <w:t xml:space="preserve">머리의 </w:t>
+            </w:r>
+            <w:r>
+              <w:rPr>
+                <w:b/>
+              </w:rPr>
+              <w:t>KO·EN</w:t>
+            </w:r>
+            <w:r>
+              <w:t xml:space="preserve"> 단추로 전 화면(메뉴·양식·안내·오류·예시 계정 목록·접속 시간 표기 등)을 바꿉니다. 처음에는 브라우저 언어(한국어면 KO, 아니면 EN), 고른 언어는 이 브라우저에 기억합니다. EN 화면에 한글이 남지 않는지 브라우저로 전 화면을 훑어 확인했습니다(시트·열 이름과 </w:t>
+            </w:r>
+            <w:r>
+              <w:rPr>
+                <w:rFonts w:ascii="Consolas" w:hAnsi="Consolas"/>
+              </w:rPr>
+              <w:t>[답변불가]</w:t>
+            </w:r>
+            <w:r>
+              <w:t xml:space="preserve"> 표식은 데이터 형식이라 그대로)</w:t>
+            </w:r>
+          </w:p>
+        </w:tc>
+      </w:tr>
+      <w:tr>
+        <w:tc>
+          <w:tcPr>
+            <w:tcW w:type="dxa" w:w="4320"/>
+          </w:tcPr>
+          <w:p>
+            <w:r/>
+            <w:r>
+              <w:t>도메인</w:t>
+            </w:r>
+          </w:p>
+        </w:tc>
+        <w:tc>
+          <w:tcPr>
+            <w:tcW w:type="dxa" w:w="4320"/>
+          </w:tcPr>
+          <w:p>
+            <w:r/>
+            <w:r>
+              <w:rPr>
+                <w:b/>
+              </w:rPr>
+              <w:t>https://hdx-ps.jobability.co.kr/</w:t>
+            </w:r>
+            <w:r>
+              <w:t xml:space="preserve"> (공유 미리보기용 OG 이미지 포함). 옛 주소 https://aebonlee.github.io/data09-01/ 는 새 도메인으로 넘어갑니다</w:t>
+            </w:r>
+          </w:p>
+        </w:tc>
+      </w:tr>
+      <w:tr>
+        <w:tc>
+          <w:tcPr>
+            <w:tcW w:type="dxa" w:w="4320"/>
+          </w:tcPr>
+          <w:p>
+            <w:r/>
+            <w:r>
+              <w:t>시연</w:t>
+            </w:r>
+          </w:p>
+        </w:tc>
+        <w:tc>
+          <w:tcPr>
+            <w:tcW w:type="dxa" w:w="4320"/>
+          </w:tcPr>
+          <w:p>
+            <w:r/>
+            <w:r>
+              <w:t>로그인 없이 「예시 데이터 불러오기」 → 예시 계정으로 전 화면을 둘러보는 시연은 그대로입니다(이 브라우저 안에서만)</w:t>
+            </w:r>
+          </w:p>
+        </w:tc>
+      </w:tr>
+    </w:tbl>
+    <w:p>
+      <w:pPr>
+        <w:pStyle w:val="ListBullet"/>
+      </w:pPr>
+      <w:r>
+        <w:rPr>
+          <w:b/>
+        </w:rPr>
+        <w:t>기술지원 기록(등록·문의·회신·접속 Log·메일 대기)은 이번에도 이 브라우저(localStorage)에 저장됩니다.</w:t>
+      </w:r>
+      <w:r>
+        <w:t xml:space="preserve"> 서버로 옮긴 것은 회원·승인과 매뉴얼 색인입니다. 기록을 서버 DB 로 옮기는 것(</w:t>
+      </w:r>
+      <w:r>
+        <w:rPr>
+          <w:rFonts w:ascii="Consolas" w:hAnsi="Consolas"/>
+        </w:rPr>
+        <w:t>supabase/schema.sql</w:t>
+      </w:r>
+      <w:r>
+        <w:t>)은 8장 2단계입니다.</w:t>
+      </w:r>
+    </w:p>
+    <w:p>
+      <w:pPr>
+        <w:pStyle w:val="ListBullet"/>
+      </w:pPr>
+      <w:r>
+        <w:t>화면 아래 푸터는 수강생이 요청한 설계서 문구(회사 주소·대표전화·사업자등록번호·저작권) 그대로 두었습니다.</w:t>
+      </w:r>
+    </w:p>
+    <w:p>
+      <w:r>
+        <w:rPr>
+          <w:b/>
+        </w:rPr>
+        <w:t>확인 요청(11-3~11-5 에 더함)</w:t>
+      </w:r>
+    </w:p>
+    <w:p>
+      <w:pPr>
+        <w:pStyle w:val="ListNumber"/>
+      </w:pPr>
+      <w:r>
+        <w:rPr>
+          <w:b/>
+        </w:rPr>
+        <w:t>딜러 구분 값</w:t>
+      </w:r>
+      <w:r>
+        <w:t>: 지금은 「딜러 / 본사·직원」 두 가지와 딜러사명(선택)입니다. 대리점·서비스 협력사·해외 법인처럼 더 나눠야 하는지, 딜러사명을 목록에서 고르게 할지.</w:t>
+      </w:r>
+    </w:p>
+    <w:p>
+      <w:pPr>
+        <w:pStyle w:val="ListNumber"/>
+      </w:pPr>
+      <w:r>
+        <w:rPr>
+          <w:b/>
+        </w:rPr>
+        <w:t>국가·지역 목록</w:t>
+      </w:r>
+      <w:r>
+        <w:t>: 국가는 69개(한국·북미·유럽·중동·아프리카·아시아·오세아니아 주요국)이고 지역은 자유 입력입니다. 실제 딜러망이 있는 국가 목록과, 국내 지역을 경기·경남·전라·충청·강원 5개로 받는 것이 맞는지(서울·부산 등을 어느 지역으로 볼지).</w:t>
+      </w:r>
+    </w:p>
+    <w:p>
+      <w:pPr>
+        <w:pStyle w:val="ListNumber"/>
+      </w:pPr>
+      <w:r>
+        <w:rPr>
+          <w:b/>
+        </w:rPr>
+        <w:t>승인 기준</w:t>
+      </w:r>
+      <w:r>
+        <w:t>: 누구를 승인할지(딜러 소속 확인 방법 등), 반려·사용 중지된 회원이 다시 신청할 수 있게 할지.</w:t>
+      </w:r>
+    </w:p>
+    <w:p>
+      <w:pPr>
+        <w:pStyle w:val="ListNumber"/>
+      </w:pPr>
+      <w:r>
+        <w:rPr>
+          <w:b/>
+        </w:rPr>
+        <w:t>김봉수 님 관리자 지정</w:t>
+      </w:r>
+      <w:r>
+        <w:t>: 구글 또는 카카오로 가입해 기본 정보를 저장하시면 강사가 관리자(ADMIN)·관리 지역을 지정합니다. 쓰실 계정(이메일)을 알려 주세요.</w:t>
+      </w:r>
+    </w:p>
+    <w:p>
+      <w:pPr>
+        <w:pStyle w:val="ListNumber"/>
+      </w:pPr>
+      <w:r>
+        <w:rPr>
+          <w:b/>
+        </w:rPr>
+        <w:t>매뉴얼 등록 범위</w:t>
+      </w:r>
+      <w:r>
+        <w:t>: 받은 매뉴얼 18종을 모두 승인 회원에게 열어도 되는지(외부 공개 아님, 비공개 저장소·승인 회원만).</w:t>
       </w:r>
     </w:p>
     <w:sectPr>

--- a/docs/01_프로젝트_기획서.docx
+++ b/docs/01_프로젝트_기획서.docx
@@ -197,7 +197,7 @@
           <w:p>
             <w:r/>
             <w:r>
-              <w:t>초안 v0.6 — 강사 결정 반영(구글·카카오 로그인 후 기본 정보 입력·관리자 승인, 받은 매뉴얼 서버 등록, 한국어/English 전 화면, 도메인 hdx-ps.jobability.co.kr). 11-6 참조</w:t>
+              <w:t>초안 v0.6 — 강사 결정 반영(구글·카카오 로그인 후 기본 정보 입력·관리자 승인, 받은 매뉴얼 서버 등록, 한국어/English 전 화면, 도메인 hdx-ps.jobability.co.kr) — 11-6 참조</w:t>
             </w:r>
           </w:p>
         </w:tc>

--- a/docs/01_프로젝트_기획서.docx
+++ b/docs/01_프로젝트_기획서.docx
@@ -173,7 +173,7 @@
           <w:p>
             <w:r/>
             <w:r>
-              <w:t>2026-09-28 (v0.3·v0.4·v0.5 개정 2026-09-29, v0.6 개정 2026-09-30)</w:t>
+              <w:t>2026-09-28 (v0.3·v0.4·v0.5 개정 2026-09-29, v0.6·v0.7 개정 2026-09-30)</w:t>
             </w:r>
           </w:p>
         </w:tc>
@@ -197,7 +197,7 @@
           <w:p>
             <w:r/>
             <w:r>
-              <w:t>초안 v0.6 — 강사 결정 반영(구글·카카오 로그인 후 기본 정보 입력·관리자 승인, 받은 매뉴얼 서버 등록, 한국어/English 전 화면, 도메인 hdx-ps.jobability.co.kr) — 11-6 참조</w:t>
+              <w:t>초안 v0.7 — 강사 결정 반영(수강생이 제공한 파일 전부를 로그인 뒤 비공개 저장소에서 관리: 매뉴얼 18종 색인 + 원본 27개 「제공 자료」), 관리자 계정 답변(noja2178@gmail.com) — 11-7 참조</w:t>
             </w:r>
           </w:p>
         </w:tc>
@@ -221,7 +221,7 @@
           <w:p>
             <w:r/>
             <w:r>
-              <w:t>초안 v0.5 — 2026-09-29 저녁 수강생 추가 요청(매뉴얼 8종 추가: B-9·B-9U·BCS-9·BCS-9U, 대응표 31개 모델, 목차 규칙 보강) 반영 — 패들릿 「Manual 추가」 2건. 11-5 참조 / 초안 v0.4 — 2026-09-29 오후 수강생 추가 요청(매뉴얼 6종 추가·모델 대응표로 매뉴얼 자동 선택·목차 규칙 보강) 반영 — 패들릿 「Manual 추가」. 11-4 참조 / 초안 v0.3 — 2026-09-29 수강생 추가 요청(회원 승인·관리 지역 메일·완료 사진·매뉴얼 근거 검색) 반영 — 패들릿 「Manual PDF 파일」「답변」, 10장 1·6~11번 / 초안 v0.2 — 수강생 답변 반영 (2026-09-28 패들릿 댓글, 10장 3·4·5·6·7번) / 초안 v0.1 — 수강생 제출 자료 기반 (2026-09-28)</w:t>
+              <w:t>초안 v0.6 — 강사 결정 반영(구글·카카오 로그인 후 기본 정보 입력·관리자 승인, 받은 매뉴얼 서버 등록, 한국어/English 전 화면, 도메인 hdx-ps.jobability.co.kr) — 11-6 참조 / 초안 v0.5 — 2026-09-29 저녁 수강생 추가 요청(매뉴얼 8종 추가: B-9·B-9U·BCS-9·BCS-9U, 대응표 31개 모델, 목차 규칙 보강) 반영 — 패들릿 「Manual 추가」 2건. 11-5 참조 / 초안 v0.4 — 2026-09-29 오후 수강생 추가 요청(매뉴얼 6종 추가·모델 대응표로 매뉴얼 자동 선택·목차 규칙 보강) 반영 — 패들릿 「Manual 추가」. 11-4 참조 / 초안 v0.3 — 2026-09-29 수강생 추가 요청(회원 승인·관리 지역 메일·완료 사진·매뉴얼 근거 검색) 반영 — 패들릿 「Manual PDF 파일」「답변」, 10장 1·6~11번 / 초안 v0.2 — 수강생 답변 반영 (2026-09-28 패들릿 댓글, 10장 3·4·5·6·7번) / 초안 v0.1 — 수강생 제출 자료 기반 (2026-09-28)</w:t>
             </w:r>
           </w:p>
         </w:tc>
@@ -5676,7 +5676,16 @@
         <w:t>김봉수 님 관리자 지정</w:t>
       </w:r>
       <w:r>
-        <w:t>: 구글 또는 카카오로 가입해 기본 정보를 저장하시면 강사가 관리자(ADMIN)·관리 지역을 지정합니다. 쓰실 계정(이메일)을 알려 주세요.</w:t>
+        <w:t xml:space="preserve">: 구글 또는 카카오로 가입해 기본 정보를 저장하시면 강사가 관리자(ADMIN)·관리 지역을 지정합니다. 쓰실 계정(이메일)을 알려 주세요. → </w:t>
+      </w:r>
+      <w:r>
+        <w:rPr>
+          <w:b/>
+        </w:rPr>
+        <w:t>답(09-30 패들릿, 확인 요청 ④): `noja2178@gmail.com`</w:t>
+      </w:r>
+      <w:r>
+        <w:t xml:space="preserve"> — 11-7 참조</w:t>
       </w:r>
     </w:p>
     <w:p>
@@ -5691,6 +5700,935 @@
       </w:r>
       <w:r>
         <w:t>: 받은 매뉴얼 18종을 모두 승인 회원에게 열어도 되는지(외부 공개 아님, 비공개 저장소·승인 회원만).</w:t>
+      </w:r>
+    </w:p>
+    <w:p>
+      <w:pPr>
+        <w:pStyle w:val="Heading2"/>
+      </w:pPr>
+      <w:r>
+        <w:t>11-7. 2026-09-30 강사 결정 반영 — 제공 받은 파일 전부를 로그인 뒤에서 관리 · 관리자 계정 답변</w:t>
+      </w:r>
+    </w:p>
+    <w:p>
+      <w:r>
+        <w:t xml:space="preserve">원문(강사): 「김봉수 제공받은 모든 파일은 이제 로그인 내 것에서 관리하게 되니 다 넣어줘」. 원문(수강생, 09-30 패들릿): 관리자로 쓸 계정 </w:t>
+      </w:r>
+      <w:r>
+        <w:rPr>
+          <w:rFonts w:ascii="Consolas" w:hAnsi="Consolas"/>
+        </w:rPr>
+        <w:t>noja2178@gmail.com</w:t>
+      </w:r>
+      <w:r>
+        <w:t>(11-6 확인 13번 = 패들릿 확인 요청 ④의 답).</w:t>
+      </w:r>
+    </w:p>
+    <w:p>
+      <w:r>
+        <w:rPr>
+          <w:b/>
+        </w:rPr>
+        <w:t>받은 파일 전수(패들릿 김봉수 님 칸, 첨부 10건 — 강사 글 제외)</w:t>
+      </w:r>
+    </w:p>
+    <w:tbl>
+      <w:tblPr>
+        <w:tblStyle w:val="TableGrid"/>
+        <w:tblW w:type="auto" w:w="0"/>
+        <w:tblLook w:firstColumn="1" w:firstRow="1" w:lastColumn="0" w:lastRow="0" w:noHBand="0" w:noVBand="1" w:val="04A0"/>
+      </w:tblPr>
+      <w:tblGrid>
+        <w:gridCol w:w="2160"/>
+        <w:gridCol w:w="2160"/>
+        <w:gridCol w:w="2160"/>
+        <w:gridCol w:w="2160"/>
+      </w:tblGrid>
+      <w:tr>
+        <w:tc>
+          <w:tcPr>
+            <w:tcW w:type="dxa" w:w="2160"/>
+          </w:tcPr>
+          <w:p>
+            <w:r>
+              <w:rPr>
+                <w:b/>
+              </w:rPr>
+            </w:r>
+            <w:r>
+              <w:rPr>
+                <w:b/>
+              </w:rPr>
+              <w:t>올린 날</w:t>
+            </w:r>
+          </w:p>
+        </w:tc>
+        <w:tc>
+          <w:tcPr>
+            <w:tcW w:type="dxa" w:w="2160"/>
+          </w:tcPr>
+          <w:p>
+            <w:r>
+              <w:rPr>
+                <w:b/>
+              </w:rPr>
+            </w:r>
+            <w:r>
+              <w:rPr>
+                <w:b/>
+              </w:rPr>
+              <w:t>패들릿 글</w:t>
+            </w:r>
+          </w:p>
+        </w:tc>
+        <w:tc>
+          <w:tcPr>
+            <w:tcW w:type="dxa" w:w="2160"/>
+          </w:tcPr>
+          <w:p>
+            <w:r>
+              <w:rPr>
+                <w:b/>
+              </w:rPr>
+            </w:r>
+            <w:r>
+              <w:rPr>
+                <w:b/>
+              </w:rPr>
+              <w:t>파일</w:t>
+            </w:r>
+          </w:p>
+        </w:tc>
+        <w:tc>
+          <w:tcPr>
+            <w:tcW w:type="dxa" w:w="2160"/>
+          </w:tcPr>
+          <w:p>
+            <w:r>
+              <w:rPr>
+                <w:b/>
+              </w:rPr>
+            </w:r>
+            <w:r>
+              <w:rPr>
+                <w:b/>
+              </w:rPr>
+              <w:t>크기</w:t>
+            </w:r>
+          </w:p>
+        </w:tc>
+      </w:tr>
+      <w:tr>
+        <w:tc>
+          <w:tcPr>
+            <w:tcW w:type="dxa" w:w="2160"/>
+          </w:tcPr>
+          <w:p>
+            <w:r/>
+            <w:r>
+              <w:t>09-08</w:t>
+            </w:r>
+          </w:p>
+        </w:tc>
+        <w:tc>
+          <w:tcPr>
+            <w:tcW w:type="dxa" w:w="2160"/>
+          </w:tcPr>
+          <w:p>
+            <w:r/>
+            <w:r>
+              <w:t>AI Field 지술지원 - 기획안(초안)</w:t>
+            </w:r>
+          </w:p>
+        </w:tc>
+        <w:tc>
+          <w:tcPr>
+            <w:tcW w:type="dxa" w:w="2160"/>
+          </w:tcPr>
+          <w:p>
+            <w:r/>
+            <w:r>
+              <w:t>기획안 docx</w:t>
+            </w:r>
+          </w:p>
+        </w:tc>
+        <w:tc>
+          <w:tcPr>
+            <w:tcW w:type="dxa" w:w="2160"/>
+          </w:tcPr>
+          <w:p>
+            <w:r/>
+            <w:r>
+              <w:t>29.6KB</w:t>
+            </w:r>
+          </w:p>
+        </w:tc>
+      </w:tr>
+      <w:tr>
+        <w:tc>
+          <w:tcPr>
+            <w:tcW w:type="dxa" w:w="2160"/>
+          </w:tcPr>
+          <w:p>
+            <w:r/>
+            <w:r>
+              <w:t>09-08</w:t>
+            </w:r>
+          </w:p>
+        </w:tc>
+        <w:tc>
+          <w:tcPr>
+            <w:tcW w:type="dxa" w:w="2160"/>
+          </w:tcPr>
+          <w:p>
+            <w:r/>
+            <w:r>
+              <w:t>AI Field 기술지원 - DB (초안)</w:t>
+            </w:r>
+          </w:p>
+        </w:tc>
+        <w:tc>
+          <w:tcPr>
+            <w:tcW w:type="dxa" w:w="2160"/>
+          </w:tcPr>
+          <w:p>
+            <w:r/>
+            <w:r>
+              <w:t>DB xlsx</w:t>
+            </w:r>
+          </w:p>
+        </w:tc>
+        <w:tc>
+          <w:tcPr>
+            <w:tcW w:type="dxa" w:w="2160"/>
+          </w:tcPr>
+          <w:p>
+            <w:r/>
+            <w:r>
+              <w:t>20.6KB</w:t>
+            </w:r>
+          </w:p>
+        </w:tc>
+      </w:tr>
+      <w:tr>
+        <w:tc>
+          <w:tcPr>
+            <w:tcW w:type="dxa" w:w="2160"/>
+          </w:tcPr>
+          <w:p>
+            <w:r/>
+            <w:r>
+              <w:t>09-28</w:t>
+            </w:r>
+          </w:p>
+        </w:tc>
+        <w:tc>
+          <w:tcPr>
+            <w:tcW w:type="dxa" w:w="2160"/>
+          </w:tcPr>
+          <w:p>
+            <w:r/>
+            <w:r>
+              <w:t>기획안</w:t>
+            </w:r>
+          </w:p>
+        </w:tc>
+        <w:tc>
+          <w:tcPr>
+            <w:tcW w:type="dxa" w:w="2160"/>
+          </w:tcPr>
+          <w:p>
+            <w:r/>
+            <w:r>
+              <w:t>기획안 docx</w:t>
+            </w:r>
+          </w:p>
+        </w:tc>
+        <w:tc>
+          <w:tcPr>
+            <w:tcW w:type="dxa" w:w="2160"/>
+          </w:tcPr>
+          <w:p>
+            <w:r/>
+            <w:r>
+              <w:t>29.5KB</w:t>
+            </w:r>
+          </w:p>
+        </w:tc>
+      </w:tr>
+      <w:tr>
+        <w:tc>
+          <w:tcPr>
+            <w:tcW w:type="dxa" w:w="2160"/>
+          </w:tcPr>
+          <w:p>
+            <w:r/>
+            <w:r>
+              <w:t>09-28</w:t>
+            </w:r>
+          </w:p>
+        </w:tc>
+        <w:tc>
+          <w:tcPr>
+            <w:tcW w:type="dxa" w:w="2160"/>
+          </w:tcPr>
+          <w:p>
+            <w:r/>
+            <w:r>
+              <w:t>DB</w:t>
+            </w:r>
+          </w:p>
+        </w:tc>
+        <w:tc>
+          <w:tcPr>
+            <w:tcW w:type="dxa" w:w="2160"/>
+          </w:tcPr>
+          <w:p>
+            <w:r/>
+            <w:r>
+              <w:t>DB xlsx</w:t>
+            </w:r>
+          </w:p>
+        </w:tc>
+        <w:tc>
+          <w:tcPr>
+            <w:tcW w:type="dxa" w:w="2160"/>
+          </w:tcPr>
+          <w:p>
+            <w:r/>
+            <w:r>
+              <w:t>25.1KB</w:t>
+            </w:r>
+          </w:p>
+        </w:tc>
+      </w:tr>
+      <w:tr>
+        <w:tc>
+          <w:tcPr>
+            <w:tcW w:type="dxa" w:w="2160"/>
+          </w:tcPr>
+          <w:p>
+            <w:r/>
+            <w:r>
+              <w:t>09-28</w:t>
+            </w:r>
+          </w:p>
+        </w:tc>
+        <w:tc>
+          <w:tcPr>
+            <w:tcW w:type="dxa" w:w="2160"/>
+          </w:tcPr>
+          <w:p>
+            <w:r/>
+            <w:r>
+              <w:t>Flowchart</w:t>
+            </w:r>
+          </w:p>
+        </w:tc>
+        <w:tc>
+          <w:tcPr>
+            <w:tcW w:type="dxa" w:w="2160"/>
+          </w:tcPr>
+          <w:p>
+            <w:r/>
+            <w:r>
+              <w:t>flow_Chart xlsx</w:t>
+            </w:r>
+          </w:p>
+        </w:tc>
+        <w:tc>
+          <w:tcPr>
+            <w:tcW w:type="dxa" w:w="2160"/>
+          </w:tcPr>
+          <w:p>
+            <w:r/>
+            <w:r>
+              <w:t>14.4KB</w:t>
+            </w:r>
+          </w:p>
+        </w:tc>
+      </w:tr>
+      <w:tr>
+        <w:tc>
+          <w:tcPr>
+            <w:tcW w:type="dxa" w:w="2160"/>
+          </w:tcPr>
+          <w:p>
+            <w:r/>
+            <w:r>
+              <w:t>09-28</w:t>
+            </w:r>
+          </w:p>
+        </w:tc>
+        <w:tc>
+          <w:tcPr>
+            <w:tcW w:type="dxa" w:w="2160"/>
+          </w:tcPr>
+          <w:p>
+            <w:r/>
+            <w:r>
+              <w:t>화면구성</w:t>
+            </w:r>
+          </w:p>
+        </w:tc>
+        <w:tc>
+          <w:tcPr>
+            <w:tcW w:type="dxa" w:w="2160"/>
+          </w:tcPr>
+          <w:p>
+            <w:r/>
+            <w:r>
+              <w:t>화면구성 xlsx</w:t>
+            </w:r>
+          </w:p>
+        </w:tc>
+        <w:tc>
+          <w:tcPr>
+            <w:tcW w:type="dxa" w:w="2160"/>
+          </w:tcPr>
+          <w:p>
+            <w:r/>
+            <w:r>
+              <w:t>215KB</w:t>
+            </w:r>
+          </w:p>
+        </w:tc>
+      </w:tr>
+      <w:tr>
+        <w:tc>
+          <w:tcPr>
+            <w:tcW w:type="dxa" w:w="2160"/>
+          </w:tcPr>
+          <w:p>
+            <w:r/>
+            <w:r>
+              <w:t>09-29</w:t>
+            </w:r>
+          </w:p>
+        </w:tc>
+        <w:tc>
+          <w:tcPr>
+            <w:tcW w:type="dxa" w:w="2160"/>
+          </w:tcPr>
+          <w:p>
+            <w:r/>
+            <w:r>
+              <w:t>Manual PDF 파일</w:t>
+            </w:r>
+          </w:p>
+        </w:tc>
+        <w:tc>
+          <w:tcPr>
+            <w:tcW w:type="dxa" w:w="2160"/>
+          </w:tcPr>
+          <w:p>
+            <w:r/>
+            <w:r>
+              <w:t>Manual.zip — 매뉴얼 PDF 4종</w:t>
+            </w:r>
+          </w:p>
+        </w:tc>
+        <w:tc>
+          <w:tcPr>
+            <w:tcW w:type="dxa" w:w="2160"/>
+          </w:tcPr>
+          <w:p>
+            <w:r/>
+            <w:r>
+              <w:t>76.4MB</w:t>
+            </w:r>
+          </w:p>
+        </w:tc>
+      </w:tr>
+      <w:tr>
+        <w:tc>
+          <w:tcPr>
+            <w:tcW w:type="dxa" w:w="2160"/>
+          </w:tcPr>
+          <w:p>
+            <w:r/>
+            <w:r>
+              <w:t>09-29</w:t>
+            </w:r>
+          </w:p>
+        </w:tc>
+        <w:tc>
+          <w:tcPr>
+            <w:tcW w:type="dxa" w:w="2160"/>
+          </w:tcPr>
+          <w:p>
+            <w:r/>
+            <w:r>
+              <w:t>답변</w:t>
+            </w:r>
+          </w:p>
+        </w:tc>
+        <w:tc>
+          <w:tcPr>
+            <w:tcW w:type="dxa" w:w="2160"/>
+          </w:tcPr>
+          <w:p>
+            <w:r/>
+            <w:r>
+              <w:t>답변 docx</w:t>
+            </w:r>
+          </w:p>
+        </w:tc>
+        <w:tc>
+          <w:tcPr>
+            <w:tcW w:type="dxa" w:w="2160"/>
+          </w:tcPr>
+          <w:p>
+            <w:r/>
+            <w:r>
+              <w:t>17.1KB</w:t>
+            </w:r>
+          </w:p>
+        </w:tc>
+      </w:tr>
+      <w:tr>
+        <w:tc>
+          <w:tcPr>
+            <w:tcW w:type="dxa" w:w="2160"/>
+          </w:tcPr>
+          <w:p>
+            <w:r/>
+            <w:r>
+              <w:t>09-29</w:t>
+            </w:r>
+          </w:p>
+        </w:tc>
+        <w:tc>
+          <w:tcPr>
+            <w:tcW w:type="dxa" w:w="2160"/>
+          </w:tcPr>
+          <w:p>
+            <w:r/>
+            <w:r>
+              <w:t>Manual 추가</w:t>
+            </w:r>
+          </w:p>
+        </w:tc>
+        <w:tc>
+          <w:tcPr>
+            <w:tcW w:type="dxa" w:w="2160"/>
+          </w:tcPr>
+          <w:p>
+            <w:r/>
+            <w:r>
+              <w:t>Manual02.zip — 매뉴얼 PDF 6종 + 모델 대응표(1차)</w:t>
+            </w:r>
+          </w:p>
+        </w:tc>
+        <w:tc>
+          <w:tcPr>
+            <w:tcW w:type="dxa" w:w="2160"/>
+          </w:tcPr>
+          <w:p>
+            <w:r/>
+            <w:r>
+              <w:t>144.9MB</w:t>
+            </w:r>
+          </w:p>
+        </w:tc>
+      </w:tr>
+      <w:tr>
+        <w:tc>
+          <w:tcPr>
+            <w:tcW w:type="dxa" w:w="2160"/>
+          </w:tcPr>
+          <w:p>
+            <w:r/>
+            <w:r>
+              <w:t>09-29</w:t>
+            </w:r>
+          </w:p>
+        </w:tc>
+        <w:tc>
+          <w:tcPr>
+            <w:tcW w:type="dxa" w:w="2160"/>
+          </w:tcPr>
+          <w:p>
+            <w:r/>
+            <w:r>
+              <w:t>Manual 추가</w:t>
+            </w:r>
+          </w:p>
+        </w:tc>
+        <w:tc>
+          <w:tcPr>
+            <w:tcW w:type="dxa" w:w="2160"/>
+          </w:tcPr>
+          <w:p>
+            <w:r/>
+            <w:r>
+              <w:t>Manual_03.zip — 매뉴얼 PDF 8종 + 모델 대응표(2차)</w:t>
+            </w:r>
+          </w:p>
+        </w:tc>
+        <w:tc>
+          <w:tcPr>
+            <w:tcW w:type="dxa" w:w="2160"/>
+          </w:tcPr>
+          <w:p>
+            <w:r/>
+            <w:r>
+              <w:t>119.9MB</w:t>
+            </w:r>
+          </w:p>
+        </w:tc>
+      </w:tr>
+    </w:tbl>
+    <w:p>
+      <w:pPr>
+        <w:pStyle w:val="ListBullet"/>
+      </w:pPr>
+      <w:r>
+        <w:t xml:space="preserve">댓글에는 첨부가 없습니다(답변 글자만 — 10장·11장에 반영). 묶음(zip) 3개를 풀면 </w:t>
+      </w:r>
+      <w:r>
+        <w:rPr>
+          <w:b/>
+        </w:rPr>
+        <w:t>매뉴얼 PDF 18종</w:t>
+      </w:r>
+      <w:r>
+        <w:t>(겹침 없음)과 대응표 2판입니다.</w:t>
+      </w:r>
+    </w:p>
+    <w:p>
+      <w:r>
+        <w:rPr>
+          <w:b/>
+        </w:rPr>
+        <w:t>어디에 두나 — 비공개 버킷 `data0901-manuals` 하나, 두 갈래</w:t>
+      </w:r>
+    </w:p>
+    <w:tbl>
+      <w:tblPr>
+        <w:tblStyle w:val="TableGrid"/>
+        <w:tblW w:type="auto" w:w="0"/>
+        <w:tblLook w:firstColumn="1" w:firstRow="1" w:lastColumn="0" w:lastRow="0" w:noHBand="0" w:noVBand="1" w:val="04A0"/>
+      </w:tblPr>
+      <w:tblGrid>
+        <w:gridCol w:w="2160"/>
+        <w:gridCol w:w="2160"/>
+        <w:gridCol w:w="2160"/>
+        <w:gridCol w:w="2160"/>
+      </w:tblGrid>
+      <w:tr>
+        <w:tc>
+          <w:tcPr>
+            <w:tcW w:type="dxa" w:w="2160"/>
+          </w:tcPr>
+          <w:p>
+            <w:r>
+              <w:rPr>
+                <w:b/>
+              </w:rPr>
+            </w:r>
+            <w:r>
+              <w:rPr>
+                <w:b/>
+              </w:rPr>
+              <w:t>갈래</w:t>
+            </w:r>
+          </w:p>
+        </w:tc>
+        <w:tc>
+          <w:tcPr>
+            <w:tcW w:type="dxa" w:w="2160"/>
+          </w:tcPr>
+          <w:p>
+            <w:r>
+              <w:rPr>
+                <w:b/>
+              </w:rPr>
+            </w:r>
+            <w:r>
+              <w:rPr>
+                <w:b/>
+              </w:rPr>
+              <w:t>화면</w:t>
+            </w:r>
+          </w:p>
+        </w:tc>
+        <w:tc>
+          <w:tcPr>
+            <w:tcW w:type="dxa" w:w="2160"/>
+          </w:tcPr>
+          <w:p>
+            <w:r>
+              <w:rPr>
+                <w:b/>
+              </w:rPr>
+            </w:r>
+            <w:r>
+              <w:rPr>
+                <w:b/>
+              </w:rPr>
+              <w:t>내용</w:t>
+            </w:r>
+          </w:p>
+        </w:tc>
+        <w:tc>
+          <w:tcPr>
+            <w:tcW w:type="dxa" w:w="2160"/>
+          </w:tcPr>
+          <w:p>
+            <w:r>
+              <w:rPr>
+                <w:b/>
+              </w:rPr>
+            </w:r>
+            <w:r>
+              <w:rPr>
+                <w:b/>
+              </w:rPr>
+              <w:t>읽기 / 쓰기</w:t>
+            </w:r>
+          </w:p>
+        </w:tc>
+      </w:tr>
+      <w:tr>
+        <w:tc>
+          <w:tcPr>
+            <w:tcW w:type="dxa" w:w="2160"/>
+          </w:tcPr>
+          <w:p>
+            <w:r/>
+            <w:r>
+              <w:t>매뉴얼 색인</w:t>
+            </w:r>
+          </w:p>
+        </w:tc>
+        <w:tc>
+          <w:tcPr>
+            <w:tcW w:type="dxa" w:w="2160"/>
+          </w:tcPr>
+          <w:p>
+            <w:r/>
+            <w:r>
+              <w:t>「매뉴얼 등록」(관리자) → 「매뉴얼 근거」(승인 회원)</w:t>
+            </w:r>
+          </w:p>
+        </w:tc>
+        <w:tc>
+          <w:tcPr>
+            <w:tcW w:type="dxa" w:w="2160"/>
+          </w:tcPr>
+          <w:p>
+            <w:r/>
+            <w:r>
+              <w:t>18종 쪽별 텍스트 색인(gzip) — 검색·목차·쪽 보기용</w:t>
+            </w:r>
+          </w:p>
+        </w:tc>
+        <w:tc>
+          <w:tcPr>
+            <w:tcW w:type="dxa" w:w="2160"/>
+          </w:tcPr>
+          <w:p>
+            <w:r/>
+            <w:r>
+              <w:t>승인 회원 / 관리자</w:t>
+            </w:r>
+          </w:p>
+        </w:tc>
+      </w:tr>
+      <w:tr>
+        <w:tc>
+          <w:tcPr>
+            <w:tcW w:type="dxa" w:w="2160"/>
+          </w:tcPr>
+          <w:p>
+            <w:r/>
+            <w:r>
+              <w:t>원본 (</w:t>
+            </w:r>
+            <w:r>
+              <w:rPr>
+                <w:rFonts w:ascii="Consolas" w:hAnsi="Consolas"/>
+              </w:rPr>
+              <w:t>originals/</w:t>
+            </w:r>
+            <w:r>
+              <w:t>)</w:t>
+            </w:r>
+          </w:p>
+        </w:tc>
+        <w:tc>
+          <w:tcPr>
+            <w:tcW w:type="dxa" w:w="2160"/>
+          </w:tcPr>
+          <w:p>
+            <w:r/>
+            <w:r>
+              <w:rPr>
+                <w:b/>
+              </w:rPr>
+              <w:t>「제공 자료」</w:t>
+            </w:r>
+            <w:r>
+              <w:t>(새 메뉴)</w:t>
+            </w:r>
+          </w:p>
+        </w:tc>
+        <w:tc>
+          <w:tcPr>
+            <w:tcW w:type="dxa" w:w="2160"/>
+          </w:tcPr>
+          <w:p>
+            <w:r/>
+            <w:r>
+              <w:t>원본 27개 — 문서·엑셀 9개(기획안 2판·DB 2판·Flowchart·화면구성·답변·대응표 2판) + 매뉴얼 PDF 18종. 묶음 zip 은 풀어 낱개로 올리므로 따로 두지 않습니다</w:t>
+            </w:r>
+          </w:p>
+        </w:tc>
+        <w:tc>
+          <w:tcPr>
+            <w:tcW w:type="dxa" w:w="2160"/>
+          </w:tcPr>
+          <w:p>
+            <w:r/>
+            <w:r>
+              <w:t>승인 회원(내려받기) / 관리자(올리기·지우기)</w:t>
+            </w:r>
+          </w:p>
+        </w:tc>
+      </w:tr>
+    </w:tbl>
+    <w:p>
+      <w:pPr>
+        <w:pStyle w:val="ListBullet"/>
+      </w:pPr>
+      <w:r>
+        <w:t xml:space="preserve">「제공 자료」: 관리자는 파일을 한 번에 여러 개(형식 제한 없음, 한 파일 100MB 까지) 고르고 메모(출처)를 붙여 올립니다. 승인 회원은 목록에서 </w:t>
+      </w:r>
+      <w:r>
+        <w:rPr>
+          <w:b/>
+        </w:rPr>
+        <w:t>내려받기</w:t>
+      </w:r>
+      <w:r>
+        <w:t>(10분짜리 서명 주소, 원래 이름으로 저장)만 합니다. 승인 대기·반려·비로그인에게는 메뉴도 목록도 보이지 않습니다.</w:t>
+      </w:r>
+    </w:p>
+    <w:p>
+      <w:pPr>
+        <w:pStyle w:val="ListBullet"/>
+      </w:pPr>
+      <w:r>
+        <w:t>Storage 경로에는 한글을 쓸 수 없어 경로는 영문·숫자로 줄이고, 원래 이름·메모는 목록 파일(</w:t>
+      </w:r>
+      <w:r>
+        <w:rPr>
+          <w:rFonts w:ascii="Consolas" w:hAnsi="Consolas"/>
+        </w:rPr>
+        <w:t>originals/_index.json</w:t>
+      </w:r>
+      <w:r>
+        <w:t>)에 적습니다. 같은 이름을 다시 올리면 덮어씁니다.</w:t>
+      </w:r>
+    </w:p>
+    <w:p>
+      <w:pPr>
+        <w:pStyle w:val="ListBullet"/>
+      </w:pPr>
+      <w:r>
+        <w:t>「매뉴얼 등록」은 여러 파일을 한 번에 고르면 고른 개수를 먼저 보이고, 끝나면 「18개 중 18개」처럼 결과를 보입니다.</w:t>
+      </w:r>
+    </w:p>
+    <w:p>
+      <w:pPr>
+        <w:pStyle w:val="ListBullet"/>
+      </w:pPr>
+      <w:r>
+        <w:t>권한은 새로 만들지 않고 v0.6 의 버킷 정책(버킷 전체, 경로 제한 없음)을 그대로 씁니다. 버킷이 받는 형식·크기만 넓힙니다(</w:t>
+      </w:r>
+      <w:r>
+        <w:rPr>
+          <w:rFonts w:ascii="Consolas" w:hAnsi="Consolas"/>
+        </w:rPr>
+        <w:t>supabase/2026-09-30_data0901_originals.sql</w:t>
+      </w:r>
+      <w:r>
+        <w:t>, 강사 실행).</w:t>
+      </w:r>
+    </w:p>
+    <w:p>
+      <w:pPr>
+        <w:pStyle w:val="ListBullet"/>
+      </w:pPr>
+      <w:r>
+        <w:rPr>
+          <w:b/>
+        </w:rPr>
+        <w:t>리포에는 여전히 수강생 파일이 들어가지 않습니다.</w:t>
+      </w:r>
+      <w:r>
+        <w:t xml:space="preserve"> (매뉴얼·원본은 비공개 저장소에만)</w:t>
+      </w:r>
+    </w:p>
+    <w:p>
+      <w:r>
+        <w:rPr>
+          <w:b/>
+        </w:rPr>
+        <w:t>관리자 지정</w:t>
+      </w:r>
+      <w:r>
+        <w:t xml:space="preserve"> — </w:t>
+      </w:r>
+      <w:r>
+        <w:rPr>
+          <w:rFonts w:ascii="Consolas" w:hAnsi="Consolas"/>
+        </w:rPr>
+        <w:t>noja2178@gmail.com</w:t>
+      </w:r>
+      <w:r>
+        <w:t xml:space="preserve"> 으로 구글 로그인 → 「내 정보」 저장(승인 대기) → 강사가 「회원 관리」에서 승인·권한 ADMIN·관리 지역 지정. SQL 로 할 때는 </w:t>
+      </w:r>
+      <w:r>
+        <w:rPr>
+          <w:rFonts w:ascii="Consolas" w:hAnsi="Consolas"/>
+        </w:rPr>
+        <w:t>supabase/2026-09-30_data0901_student_admin.sql</w:t>
+      </w:r>
+      <w:r>
+        <w:t xml:space="preserve">(이 사이트 회원 표 </w:t>
+      </w:r>
+      <w:r>
+        <w:rPr>
+          <w:rFonts w:ascii="Consolas" w:hAnsi="Consolas"/>
+        </w:rPr>
+        <w:t>data0901_profiles</w:t>
+      </w:r>
+      <w:r>
+        <w:t xml:space="preserve"> 한 행만 바꿈).</w:t>
+      </w:r>
+    </w:p>
+    <w:p>
+      <w:r>
+        <w:rPr>
+          <w:b/>
+        </w:rPr>
+        <w:t>확인 요청(11-3~11-6 에 더함)</w:t>
+      </w:r>
+    </w:p>
+    <w:p>
+      <w:pPr>
+        <w:pStyle w:val="ListNumber"/>
+      </w:pPr>
+      <w:r>
+        <w:rPr>
+          <w:b/>
+        </w:rPr>
+        <w:t>제공 자료 공개 범위</w:t>
+      </w:r>
+      <w:r>
+        <w:t>: 원본(기획안·DB·화면구성·매뉴얼 PDF)을 승인 회원 전원이 내려받게 둘지, 관리자만 보게 좁힐지(지금은 승인 회원 전원 — 매뉴얼 색인과 같은 범위).</w:t>
       </w:r>
     </w:p>
     <w:sectPr>

--- a/docs/01_프로젝트_기획서.docx
+++ b/docs/01_프로젝트_기획서.docx
@@ -173,7 +173,7 @@
           <w:p>
             <w:r/>
             <w:r>
-              <w:t>2026-09-28 (v0.3·v0.4·v0.5 개정 2026-09-29, v0.6·v0.7 개정 2026-09-30)</w:t>
+              <w:t>2026-09-28 (v0.3·v0.4·v0.5 개정 2026-09-29, v0.6·v0.7·v0.8 개정 2026-09-30)</w:t>
             </w:r>
           </w:p>
         </w:tc>
@@ -197,7 +197,7 @@
           <w:p>
             <w:r/>
             <w:r>
-              <w:t>초안 v0.7 — 강사 결정 반영(수강생이 제공한 파일 전부를 로그인 뒤 비공개 저장소에서 관리: 매뉴얼 18종 색인 + 원본 27개 「제공 자료」), 관리자 계정 답변(noja2178@gmail.com) — 11-7 참조</w:t>
+              <w:t>초안 v0.8 — 수강생 지적(「접속 Log 는 본인 ID 것만 조회된다」) 해결: 기술지원 기록(등록·문의·회신·소스·PS 메일·접속 Log)을 서버 표에 저장, 관리자는 모든 회원의 기록을 봄 · 첫 화면(흐름·현황) 디자인 — 11-8 참조</w:t>
             </w:r>
           </w:p>
         </w:tc>
@@ -221,7 +221,7 @@
           <w:p>
             <w:r/>
             <w:r>
-              <w:t>초안 v0.6 — 강사 결정 반영(구글·카카오 로그인 후 기본 정보 입력·관리자 승인, 받은 매뉴얼 서버 등록, 한국어/English 전 화면, 도메인 hdx-ps.jobability.co.kr) — 11-6 참조 / 초안 v0.5 — 2026-09-29 저녁 수강생 추가 요청(매뉴얼 8종 추가: B-9·B-9U·BCS-9·BCS-9U, 대응표 31개 모델, 목차 규칙 보강) 반영 — 패들릿 「Manual 추가」 2건. 11-5 참조 / 초안 v0.4 — 2026-09-29 오후 수강생 추가 요청(매뉴얼 6종 추가·모델 대응표로 매뉴얼 자동 선택·목차 규칙 보강) 반영 — 패들릿 「Manual 추가」. 11-4 참조 / 초안 v0.3 — 2026-09-29 수강생 추가 요청(회원 승인·관리 지역 메일·완료 사진·매뉴얼 근거 검색) 반영 — 패들릿 「Manual PDF 파일」「답변」, 10장 1·6~11번 / 초안 v0.2 — 수강생 답변 반영 (2026-09-28 패들릿 댓글, 10장 3·4·5·6·7번) / 초안 v0.1 — 수강생 제출 자료 기반 (2026-09-28)</w:t>
+              <w:t>초안 v0.7 — 강사 결정 반영(수강생이 제공한 파일 전부를 로그인 뒤 비공개 저장소에서 관리: 매뉴얼 18종 색인 + 원본 27개 「제공 자료」), 관리자 계정 답변(noja2178@gmail.com) — 11-7 참조 / 초안 v0.6 — 강사 결정 반영(구글·카카오 로그인 후 기본 정보 입력·관리자 승인, 받은 매뉴얼 서버 등록, 한국어/English 전 화면, 도메인 hdx-ps.jobability.co.kr) — 11-6 참조 / 초안 v0.5 — 2026-09-29 저녁 수강생 추가 요청(매뉴얼 8종 추가: B-9·B-9U·BCS-9·BCS-9U, 대응표 31개 모델, 목차 규칙 보강) 반영 — 패들릿 「Manual 추가」 2건. 11-5 참조 / 초안 v0.4 — 2026-09-29 오후 수강생 추가 요청(매뉴얼 6종 추가·모델 대응표로 매뉴얼 자동 선택·목차 규칙 보강) 반영 — 패들릿 「Manual 추가」. 11-4 참조 / 초안 v0.3 — 2026-09-29 수강생 추가 요청(회원 승인·관리 지역 메일·완료 사진·매뉴얼 근거 검색) 반영 — 패들릿 「Manual PDF 파일」「답변」, 10장 1·6~11번 / 초안 v0.2 — 수강생 답변 반영 (2026-09-28 패들릿 댓글, 10장 3·4·5·6·7번) / 초안 v0.1 — 수강생 제출 자료 기반 (2026-09-28)</w:t>
             </w:r>
           </w:p>
         </w:tc>
@@ -6629,6 +6629,590 @@
       </w:r>
       <w:r>
         <w:t>: 원본(기획안·DB·화면구성·매뉴얼 PDF)을 승인 회원 전원이 내려받게 둘지, 관리자만 보게 좁힐지(지금은 승인 회원 전원 — 매뉴얼 색인과 같은 범위).</w:t>
+      </w:r>
+    </w:p>
+    <w:p>
+      <w:pPr>
+        <w:pStyle w:val="Heading2"/>
+      </w:pPr>
+      <w:r>
+        <w:t>11-8. 2026-09-30 수강생 지적 반영 — 기술지원 기록을 서버에 · 관리자는 모든 회원의 접속 Log 를 봄 (v0.8)</w:t>
+      </w:r>
+    </w:p>
+    <w:p>
+      <w:r>
+        <w:t>원문(수강생, 패들릿): 「접속 Log는 본인 ID 것만 조회가 되는듯합니다. 유저 ID로 등록한 것은 조회가 안되는 것이 확인 됩니다.」</w:t>
+      </w:r>
+    </w:p>
+    <w:p>
+      <w:r>
+        <w:t>원문(강사): 「1번 프로젝트도 디자인 과 사용기능 모두 사용가능하게 수정 보완해」</w:t>
+      </w:r>
+    </w:p>
+    <w:p>
+      <w:r>
+        <w:rPr>
+          <w:b/>
+        </w:rPr>
+        <w:t>원인</w:t>
+      </w:r>
+      <w:r>
+        <w:t xml:space="preserve"> — 화면이 거르고 있던 것이 아닙니다(관리자 접속 Log 화면에는 아이디 거르기가 없음). v0.6 에서 로그인은 서버로 옮겼지만 기술지원 기록(등록·문의·회신·메일·접속 Log)은 </w:t>
+      </w:r>
+      <w:r>
+        <w:rPr>
+          <w:b/>
+        </w:rPr>
+        <w:t>각자 브라우저(localStorage)</w:t>
+      </w:r>
+      <w:r>
+        <w:t xml:space="preserve"> 에 남아 있었습니다. 그래서 관리자 화면에는 관리자 자신의 브라우저에 쌓인 기록 = 관리자 본인의 로그인만 보였습니다. 등록·문의·회신도 같은 한계였습니다(정비사가 등록한 건을 PS 담당자가 볼 수 없음).</w:t>
+      </w:r>
+    </w:p>
+    <w:p>
+      <w:r>
+        <w:rPr>
+          <w:b/>
+        </w:rPr>
+        <w:t>바꾼 것 — 수강생 설계(schema.sql) 그대로, 이름에 `data0901_` 만 붙여 공용 서버에</w:t>
+      </w:r>
+    </w:p>
+    <w:tbl>
+      <w:tblPr>
+        <w:tblStyle w:val="TableGrid"/>
+        <w:tblW w:type="auto" w:w="0"/>
+        <w:tblLook w:firstColumn="1" w:firstRow="1" w:lastColumn="0" w:lastRow="0" w:noHBand="0" w:noVBand="1" w:val="04A0"/>
+      </w:tblPr>
+      <w:tblGrid>
+        <w:gridCol w:w="2160"/>
+        <w:gridCol w:w="2160"/>
+        <w:gridCol w:w="2160"/>
+        <w:gridCol w:w="2160"/>
+      </w:tblGrid>
+      <w:tr>
+        <w:tc>
+          <w:tcPr>
+            <w:tcW w:type="dxa" w:w="2160"/>
+          </w:tcPr>
+          <w:p>
+            <w:r>
+              <w:rPr>
+                <w:b/>
+              </w:rPr>
+            </w:r>
+            <w:r>
+              <w:rPr>
+                <w:b/>
+              </w:rPr>
+              <w:t>서버 표</w:t>
+            </w:r>
+          </w:p>
+        </w:tc>
+        <w:tc>
+          <w:tcPr>
+            <w:tcW w:type="dxa" w:w="2160"/>
+          </w:tcPr>
+          <w:p>
+            <w:r>
+              <w:rPr>
+                <w:b/>
+              </w:rPr>
+            </w:r>
+            <w:r>
+              <w:rPr>
+                <w:b/>
+              </w:rPr>
+              <w:t>도구 시트</w:t>
+            </w:r>
+          </w:p>
+        </w:tc>
+        <w:tc>
+          <w:tcPr>
+            <w:tcW w:type="dxa" w:w="2160"/>
+          </w:tcPr>
+          <w:p>
+            <w:r>
+              <w:rPr>
+                <w:b/>
+              </w:rPr>
+            </w:r>
+            <w:r>
+              <w:rPr>
+                <w:b/>
+              </w:rPr>
+              <w:t>누가 보나</w:t>
+            </w:r>
+          </w:p>
+        </w:tc>
+        <w:tc>
+          <w:tcPr>
+            <w:tcW w:type="dxa" w:w="2160"/>
+          </w:tcPr>
+          <w:p>
+            <w:r>
+              <w:rPr>
+                <w:b/>
+              </w:rPr>
+            </w:r>
+            <w:r>
+              <w:rPr>
+                <w:b/>
+              </w:rPr>
+              <w:t>누가 쓰나</w:t>
+            </w:r>
+          </w:p>
+        </w:tc>
+      </w:tr>
+      <w:tr>
+        <w:tc>
+          <w:tcPr>
+            <w:tcW w:type="dxa" w:w="2160"/>
+          </w:tcPr>
+          <w:p>
+            <w:r/>
+            <w:r>
+              <w:rPr>
+                <w:rFonts w:ascii="Consolas" w:hAnsi="Consolas"/>
+              </w:rPr>
+              <w:t>data0901_requests</w:t>
+            </w:r>
+          </w:p>
+        </w:tc>
+        <w:tc>
+          <w:tcPr>
+            <w:tcW w:type="dxa" w:w="2160"/>
+          </w:tcPr>
+          <w:p>
+            <w:r/>
+            <w:r>
+              <w:t>등록</w:t>
+            </w:r>
+          </w:p>
+        </w:tc>
+        <w:tc>
+          <w:tcPr>
+            <w:tcW w:type="dxa" w:w="2160"/>
+          </w:tcPr>
+          <w:p>
+            <w:r/>
+            <w:r>
+              <w:t>본인 건 / 관리자 전부</w:t>
+            </w:r>
+          </w:p>
+        </w:tc>
+        <w:tc>
+          <w:tcPr>
+            <w:tcW w:type="dxa" w:w="2160"/>
+          </w:tcPr>
+          <w:p>
+            <w:r/>
+            <w:r>
+              <w:t>승인 정비사 등록·후속 요청·조치 결과(종료), 관리자</w:t>
+            </w:r>
+          </w:p>
+        </w:tc>
+      </w:tr>
+      <w:tr>
+        <w:tc>
+          <w:tcPr>
+            <w:tcW w:type="dxa" w:w="2160"/>
+          </w:tcPr>
+          <w:p>
+            <w:r/>
+            <w:r>
+              <w:rPr>
+                <w:rFonts w:ascii="Consolas" w:hAnsi="Consolas"/>
+              </w:rPr>
+              <w:t>data0901_inquiries</w:t>
+            </w:r>
+          </w:p>
+        </w:tc>
+        <w:tc>
+          <w:tcPr>
+            <w:tcW w:type="dxa" w:w="2160"/>
+          </w:tcPr>
+          <w:p>
+            <w:r/>
+            <w:r>
+              <w:t>문의</w:t>
+            </w:r>
+          </w:p>
+        </w:tc>
+        <w:tc>
+          <w:tcPr>
+            <w:tcW w:type="dxa" w:w="2160"/>
+          </w:tcPr>
+          <w:p>
+            <w:r/>
+            <w:r>
+              <w:t>본인 건의 문의 / 관리자</w:t>
+            </w:r>
+          </w:p>
+        </w:tc>
+        <w:tc>
+          <w:tcPr>
+            <w:tcW w:type="dxa" w:w="2160"/>
+          </w:tcPr>
+          <w:p>
+            <w:r/>
+            <w:r>
+              <w:t>본인 건에 후속 요청, 관리자</w:t>
+            </w:r>
+          </w:p>
+        </w:tc>
+      </w:tr>
+      <w:tr>
+        <w:tc>
+          <w:tcPr>
+            <w:tcW w:type="dxa" w:w="2160"/>
+          </w:tcPr>
+          <w:p>
+            <w:r/>
+            <w:r>
+              <w:rPr>
+                <w:rFonts w:ascii="Consolas" w:hAnsi="Consolas"/>
+              </w:rPr>
+              <w:t>data0901_replies</w:t>
+            </w:r>
+          </w:p>
+        </w:tc>
+        <w:tc>
+          <w:tcPr>
+            <w:tcW w:type="dxa" w:w="2160"/>
+          </w:tcPr>
+          <w:p>
+            <w:r/>
+            <w:r>
+              <w:t>회신</w:t>
+            </w:r>
+          </w:p>
+        </w:tc>
+        <w:tc>
+          <w:tcPr>
+            <w:tcW w:type="dxa" w:w="2160"/>
+          </w:tcPr>
+          <w:p>
+            <w:r/>
+            <w:r>
+              <w:t>본인 건의 회신 / 관리자</w:t>
+            </w:r>
+          </w:p>
+        </w:tc>
+        <w:tc>
+          <w:tcPr>
+            <w:tcW w:type="dxa" w:w="2160"/>
+          </w:tcPr>
+          <w:p>
+            <w:r/>
+            <w:r>
+              <w:t>관리자(PS 담당자)</w:t>
+            </w:r>
+          </w:p>
+        </w:tc>
+      </w:tr>
+      <w:tr>
+        <w:tc>
+          <w:tcPr>
+            <w:tcW w:type="dxa" w:w="2160"/>
+          </w:tcPr>
+          <w:p>
+            <w:r/>
+            <w:r>
+              <w:rPr>
+                <w:rFonts w:ascii="Consolas" w:hAnsi="Consolas"/>
+              </w:rPr>
+              <w:t>data0901_sources</w:t>
+            </w:r>
+          </w:p>
+        </w:tc>
+        <w:tc>
+          <w:tcPr>
+            <w:tcW w:type="dxa" w:w="2160"/>
+          </w:tcPr>
+          <w:p>
+            <w:r/>
+            <w:r>
+              <w:t>소스등록</w:t>
+            </w:r>
+          </w:p>
+        </w:tc>
+        <w:tc>
+          <w:tcPr>
+            <w:tcW w:type="dxa" w:w="2160"/>
+          </w:tcPr>
+          <w:p>
+            <w:r/>
+            <w:r>
+              <w:t>승인 회원</w:t>
+            </w:r>
+          </w:p>
+        </w:tc>
+        <w:tc>
+          <w:tcPr>
+            <w:tcW w:type="dxa" w:w="2160"/>
+          </w:tcPr>
+          <w:p>
+            <w:r/>
+            <w:r>
+              <w:t>관리자</w:t>
+            </w:r>
+          </w:p>
+        </w:tc>
+      </w:tr>
+      <w:tr>
+        <w:tc>
+          <w:tcPr>
+            <w:tcW w:type="dxa" w:w="2160"/>
+          </w:tcPr>
+          <w:p>
+            <w:r/>
+            <w:r>
+              <w:rPr>
+                <w:rFonts w:ascii="Consolas" w:hAnsi="Consolas"/>
+              </w:rPr>
+              <w:t>data0901_mails</w:t>
+            </w:r>
+          </w:p>
+        </w:tc>
+        <w:tc>
+          <w:tcPr>
+            <w:tcW w:type="dxa" w:w="2160"/>
+          </w:tcPr>
+          <w:p>
+            <w:r/>
+            <w:r>
+              <w:t>메일</w:t>
+            </w:r>
+          </w:p>
+        </w:tc>
+        <w:tc>
+          <w:tcPr>
+            <w:tcW w:type="dxa" w:w="2160"/>
+          </w:tcPr>
+          <w:p>
+            <w:r/>
+            <w:r>
+              <w:t>관리자</w:t>
+            </w:r>
+          </w:p>
+        </w:tc>
+        <w:tc>
+          <w:tcPr>
+            <w:tcW w:type="dxa" w:w="2160"/>
+          </w:tcPr>
+          <w:p>
+            <w:r/>
+            <w:r>
+              <w:t>정비사는 자기 건의 중복 검토 메일만 넣음(받는 사람은 서버가 관리 지역으로 정함), 관리자 보냄 표시</w:t>
+            </w:r>
+          </w:p>
+        </w:tc>
+      </w:tr>
+      <w:tr>
+        <w:tc>
+          <w:tcPr>
+            <w:tcW w:type="dxa" w:w="2160"/>
+          </w:tcPr>
+          <w:p>
+            <w:r/>
+            <w:r>
+              <w:rPr>
+                <w:rFonts w:ascii="Consolas" w:hAnsi="Consolas"/>
+              </w:rPr>
+              <w:t>data0901_access_log</w:t>
+            </w:r>
+          </w:p>
+        </w:tc>
+        <w:tc>
+          <w:tcPr>
+            <w:tcW w:type="dxa" w:w="2160"/>
+          </w:tcPr>
+          <w:p>
+            <w:r/>
+            <w:r>
+              <w:t>Log Data</w:t>
+            </w:r>
+          </w:p>
+        </w:tc>
+        <w:tc>
+          <w:tcPr>
+            <w:tcW w:type="dxa" w:w="2160"/>
+          </w:tcPr>
+          <w:p>
+            <w:r/>
+            <w:r>
+              <w:t xml:space="preserve">본인 기록 / </w:t>
+            </w:r>
+            <w:r>
+              <w:rPr>
+                <w:b/>
+              </w:rPr>
+              <w:t>관리자 전부</w:t>
+            </w:r>
+          </w:p>
+        </w:tc>
+        <w:tc>
+          <w:tcPr>
+            <w:tcW w:type="dxa" w:w="2160"/>
+          </w:tcPr>
+          <w:p>
+            <w:r/>
+            <w:r>
+              <w:t xml:space="preserve">로그인 때 서버가 시각을 적고, 로그아웃 시각은 한 번만. </w:t>
+            </w:r>
+            <w:r>
+              <w:rPr>
+                <w:b/>
+              </w:rPr>
+              <w:t>수정·삭제 불가</w:t>
+            </w:r>
+            <w:r>
+              <w:t>(감사 기록)</w:t>
+            </w:r>
+          </w:p>
+        </w:tc>
+      </w:tr>
+    </w:tbl>
+    <w:p>
+      <w:pPr>
+        <w:pStyle w:val="ListBullet"/>
+      </w:pPr>
+      <w:r>
+        <w:t>등록번호는 그날 마지막 번호를 서버에서 받아 매깁니다(정비사는 남의 건이 안 보여도 번호가 겹치지 않음). 중복 등록 검토도 서버가 모든 건에서 찾습니다(남의 건은 번호·상태·등록일만).</w:t>
+      </w:r>
+    </w:p>
+    <w:p>
+      <w:pPr>
+        <w:pStyle w:val="ListBullet"/>
+      </w:pPr>
+      <w:r>
+        <w:t>정비사가 무엇을 적든 계정·아이디·첫 상태(접수)는 서버가 정합니다. 정비사는 회신 상태로 바꾸지 못하고, 종료된 건은 고치지 못합니다.</w:t>
+      </w:r>
+    </w:p>
+    <w:p>
+      <w:pPr>
+        <w:pStyle w:val="ListBullet"/>
+      </w:pPr>
+      <w:r>
+        <w:rPr>
+          <w:b/>
+        </w:rPr>
+        <w:t>SQL 실행 전에도 화면은 깨지지 않습니다.</w:t>
+      </w:r>
+      <w:r>
+        <w:t xml:space="preserve"> 서버 표가 없으면 「서버 기록 준비 전」 띠를 띄우고 예전처럼 이 브라우저에 저장합니다.</w:t>
+      </w:r>
+    </w:p>
+    <w:p>
+      <w:pPr>
+        <w:pStyle w:val="ListBullet"/>
+      </w:pPr>
+      <w:r>
+        <w:rPr>
+          <w:b/>
+        </w:rPr>
+        <w:t>브라우저 기록 서버로 올리기</w:t>
+      </w:r>
+      <w:r>
+        <w:t>(관리자, 「데이터」): 서버 저장 전에 브라우저에 쌓인 등록·문의·회신·소스·메일을 한 번 옮깁니다. 서버에 이미 있는 등록번호·모델은 건너뛰고, 예시 데이터와 접속 Log 는 옮기지 않습니다.</w:t>
+      </w:r>
+    </w:p>
+    <w:p>
+      <w:pPr>
+        <w:pStyle w:val="ListBullet"/>
+      </w:pPr>
+      <w:r>
+        <w:t>예시 데이터 시연(로그인 없음)은 그대로 이 브라우저에서만 동작합니다.</w:t>
+      </w:r>
+    </w:p>
+    <w:p>
+      <w:pPr>
+        <w:pStyle w:val="ListBullet"/>
+      </w:pPr>
+      <w:r>
+        <w:t>사진·영상 파일은 이번에도 올리지 않고 규칙에 맞춘 파일명만 기록합니다(1단계 범위 그대로 — 파일 저장은 확인 요청 16번).</w:t>
+      </w:r>
+    </w:p>
+    <w:p>
+      <w:r>
+        <w:rPr>
+          <w:b/>
+        </w:rPr>
+        <w:t>첫 화면(디자인)</w:t>
+      </w:r>
+      <w:r>
+        <w:t xml:space="preserve"> — 로그인 화면과 새 메뉴 「첫 화면」에 도구의 실제 흐름(등록 → 문의 → AI 매뉴얼 근거 답변 → 회신 → 완료)과 지게차·매뉴얼 그림(도형으로만 그림, 회사 로고를 흉내 내지 않고 </w:t>
+      </w:r>
+      <w:r>
+        <w:rPr>
+          <w:rFonts w:ascii="Consolas" w:hAnsi="Consolas"/>
+        </w:rPr>
+        <w:t>HX</w:t>
+      </w:r>
+      <w:r>
+        <w:t xml:space="preserve"> 글자 표식만)을 두었습니다. 로그인하면 기록에서 센 현황(전체·회신 대기·조치 대기·종료·이번 달·PS 메일 대기·등록 모델, 정비사는 내 건만)과 최근 요청 5건이 보입니다. 글자 대비는 모두 4.5:1 이상(계산으로 확인), 360·768·1280px 에서 가로 넘침 없음, 한국어/English.</w:t>
+      </w:r>
+    </w:p>
+    <w:p>
+      <w:r>
+        <w:rPr>
+          <w:b/>
+        </w:rPr>
+        <w:t>실행</w:t>
+      </w:r>
+      <w:r>
+        <w:t xml:space="preserve"> — 강사가 공용 Supabase SQL Editor 에서 </w:t>
+      </w:r>
+      <w:r>
+        <w:rPr>
+          <w:rFonts w:ascii="Consolas" w:hAnsi="Consolas"/>
+        </w:rPr>
+        <w:t>supabase/2026-09-30_data0901_records.sql</w:t>
+      </w:r>
+      <w:r>
+        <w:t xml:space="preserve"> </w:t>
+      </w:r>
+      <w:r>
+        <w:rPr>
+          <w:b/>
+        </w:rPr>
+        <w:t>한 파일만</w:t>
+      </w:r>
+      <w:r>
+        <w:t xml:space="preserve"> 실행하면 서버 저장이 켜집니다(재실행 안전, </w:t>
+      </w:r>
+      <w:r>
+        <w:rPr>
+          <w:rFonts w:ascii="Consolas" w:hAnsi="Consolas"/>
+        </w:rPr>
+        <w:t>data0901_</w:t>
+      </w:r>
+      <w:r>
+        <w:t xml:space="preserve"> 개체만 만듦).</w:t>
+      </w:r>
+    </w:p>
+    <w:p>
+      <w:r>
+        <w:rPr>
+          <w:b/>
+        </w:rPr>
+        <w:t>확인 요청(11-3~11-7 에 더함)</w:t>
+      </w:r>
+    </w:p>
+    <w:p>
+      <w:pPr>
+        <w:pStyle w:val="ListNumber"/>
+      </w:pPr>
+      <w:r>
+        <w:t>사진·영상 첨부를 실제 파일로 보관할지(지금은 파일명만). 보관한다면 정비사 본인과 관리자만 보게 할지.</w:t>
+      </w:r>
+    </w:p>
+    <w:p>
+      <w:pPr>
+        <w:pStyle w:val="ListNumber"/>
+      </w:pPr>
+      <w:r>
+        <w:t>접속 Log 를 정비사 본인에게도 보여 줄지(지금은 관리자 화면만 — 서버는 본인 기록 읽기를 허용해 둠).</w:t>
       </w:r>
     </w:p>
     <w:sectPr>
